--- a/docs/РП ИИ/Б1.В.ДВ.03.01 РП ПланиОбЭк 01.03.04 КИДизендорф.docx
+++ b/docs/РП ИИ/Б1.В.ДВ.03.01 РП ПланиОбЭк 01.03.04 КИДизендорф.docx
@@ -210,7 +210,7 @@
     </w:p>
     <w:p>
       <w:pPr>
-        <w:spacing w:before="0" w:after="1440" w:line="240" w:lineRule="auto"/>
+        <w:spacing w:before="0" w:after="2880" w:line="240" w:lineRule="auto"/>
         <w:jc w:val="center"/>
       </w:pPr>
       <w:r>
@@ -250,6 +250,7 @@
     <w:p>
       <w:pPr>
         <w:spacing w:before="0" w:after="360" w:line="240" w:lineRule="auto"/>
+        <w:jc w:val="both"/>
       </w:pPr>
       <w:r>
         <w:rPr>
@@ -266,6 +267,7 @@
     <w:p>
       <w:pPr>
         <w:spacing w:before="0" w:after="240" w:line="240" w:lineRule="auto"/>
+        <w:jc w:val="both"/>
       </w:pPr>
       <w:r>
         <w:rPr>
@@ -282,11 +284,13 @@
     <w:p>
       <w:pPr>
         <w:spacing w:before="0" w:after="240" w:line="240" w:lineRule="auto"/>
+        <w:jc w:val="both"/>
       </w:pPr>
     </w:p>
     <w:p>
       <w:pPr>
         <w:spacing w:before="0" w:after="120" w:line="240" w:lineRule="auto"/>
+        <w:jc w:val="both"/>
       </w:pPr>
       <w:r>
         <w:rPr>
@@ -303,6 +307,7 @@
     <w:p>
       <w:pPr>
         <w:spacing w:before="0" w:after="480" w:line="240" w:lineRule="auto"/>
+        <w:jc w:val="both"/>
       </w:pPr>
       <w:r>
         <w:rPr>
@@ -319,6 +324,7 @@
     <w:p>
       <w:pPr>
         <w:spacing w:before="0" w:after="480" w:line="240" w:lineRule="auto"/>
+        <w:jc w:val="both"/>
       </w:pPr>
       <w:r>
         <w:rPr>
@@ -335,6 +341,7 @@
     <w:p>
       <w:pPr>
         <w:spacing w:before="0" w:after="240" w:line="240" w:lineRule="auto"/>
+        <w:jc w:val="both"/>
       </w:pPr>
       <w:r>
         <w:rPr>
@@ -351,6 +358,7 @@
     <w:p>
       <w:pPr>
         <w:spacing w:before="0" w:after="360" w:line="240" w:lineRule="auto"/>
+        <w:jc w:val="both"/>
       </w:pPr>
       <w:r>
         <w:rPr>
@@ -367,6 +375,7 @@
     <w:p>
       <w:pPr>
         <w:spacing w:before="0" w:after="480" w:line="240" w:lineRule="auto"/>
+        <w:jc w:val="both"/>
       </w:pPr>
       <w:r>
         <w:rPr>
@@ -379,12 +388,14 @@
         </w:rPr>
         <w:t>Протокол заседания учебно-методической комиссии по УГСН</w:t>
         <w:br/>
+        <w:br/>
         <w:t>01.00.00 «Математика и механика» от «____» _______________ 2026 г. №_______</w:t>
       </w:r>
     </w:p>
     <w:p>
       <w:pPr>
         <w:spacing w:before="0" w:after="480" w:line="240" w:lineRule="auto"/>
+        <w:jc w:val="both"/>
       </w:pPr>
       <w:r>
         <w:rPr>
@@ -397,12 +408,14 @@
         </w:rPr>
         <w:t>Председатель учебно-методической комиссии по УГСН</w:t>
         <w:br/>
-        <w:t>01.00.00 «Математика и механика» _______________________ В.Г. Суфиянов</w:t>
+        <w:br/>
+        <w:t>01.00.00 «Математика и механика» _________________ В.Г. Суфиянов</w:t>
       </w:r>
     </w:p>
     <w:p>
       <w:pPr>
         <w:spacing w:before="0" w:after="120" w:line="240" w:lineRule="auto"/>
+        <w:jc w:val="both"/>
       </w:pPr>
       <w:r>
         <w:rPr>
@@ -413,7 +426,7 @@
           <w:sz w:val="28"/>
           <w:rFonts w:ascii="Times New Roman" w:hAnsi="Times New Roman" w:cs="Times New Roman" w:eastAsia="Times New Roman"/>
         </w:rPr>
-        <w:t>Руководитель образовательной программы _______________________ С.А. Королев</w:t>
+        <w:t>Руководитель образовательной программы _________________ С.А. Королев</w:t>
       </w:r>
     </w:p>
     <w:p>
@@ -467,7 +480,7 @@
           <w:p>
             <w:pPr>
               <w:spacing w:before="0" w:after="0" w:line="240" w:lineRule="auto"/>
-              <w:jc w:val="left"/>
+              <w:jc w:val="both"/>
             </w:pPr>
             <w:r/>
             <w:r>
@@ -497,7 +510,7 @@
           <w:p>
             <w:pPr>
               <w:spacing w:before="0" w:after="0" w:line="240" w:lineRule="auto"/>
-              <w:jc w:val="left"/>
+              <w:jc w:val="both"/>
             </w:pPr>
             <w:r/>
             <w:r>
@@ -532,7 +545,7 @@
           <w:p>
             <w:pPr>
               <w:spacing w:before="0" w:after="0" w:line="240" w:lineRule="auto"/>
-              <w:jc w:val="left"/>
+              <w:jc w:val="both"/>
             </w:pPr>
             <w:r/>
             <w:r>
@@ -562,7 +575,7 @@
           <w:p>
             <w:pPr>
               <w:spacing w:before="0" w:after="0" w:line="240" w:lineRule="auto"/>
-              <w:jc w:val="left"/>
+              <w:jc w:val="both"/>
             </w:pPr>
             <w:r/>
             <w:r>
@@ -597,7 +610,7 @@
           <w:p>
             <w:pPr>
               <w:spacing w:before="0" w:after="0" w:line="240" w:lineRule="auto"/>
-              <w:jc w:val="left"/>
+              <w:jc w:val="both"/>
             </w:pPr>
             <w:r/>
             <w:r>
@@ -627,7 +640,7 @@
           <w:p>
             <w:pPr>
               <w:spacing w:before="0" w:after="0" w:line="240" w:lineRule="auto"/>
-              <w:jc w:val="left"/>
+              <w:jc w:val="both"/>
             </w:pPr>
             <w:r/>
             <w:r>
@@ -662,7 +675,7 @@
           <w:p>
             <w:pPr>
               <w:spacing w:before="0" w:after="0" w:line="240" w:lineRule="auto"/>
-              <w:jc w:val="left"/>
+              <w:jc w:val="both"/>
             </w:pPr>
             <w:r/>
             <w:r>
@@ -692,7 +705,7 @@
           <w:p>
             <w:pPr>
               <w:spacing w:before="0" w:after="0" w:line="240" w:lineRule="auto"/>
-              <w:jc w:val="left"/>
+              <w:jc w:val="both"/>
             </w:pPr>
             <w:r/>
             <w:r>
@@ -727,7 +740,7 @@
           <w:p>
             <w:pPr>
               <w:spacing w:before="0" w:after="0" w:line="240" w:lineRule="auto"/>
-              <w:jc w:val="left"/>
+              <w:jc w:val="both"/>
             </w:pPr>
             <w:r/>
             <w:r>
@@ -757,7 +770,7 @@
           <w:p>
             <w:pPr>
               <w:spacing w:before="0" w:after="0" w:line="240" w:lineRule="auto"/>
-              <w:jc w:val="left"/>
+              <w:jc w:val="both"/>
             </w:pPr>
             <w:r/>
             <w:r>
@@ -769,7 +782,7 @@
                 <w:sz w:val="22"/>
                 <w:rFonts w:ascii="Times New Roman" w:hAnsi="Times New Roman" w:cs="Times New Roman" w:eastAsia="Times New Roman"/>
               </w:rPr>
-              <w:t>3 з.е. / 106 часов</w:t>
+              <w:t>3 з.е. / 108 часов</w:t>
             </w:r>
           </w:p>
         </w:tc>
@@ -792,7 +805,7 @@
           <w:p>
             <w:pPr>
               <w:spacing w:before="0" w:after="0" w:line="240" w:lineRule="auto"/>
-              <w:jc w:val="left"/>
+              <w:jc w:val="both"/>
             </w:pPr>
             <w:r/>
             <w:r>
@@ -822,7 +835,7 @@
           <w:p>
             <w:pPr>
               <w:spacing w:before="0" w:after="0" w:line="240" w:lineRule="auto"/>
-              <w:jc w:val="left"/>
+              <w:jc w:val="both"/>
             </w:pPr>
             <w:r/>
             <w:r>
@@ -857,7 +870,7 @@
           <w:p>
             <w:pPr>
               <w:spacing w:before="0" w:after="0" w:line="240" w:lineRule="auto"/>
-              <w:jc w:val="left"/>
+              <w:jc w:val="both"/>
             </w:pPr>
             <w:r/>
             <w:r>
@@ -887,7 +900,7 @@
           <w:p>
             <w:pPr>
               <w:spacing w:before="0" w:after="0" w:line="240" w:lineRule="auto"/>
-              <w:jc w:val="left"/>
+              <w:jc w:val="both"/>
             </w:pPr>
             <w:r/>
             <w:r>
@@ -924,7 +937,7 @@
           <w:p>
             <w:pPr>
               <w:spacing w:before="0" w:after="0" w:line="240" w:lineRule="auto"/>
-              <w:jc w:val="left"/>
+              <w:jc w:val="both"/>
             </w:pPr>
             <w:r/>
             <w:r>
@@ -954,7 +967,7 @@
           <w:p>
             <w:pPr>
               <w:spacing w:before="0" w:after="0" w:line="240" w:lineRule="auto"/>
-              <w:jc w:val="left"/>
+              <w:jc w:val="both"/>
             </w:pPr>
             <w:r/>
             <w:r>
@@ -991,7 +1004,7 @@
           <w:p>
             <w:pPr>
               <w:spacing w:before="0" w:after="0" w:line="240" w:lineRule="auto"/>
-              <w:jc w:val="left"/>
+              <w:jc w:val="both"/>
             </w:pPr>
             <w:r/>
             <w:r>
@@ -1021,7 +1034,7 @@
           <w:p>
             <w:pPr>
               <w:spacing w:before="0" w:after="0" w:line="240" w:lineRule="auto"/>
-              <w:jc w:val="left"/>
+              <w:jc w:val="both"/>
             </w:pPr>
             <w:r/>
             <w:r>
@@ -1047,6 +1060,7 @@
     <w:p>
       <w:pPr>
         <w:spacing w:before="0" w:after="240" w:line="240" w:lineRule="auto"/>
+        <w:jc w:val="both"/>
       </w:pPr>
       <w:r>
         <w:rPr>
@@ -1063,6 +1077,7 @@
     <w:p>
       <w:pPr>
         <w:spacing w:before="0" w:after="120" w:line="240" w:lineRule="auto"/>
+        <w:jc w:val="both"/>
       </w:pPr>
       <w:r>
         <w:rPr>
@@ -1079,6 +1094,7 @@
     <w:p>
       <w:pPr>
         <w:spacing w:before="0" w:after="120" w:line="240" w:lineRule="auto"/>
+        <w:jc w:val="both"/>
       </w:pPr>
       <w:r>
         <w:rPr>
@@ -1095,6 +1111,7 @@
     <w:p>
       <w:pPr>
         <w:spacing w:before="0" w:after="120" w:line="240" w:lineRule="auto"/>
+        <w:jc w:val="both"/>
       </w:pPr>
       <w:r>
         <w:rPr>
@@ -1111,6 +1128,7 @@
     <w:p>
       <w:pPr>
         <w:spacing w:before="0" w:after="120" w:line="240" w:lineRule="auto"/>
+        <w:jc w:val="both"/>
       </w:pPr>
       <w:r>
         <w:rPr>
@@ -1127,6 +1145,7 @@
     <w:p>
       <w:pPr>
         <w:spacing w:before="0" w:after="120" w:line="240" w:lineRule="auto"/>
+        <w:jc w:val="both"/>
       </w:pPr>
       <w:r>
         <w:rPr>
@@ -1143,6 +1162,7 @@
     <w:p>
       <w:pPr>
         <w:spacing w:before="0" w:after="240" w:line="240" w:lineRule="auto"/>
+        <w:jc w:val="both"/>
       </w:pPr>
       <w:r>
         <w:rPr>
@@ -1159,6 +1179,7 @@
     <w:p>
       <w:pPr>
         <w:spacing w:before="0" w:after="120" w:line="240" w:lineRule="auto"/>
+        <w:jc w:val="both"/>
       </w:pPr>
       <w:r>
         <w:rPr>
@@ -1174,7 +1195,8 @@
     </w:p>
     <w:p>
       <w:pPr>
-        <w:spacing w:before="0" w:after="120" w:line="240" w:lineRule="auto"/>
+        <w:spacing w:before="240" w:after="120" w:line="240" w:lineRule="auto"/>
+        <w:jc w:val="both"/>
       </w:pPr>
       <w:r>
         <w:rPr>
@@ -1188,57 +1210,281 @@
         <w:t>Знания, приобретаемые в ходе освоения дисциплины:</w:t>
       </w:r>
     </w:p>
+    <w:tbl>
+      <w:tblPr>
+        <w:tblStyle w:val="TableGrid"/>
+        <w:tblW w:type="auto" w:w="0"/>
+        <w:jc w:val="center"/>
+        <w:tblLook w:firstColumn="1" w:firstRow="1" w:lastColumn="0" w:lastRow="0" w:noHBand="0" w:noVBand="1" w:val="04A0"/>
+      </w:tblPr>
+      <w:tblGrid>
+        <w:gridCol w:w="4844"/>
+        <w:gridCol w:w="4844"/>
+      </w:tblGrid>
+      <w:tr>
+        <w:tc>
+          <w:tcPr>
+            <w:tcW w:type="dxa" w:w="850"/>
+            <w:vAlign w:val="center"/>
+            <w:tcMar>
+              <w:top w:w="100" w:type="dxa"/>
+              <w:bottom w:w="100" w:type="dxa"/>
+              <w:left w:w="120" w:type="dxa"/>
+              <w:right w:w="120" w:type="dxa"/>
+            </w:tcMar>
+            <w:shd w:val="clear" w:color="auto" w:fill="F2F2F2"/>
+          </w:tcPr>
+          <w:p>
+            <w:pPr>
+              <w:spacing w:before="0" w:after="0" w:line="240" w:lineRule="auto"/>
+              <w:jc w:val="center"/>
+            </w:pPr>
+            <w:r/>
+            <w:r>
+              <w:rPr>
+                <w:rFonts w:ascii="Times New Roman" w:hAnsi="Times New Roman"/>
+                <w:b/>
+                <w:i w:val="0"/>
+                <w:color w:val="000000"/>
+                <w:sz w:val="24"/>
+                <w:rFonts w:ascii="Times New Roman" w:hAnsi="Times New Roman" w:cs="Times New Roman" w:eastAsia="Times New Roman"/>
+              </w:rPr>
+              <w:t>№ п/п</w:t>
+            </w:r>
+          </w:p>
+        </w:tc>
+        <w:tc>
+          <w:tcPr>
+            <w:tcW w:type="dxa" w:w="8220"/>
+            <w:vAlign w:val="center"/>
+            <w:tcMar>
+              <w:top w:w="100" w:type="dxa"/>
+              <w:bottom w:w="100" w:type="dxa"/>
+              <w:left w:w="120" w:type="dxa"/>
+              <w:right w:w="120" w:type="dxa"/>
+            </w:tcMar>
+            <w:shd w:val="clear" w:color="auto" w:fill="F2F2F2"/>
+          </w:tcPr>
+          <w:p>
+            <w:pPr>
+              <w:spacing w:before="0" w:after="0" w:line="240" w:lineRule="auto"/>
+              <w:jc w:val="center"/>
+            </w:pPr>
+            <w:r/>
+            <w:r>
+              <w:rPr>
+                <w:rFonts w:ascii="Times New Roman" w:hAnsi="Times New Roman"/>
+                <w:b/>
+                <w:i w:val="0"/>
+                <w:color w:val="000000"/>
+                <w:sz w:val="24"/>
+                <w:rFonts w:ascii="Times New Roman" w:hAnsi="Times New Roman" w:cs="Times New Roman" w:eastAsia="Times New Roman"/>
+              </w:rPr>
+              <w:t>Знания</w:t>
+            </w:r>
+          </w:p>
+        </w:tc>
+      </w:tr>
+      <w:tr>
+        <w:trPr>
+          <w:cantSplit/>
+        </w:trPr>
+        <w:tc>
+          <w:tcPr>
+            <w:tcW w:type="dxa" w:w="850"/>
+            <w:vAlign w:val="center"/>
+            <w:tcMar>
+              <w:top w:w="100" w:type="dxa"/>
+              <w:bottom w:w="100" w:type="dxa"/>
+              <w:left w:w="120" w:type="dxa"/>
+              <w:right w:w="120" w:type="dxa"/>
+            </w:tcMar>
+          </w:tcPr>
+          <w:p>
+            <w:pPr>
+              <w:spacing w:before="0" w:after="0" w:line="240" w:lineRule="auto"/>
+              <w:jc w:val="center"/>
+            </w:pPr>
+            <w:r/>
+            <w:r>
+              <w:rPr>
+                <w:rFonts w:ascii="Times New Roman" w:hAnsi="Times New Roman"/>
+                <w:b w:val="0"/>
+                <w:i w:val="0"/>
+                <w:color w:val="000000"/>
+                <w:sz w:val="20"/>
+                <w:rFonts w:ascii="Times New Roman" w:hAnsi="Times New Roman" w:cs="Times New Roman" w:eastAsia="Times New Roman"/>
+              </w:rPr>
+              <w:t>1</w:t>
+            </w:r>
+          </w:p>
+        </w:tc>
+        <w:tc>
+          <w:tcPr>
+            <w:tcW w:type="dxa" w:w="8220"/>
+            <w:vAlign w:val="center"/>
+            <w:tcMar>
+              <w:top w:w="100" w:type="dxa"/>
+              <w:bottom w:w="100" w:type="dxa"/>
+              <w:left w:w="120" w:type="dxa"/>
+              <w:right w:w="120" w:type="dxa"/>
+            </w:tcMar>
+          </w:tcPr>
+          <w:p>
+            <w:pPr>
+              <w:spacing w:before="0" w:after="0" w:line="240" w:lineRule="auto"/>
+              <w:jc w:val="both"/>
+            </w:pPr>
+            <w:r/>
+            <w:r>
+              <w:rPr>
+                <w:rFonts w:ascii="Times New Roman" w:hAnsi="Times New Roman"/>
+                <w:b w:val="0"/>
+                <w:i w:val="0"/>
+                <w:color w:val="000000"/>
+                <w:sz w:val="20"/>
+                <w:rFonts w:ascii="Times New Roman" w:hAnsi="Times New Roman" w:cs="Times New Roman" w:eastAsia="Times New Roman"/>
+              </w:rPr>
+              <w:t>Синтаксис и семантика алгоритмического языка программирования, принципы и методология построения систем по курсу «Планирование и обработка эксперимента»</w:t>
+            </w:r>
+          </w:p>
+        </w:tc>
+      </w:tr>
+      <w:tr>
+        <w:trPr>
+          <w:cantSplit/>
+        </w:trPr>
+        <w:tc>
+          <w:tcPr>
+            <w:tcW w:type="dxa" w:w="850"/>
+            <w:vAlign w:val="center"/>
+            <w:tcMar>
+              <w:top w:w="100" w:type="dxa"/>
+              <w:bottom w:w="100" w:type="dxa"/>
+              <w:left w:w="120" w:type="dxa"/>
+              <w:right w:w="120" w:type="dxa"/>
+            </w:tcMar>
+          </w:tcPr>
+          <w:p>
+            <w:pPr>
+              <w:spacing w:before="0" w:after="0" w:line="240" w:lineRule="auto"/>
+              <w:jc w:val="center"/>
+            </w:pPr>
+            <w:r/>
+            <w:r>
+              <w:rPr>
+                <w:rFonts w:ascii="Times New Roman" w:hAnsi="Times New Roman"/>
+                <w:b w:val="0"/>
+                <w:i w:val="0"/>
+                <w:color w:val="000000"/>
+                <w:sz w:val="20"/>
+                <w:rFonts w:ascii="Times New Roman" w:hAnsi="Times New Roman" w:cs="Times New Roman" w:eastAsia="Times New Roman"/>
+              </w:rPr>
+              <w:t>2</w:t>
+            </w:r>
+          </w:p>
+        </w:tc>
+        <w:tc>
+          <w:tcPr>
+            <w:tcW w:type="dxa" w:w="8220"/>
+            <w:vAlign w:val="center"/>
+            <w:tcMar>
+              <w:top w:w="100" w:type="dxa"/>
+              <w:bottom w:w="100" w:type="dxa"/>
+              <w:left w:w="120" w:type="dxa"/>
+              <w:right w:w="120" w:type="dxa"/>
+            </w:tcMar>
+          </w:tcPr>
+          <w:p>
+            <w:pPr>
+              <w:spacing w:before="0" w:after="0" w:line="240" w:lineRule="auto"/>
+              <w:jc w:val="both"/>
+            </w:pPr>
+            <w:r/>
+            <w:r>
+              <w:rPr>
+                <w:rFonts w:ascii="Times New Roman" w:hAnsi="Times New Roman"/>
+                <w:b w:val="0"/>
+                <w:i w:val="0"/>
+                <w:color w:val="000000"/>
+                <w:sz w:val="20"/>
+                <w:rFonts w:ascii="Times New Roman" w:hAnsi="Times New Roman" w:cs="Times New Roman" w:eastAsia="Times New Roman"/>
+              </w:rPr>
+              <w:t>Концепции и идеи объектно-ориентированного программирования и проектирования программных решений</w:t>
+            </w:r>
+          </w:p>
+        </w:tc>
+      </w:tr>
+      <w:tr>
+        <w:trPr>
+          <w:cantSplit/>
+        </w:trPr>
+        <w:tc>
+          <w:tcPr>
+            <w:tcW w:type="dxa" w:w="850"/>
+            <w:vAlign w:val="center"/>
+            <w:tcMar>
+              <w:top w:w="100" w:type="dxa"/>
+              <w:bottom w:w="100" w:type="dxa"/>
+              <w:left w:w="120" w:type="dxa"/>
+              <w:right w:w="120" w:type="dxa"/>
+            </w:tcMar>
+          </w:tcPr>
+          <w:p>
+            <w:pPr>
+              <w:spacing w:before="0" w:after="0" w:line="240" w:lineRule="auto"/>
+              <w:jc w:val="center"/>
+            </w:pPr>
+            <w:r/>
+            <w:r>
+              <w:rPr>
+                <w:rFonts w:ascii="Times New Roman" w:hAnsi="Times New Roman"/>
+                <w:b w:val="0"/>
+                <w:i w:val="0"/>
+                <w:color w:val="000000"/>
+                <w:sz w:val="20"/>
+                <w:rFonts w:ascii="Times New Roman" w:hAnsi="Times New Roman" w:cs="Times New Roman" w:eastAsia="Times New Roman"/>
+              </w:rPr>
+              <w:t>3</w:t>
+            </w:r>
+          </w:p>
+        </w:tc>
+        <w:tc>
+          <w:tcPr>
+            <w:tcW w:type="dxa" w:w="8220"/>
+            <w:vAlign w:val="center"/>
+            <w:tcMar>
+              <w:top w:w="100" w:type="dxa"/>
+              <w:bottom w:w="100" w:type="dxa"/>
+              <w:left w:w="120" w:type="dxa"/>
+              <w:right w:w="120" w:type="dxa"/>
+            </w:tcMar>
+          </w:tcPr>
+          <w:p>
+            <w:pPr>
+              <w:spacing w:before="0" w:after="0" w:line="240" w:lineRule="auto"/>
+              <w:jc w:val="both"/>
+            </w:pPr>
+            <w:r/>
+            <w:r>
+              <w:rPr>
+                <w:rFonts w:ascii="Times New Roman" w:hAnsi="Times New Roman"/>
+                <w:b w:val="0"/>
+                <w:i w:val="0"/>
+                <w:color w:val="000000"/>
+                <w:sz w:val="20"/>
+                <w:rFonts w:ascii="Times New Roman" w:hAnsi="Times New Roman" w:cs="Times New Roman" w:eastAsia="Times New Roman"/>
+              </w:rPr>
+              <w:t>Технология работы на ПК в современных операционных средах, основные методы разработки эффективных структур данных</w:t>
+            </w:r>
+          </w:p>
+        </w:tc>
+      </w:tr>
+    </w:tbl>
     <w:p>
       <w:pPr>
-        <w:spacing w:before="0" w:after="120" w:line="240" w:lineRule="auto"/>
-      </w:pPr>
-      <w:r>
-        <w:rPr>
-          <w:rFonts w:ascii="Times New Roman" w:hAnsi="Times New Roman"/>
-          <w:b w:val="0"/>
-          <w:i w:val="0"/>
-          <w:color w:val="000000"/>
-          <w:sz w:val="28"/>
-          <w:rFonts w:ascii="Times New Roman" w:hAnsi="Times New Roman" w:cs="Times New Roman" w:eastAsia="Times New Roman"/>
-        </w:rPr>
-        <w:t>1. Знать базовые принципы и терминологию, относящиеся к ПК-4.2.</w:t>
-      </w:r>
-    </w:p>
-    <w:p>
-      <w:pPr>
-        <w:spacing w:before="0" w:after="120" w:line="240" w:lineRule="auto"/>
-      </w:pPr>
-      <w:r>
-        <w:rPr>
-          <w:rFonts w:ascii="Times New Roman" w:hAnsi="Times New Roman"/>
-          <w:b w:val="0"/>
-          <w:i w:val="0"/>
-          <w:color w:val="000000"/>
-          <w:sz w:val="28"/>
-          <w:rFonts w:ascii="Times New Roman" w:hAnsi="Times New Roman" w:cs="Times New Roman" w:eastAsia="Times New Roman"/>
-        </w:rPr>
-        <w:t>2. Знать базовые принципы и терминологию, относящиеся к ПК-4.1.</w:t>
-      </w:r>
-    </w:p>
-    <w:p>
-      <w:pPr>
-        <w:spacing w:before="0" w:after="120" w:line="240" w:lineRule="auto"/>
-      </w:pPr>
-      <w:r>
-        <w:rPr>
-          <w:rFonts w:ascii="Times New Roman" w:hAnsi="Times New Roman"/>
-          <w:b w:val="0"/>
-          <w:i w:val="0"/>
-          <w:color w:val="000000"/>
-          <w:sz w:val="28"/>
-          <w:rFonts w:ascii="Times New Roman" w:hAnsi="Times New Roman" w:cs="Times New Roman" w:eastAsia="Times New Roman"/>
-        </w:rPr>
-        <w:t>3. Знать базовые принципы и терминологию, относящиеся к ПК-5.2.</w:t>
-      </w:r>
-    </w:p>
-    <w:p>
-      <w:pPr>
-        <w:spacing w:before="0" w:after="120" w:line="240" w:lineRule="auto"/>
+        <w:spacing w:before="240" w:after="120" w:line="240" w:lineRule="auto"/>
+        <w:jc w:val="both"/>
       </w:pPr>
       <w:r>
         <w:rPr>
@@ -1252,57 +1498,281 @@
         <w:t>Умения, приобретаемые в ходе освоения дисциплины:</w:t>
       </w:r>
     </w:p>
+    <w:tbl>
+      <w:tblPr>
+        <w:tblStyle w:val="TableGrid"/>
+        <w:tblW w:type="auto" w:w="0"/>
+        <w:jc w:val="center"/>
+        <w:tblLook w:firstColumn="1" w:firstRow="1" w:lastColumn="0" w:lastRow="0" w:noHBand="0" w:noVBand="1" w:val="04A0"/>
+      </w:tblPr>
+      <w:tblGrid>
+        <w:gridCol w:w="4844"/>
+        <w:gridCol w:w="4844"/>
+      </w:tblGrid>
+      <w:tr>
+        <w:tc>
+          <w:tcPr>
+            <w:tcW w:type="dxa" w:w="850"/>
+            <w:vAlign w:val="center"/>
+            <w:tcMar>
+              <w:top w:w="100" w:type="dxa"/>
+              <w:bottom w:w="100" w:type="dxa"/>
+              <w:left w:w="120" w:type="dxa"/>
+              <w:right w:w="120" w:type="dxa"/>
+            </w:tcMar>
+            <w:shd w:val="clear" w:color="auto" w:fill="F2F2F2"/>
+          </w:tcPr>
+          <w:p>
+            <w:pPr>
+              <w:spacing w:before="0" w:after="0" w:line="240" w:lineRule="auto"/>
+              <w:jc w:val="center"/>
+            </w:pPr>
+            <w:r/>
+            <w:r>
+              <w:rPr>
+                <w:rFonts w:ascii="Times New Roman" w:hAnsi="Times New Roman"/>
+                <w:b/>
+                <w:i w:val="0"/>
+                <w:color w:val="000000"/>
+                <w:sz w:val="24"/>
+                <w:rFonts w:ascii="Times New Roman" w:hAnsi="Times New Roman" w:cs="Times New Roman" w:eastAsia="Times New Roman"/>
+              </w:rPr>
+              <w:t>№ п/п</w:t>
+            </w:r>
+          </w:p>
+        </w:tc>
+        <w:tc>
+          <w:tcPr>
+            <w:tcW w:type="dxa" w:w="8220"/>
+            <w:vAlign w:val="center"/>
+            <w:tcMar>
+              <w:top w:w="100" w:type="dxa"/>
+              <w:bottom w:w="100" w:type="dxa"/>
+              <w:left w:w="120" w:type="dxa"/>
+              <w:right w:w="120" w:type="dxa"/>
+            </w:tcMar>
+            <w:shd w:val="clear" w:color="auto" w:fill="F2F2F2"/>
+          </w:tcPr>
+          <w:p>
+            <w:pPr>
+              <w:spacing w:before="0" w:after="0" w:line="240" w:lineRule="auto"/>
+              <w:jc w:val="center"/>
+            </w:pPr>
+            <w:r/>
+            <w:r>
+              <w:rPr>
+                <w:rFonts w:ascii="Times New Roman" w:hAnsi="Times New Roman"/>
+                <w:b/>
+                <w:i w:val="0"/>
+                <w:color w:val="000000"/>
+                <w:sz w:val="24"/>
+                <w:rFonts w:ascii="Times New Roman" w:hAnsi="Times New Roman" w:cs="Times New Roman" w:eastAsia="Times New Roman"/>
+              </w:rPr>
+              <w:t>Умения</w:t>
+            </w:r>
+          </w:p>
+        </w:tc>
+      </w:tr>
+      <w:tr>
+        <w:trPr>
+          <w:cantSplit/>
+        </w:trPr>
+        <w:tc>
+          <w:tcPr>
+            <w:tcW w:type="dxa" w:w="850"/>
+            <w:vAlign w:val="center"/>
+            <w:tcMar>
+              <w:top w:w="100" w:type="dxa"/>
+              <w:bottom w:w="100" w:type="dxa"/>
+              <w:left w:w="120" w:type="dxa"/>
+              <w:right w:w="120" w:type="dxa"/>
+            </w:tcMar>
+          </w:tcPr>
+          <w:p>
+            <w:pPr>
+              <w:spacing w:before="0" w:after="0" w:line="240" w:lineRule="auto"/>
+              <w:jc w:val="center"/>
+            </w:pPr>
+            <w:r/>
+            <w:r>
+              <w:rPr>
+                <w:rFonts w:ascii="Times New Roman" w:hAnsi="Times New Roman"/>
+                <w:b w:val="0"/>
+                <w:i w:val="0"/>
+                <w:color w:val="000000"/>
+                <w:sz w:val="20"/>
+                <w:rFonts w:ascii="Times New Roman" w:hAnsi="Times New Roman" w:cs="Times New Roman" w:eastAsia="Times New Roman"/>
+              </w:rPr>
+              <w:t>1</w:t>
+            </w:r>
+          </w:p>
+        </w:tc>
+        <w:tc>
+          <w:tcPr>
+            <w:tcW w:type="dxa" w:w="8220"/>
+            <w:vAlign w:val="center"/>
+            <w:tcMar>
+              <w:top w:w="100" w:type="dxa"/>
+              <w:bottom w:w="100" w:type="dxa"/>
+              <w:left w:w="120" w:type="dxa"/>
+              <w:right w:w="120" w:type="dxa"/>
+            </w:tcMar>
+          </w:tcPr>
+          <w:p>
+            <w:pPr>
+              <w:spacing w:before="0" w:after="0" w:line="240" w:lineRule="auto"/>
+              <w:jc w:val="both"/>
+            </w:pPr>
+            <w:r/>
+            <w:r>
+              <w:rPr>
+                <w:rFonts w:ascii="Times New Roman" w:hAnsi="Times New Roman"/>
+                <w:b w:val="0"/>
+                <w:i w:val="0"/>
+                <w:color w:val="000000"/>
+                <w:sz w:val="20"/>
+                <w:rFonts w:ascii="Times New Roman" w:hAnsi="Times New Roman" w:cs="Times New Roman" w:eastAsia="Times New Roman"/>
+              </w:rPr>
+              <w:t>Формализовать прикладную задачу, выбирать для неё подходящие структуры данных и алгоритмы обработки в «Планирование и обработка эксперимента»</w:t>
+            </w:r>
+          </w:p>
+        </w:tc>
+      </w:tr>
+      <w:tr>
+        <w:trPr>
+          <w:cantSplit/>
+        </w:trPr>
+        <w:tc>
+          <w:tcPr>
+            <w:tcW w:type="dxa" w:w="850"/>
+            <w:vAlign w:val="center"/>
+            <w:tcMar>
+              <w:top w:w="100" w:type="dxa"/>
+              <w:bottom w:w="100" w:type="dxa"/>
+              <w:left w:w="120" w:type="dxa"/>
+              <w:right w:w="120" w:type="dxa"/>
+            </w:tcMar>
+          </w:tcPr>
+          <w:p>
+            <w:pPr>
+              <w:spacing w:before="0" w:after="0" w:line="240" w:lineRule="auto"/>
+              <w:jc w:val="center"/>
+            </w:pPr>
+            <w:r/>
+            <w:r>
+              <w:rPr>
+                <w:rFonts w:ascii="Times New Roman" w:hAnsi="Times New Roman"/>
+                <w:b w:val="0"/>
+                <w:i w:val="0"/>
+                <w:color w:val="000000"/>
+                <w:sz w:val="20"/>
+                <w:rFonts w:ascii="Times New Roman" w:hAnsi="Times New Roman" w:cs="Times New Roman" w:eastAsia="Times New Roman"/>
+              </w:rPr>
+              <w:t>2</w:t>
+            </w:r>
+          </w:p>
+        </w:tc>
+        <w:tc>
+          <w:tcPr>
+            <w:tcW w:type="dxa" w:w="8220"/>
+            <w:vAlign w:val="center"/>
+            <w:tcMar>
+              <w:top w:w="100" w:type="dxa"/>
+              <w:bottom w:w="100" w:type="dxa"/>
+              <w:left w:w="120" w:type="dxa"/>
+              <w:right w:w="120" w:type="dxa"/>
+            </w:tcMar>
+          </w:tcPr>
+          <w:p>
+            <w:pPr>
+              <w:spacing w:before="0" w:after="0" w:line="240" w:lineRule="auto"/>
+              <w:jc w:val="both"/>
+            </w:pPr>
+            <w:r/>
+            <w:r>
+              <w:rPr>
+                <w:rFonts w:ascii="Times New Roman" w:hAnsi="Times New Roman"/>
+                <w:b w:val="0"/>
+                <w:i w:val="0"/>
+                <w:color w:val="000000"/>
+                <w:sz w:val="20"/>
+                <w:rFonts w:ascii="Times New Roman" w:hAnsi="Times New Roman" w:cs="Times New Roman" w:eastAsia="Times New Roman"/>
+              </w:rPr>
+              <w:t>Программировать прикладные алгоритмы, используя программные средства языков высокого уровня; разрабатывать тесты</w:t>
+            </w:r>
+          </w:p>
+        </w:tc>
+      </w:tr>
+      <w:tr>
+        <w:trPr>
+          <w:cantSplit/>
+        </w:trPr>
+        <w:tc>
+          <w:tcPr>
+            <w:tcW w:type="dxa" w:w="850"/>
+            <w:vAlign w:val="center"/>
+            <w:tcMar>
+              <w:top w:w="100" w:type="dxa"/>
+              <w:bottom w:w="100" w:type="dxa"/>
+              <w:left w:w="120" w:type="dxa"/>
+              <w:right w:w="120" w:type="dxa"/>
+            </w:tcMar>
+          </w:tcPr>
+          <w:p>
+            <w:pPr>
+              <w:spacing w:before="0" w:after="0" w:line="240" w:lineRule="auto"/>
+              <w:jc w:val="center"/>
+            </w:pPr>
+            <w:r/>
+            <w:r>
+              <w:rPr>
+                <w:rFonts w:ascii="Times New Roman" w:hAnsi="Times New Roman"/>
+                <w:b w:val="0"/>
+                <w:i w:val="0"/>
+                <w:color w:val="000000"/>
+                <w:sz w:val="20"/>
+                <w:rFonts w:ascii="Times New Roman" w:hAnsi="Times New Roman" w:cs="Times New Roman" w:eastAsia="Times New Roman"/>
+              </w:rPr>
+              <w:t>3</w:t>
+            </w:r>
+          </w:p>
+        </w:tc>
+        <w:tc>
+          <w:tcPr>
+            <w:tcW w:type="dxa" w:w="8220"/>
+            <w:vAlign w:val="center"/>
+            <w:tcMar>
+              <w:top w:w="100" w:type="dxa"/>
+              <w:bottom w:w="100" w:type="dxa"/>
+              <w:left w:w="120" w:type="dxa"/>
+              <w:right w:w="120" w:type="dxa"/>
+            </w:tcMar>
+          </w:tcPr>
+          <w:p>
+            <w:pPr>
+              <w:spacing w:before="0" w:after="0" w:line="240" w:lineRule="auto"/>
+              <w:jc w:val="both"/>
+            </w:pPr>
+            <w:r/>
+            <w:r>
+              <w:rPr>
+                <w:rFonts w:ascii="Times New Roman" w:hAnsi="Times New Roman"/>
+                <w:b w:val="0"/>
+                <w:i w:val="0"/>
+                <w:color w:val="000000"/>
+                <w:sz w:val="20"/>
+                <w:rFonts w:ascii="Times New Roman" w:hAnsi="Times New Roman" w:cs="Times New Roman" w:eastAsia="Times New Roman"/>
+              </w:rPr>
+              <w:t>Проектировать программные компоненты IT-систем и модули обработки информации</w:t>
+            </w:r>
+          </w:p>
+        </w:tc>
+      </w:tr>
+    </w:tbl>
     <w:p>
       <w:pPr>
-        <w:spacing w:before="0" w:after="120" w:line="240" w:lineRule="auto"/>
-      </w:pPr>
-      <w:r>
-        <w:rPr>
-          <w:rFonts w:ascii="Times New Roman" w:hAnsi="Times New Roman"/>
-          <w:b w:val="0"/>
-          <w:i w:val="0"/>
-          <w:color w:val="000000"/>
-          <w:sz w:val="28"/>
-          <w:rFonts w:ascii="Times New Roman" w:hAnsi="Times New Roman" w:cs="Times New Roman" w:eastAsia="Times New Roman"/>
-        </w:rPr>
-        <w:t>1. Уметь использовать практические инструменты в контексте ПК-4.1.</w:t>
-      </w:r>
-    </w:p>
-    <w:p>
-      <w:pPr>
-        <w:spacing w:before="0" w:after="120" w:line="240" w:lineRule="auto"/>
-      </w:pPr>
-      <w:r>
-        <w:rPr>
-          <w:rFonts w:ascii="Times New Roman" w:hAnsi="Times New Roman"/>
-          <w:b w:val="0"/>
-          <w:i w:val="0"/>
-          <w:color w:val="000000"/>
-          <w:sz w:val="28"/>
-          <w:rFonts w:ascii="Times New Roman" w:hAnsi="Times New Roman" w:cs="Times New Roman" w:eastAsia="Times New Roman"/>
-        </w:rPr>
-        <w:t>2. Уметь использовать практические инструменты в контексте ПК-5.1.</w:t>
-      </w:r>
-    </w:p>
-    <w:p>
-      <w:pPr>
-        <w:spacing w:before="0" w:after="120" w:line="240" w:lineRule="auto"/>
-      </w:pPr>
-      <w:r>
-        <w:rPr>
-          <w:rFonts w:ascii="Times New Roman" w:hAnsi="Times New Roman"/>
-          <w:b w:val="0"/>
-          <w:i w:val="0"/>
-          <w:color w:val="000000"/>
-          <w:sz w:val="28"/>
-          <w:rFonts w:ascii="Times New Roman" w:hAnsi="Times New Roman" w:cs="Times New Roman" w:eastAsia="Times New Roman"/>
-        </w:rPr>
-        <w:t>3. Уметь использовать практические инструменты в контексте ПК-4.2.</w:t>
-      </w:r>
-    </w:p>
-    <w:p>
-      <w:pPr>
-        <w:spacing w:before="0" w:after="120" w:line="240" w:lineRule="auto"/>
+        <w:spacing w:before="240" w:after="120" w:line="240" w:lineRule="auto"/>
+        <w:jc w:val="both"/>
       </w:pPr>
       <w:r>
         <w:rPr>
@@ -1316,57 +1786,281 @@
         <w:t>Навыки, приобретаемые в ходе освоения дисциплины:</w:t>
       </w:r>
     </w:p>
+    <w:tbl>
+      <w:tblPr>
+        <w:tblStyle w:val="TableGrid"/>
+        <w:tblW w:type="auto" w:w="0"/>
+        <w:jc w:val="center"/>
+        <w:tblLook w:firstColumn="1" w:firstRow="1" w:lastColumn="0" w:lastRow="0" w:noHBand="0" w:noVBand="1" w:val="04A0"/>
+      </w:tblPr>
+      <w:tblGrid>
+        <w:gridCol w:w="4844"/>
+        <w:gridCol w:w="4844"/>
+      </w:tblGrid>
+      <w:tr>
+        <w:tc>
+          <w:tcPr>
+            <w:tcW w:type="dxa" w:w="850"/>
+            <w:vAlign w:val="center"/>
+            <w:tcMar>
+              <w:top w:w="100" w:type="dxa"/>
+              <w:bottom w:w="100" w:type="dxa"/>
+              <w:left w:w="120" w:type="dxa"/>
+              <w:right w:w="120" w:type="dxa"/>
+            </w:tcMar>
+            <w:shd w:val="clear" w:color="auto" w:fill="F2F2F2"/>
+          </w:tcPr>
+          <w:p>
+            <w:pPr>
+              <w:spacing w:before="0" w:after="0" w:line="240" w:lineRule="auto"/>
+              <w:jc w:val="center"/>
+            </w:pPr>
+            <w:r/>
+            <w:r>
+              <w:rPr>
+                <w:rFonts w:ascii="Times New Roman" w:hAnsi="Times New Roman"/>
+                <w:b/>
+                <w:i w:val="0"/>
+                <w:color w:val="000000"/>
+                <w:sz w:val="24"/>
+                <w:rFonts w:ascii="Times New Roman" w:hAnsi="Times New Roman" w:cs="Times New Roman" w:eastAsia="Times New Roman"/>
+              </w:rPr>
+              <w:t>№ п/п</w:t>
+            </w:r>
+          </w:p>
+        </w:tc>
+        <w:tc>
+          <w:tcPr>
+            <w:tcW w:type="dxa" w:w="8220"/>
+            <w:vAlign w:val="center"/>
+            <w:tcMar>
+              <w:top w:w="100" w:type="dxa"/>
+              <w:bottom w:w="100" w:type="dxa"/>
+              <w:left w:w="120" w:type="dxa"/>
+              <w:right w:w="120" w:type="dxa"/>
+            </w:tcMar>
+            <w:shd w:val="clear" w:color="auto" w:fill="F2F2F2"/>
+          </w:tcPr>
+          <w:p>
+            <w:pPr>
+              <w:spacing w:before="0" w:after="0" w:line="240" w:lineRule="auto"/>
+              <w:jc w:val="center"/>
+            </w:pPr>
+            <w:r/>
+            <w:r>
+              <w:rPr>
+                <w:rFonts w:ascii="Times New Roman" w:hAnsi="Times New Roman"/>
+                <w:b/>
+                <w:i w:val="0"/>
+                <w:color w:val="000000"/>
+                <w:sz w:val="24"/>
+                <w:rFonts w:ascii="Times New Roman" w:hAnsi="Times New Roman" w:cs="Times New Roman" w:eastAsia="Times New Roman"/>
+              </w:rPr>
+              <w:t>Навыки</w:t>
+            </w:r>
+          </w:p>
+        </w:tc>
+      </w:tr>
+      <w:tr>
+        <w:trPr>
+          <w:cantSplit/>
+        </w:trPr>
+        <w:tc>
+          <w:tcPr>
+            <w:tcW w:type="dxa" w:w="850"/>
+            <w:vAlign w:val="center"/>
+            <w:tcMar>
+              <w:top w:w="100" w:type="dxa"/>
+              <w:bottom w:w="100" w:type="dxa"/>
+              <w:left w:w="120" w:type="dxa"/>
+              <w:right w:w="120" w:type="dxa"/>
+            </w:tcMar>
+          </w:tcPr>
+          <w:p>
+            <w:pPr>
+              <w:spacing w:before="0" w:after="0" w:line="240" w:lineRule="auto"/>
+              <w:jc w:val="center"/>
+            </w:pPr>
+            <w:r/>
+            <w:r>
+              <w:rPr>
+                <w:rFonts w:ascii="Times New Roman" w:hAnsi="Times New Roman"/>
+                <w:b w:val="0"/>
+                <w:i w:val="0"/>
+                <w:color w:val="000000"/>
+                <w:sz w:val="20"/>
+                <w:rFonts w:ascii="Times New Roman" w:hAnsi="Times New Roman" w:cs="Times New Roman" w:eastAsia="Times New Roman"/>
+              </w:rPr>
+              <w:t>1</w:t>
+            </w:r>
+          </w:p>
+        </w:tc>
+        <w:tc>
+          <w:tcPr>
+            <w:tcW w:type="dxa" w:w="8220"/>
+            <w:vAlign w:val="center"/>
+            <w:tcMar>
+              <w:top w:w="100" w:type="dxa"/>
+              <w:bottom w:w="100" w:type="dxa"/>
+              <w:left w:w="120" w:type="dxa"/>
+              <w:right w:w="120" w:type="dxa"/>
+            </w:tcMar>
+          </w:tcPr>
+          <w:p>
+            <w:pPr>
+              <w:spacing w:before="0" w:after="0" w:line="240" w:lineRule="auto"/>
+              <w:jc w:val="both"/>
+            </w:pPr>
+            <w:r/>
+            <w:r>
+              <w:rPr>
+                <w:rFonts w:ascii="Times New Roman" w:hAnsi="Times New Roman"/>
+                <w:b w:val="0"/>
+                <w:i w:val="0"/>
+                <w:color w:val="000000"/>
+                <w:sz w:val="20"/>
+                <w:rFonts w:ascii="Times New Roman" w:hAnsi="Times New Roman" w:cs="Times New Roman" w:eastAsia="Times New Roman"/>
+              </w:rPr>
+              <w:t>Использовать современные математические методы и программные средства для решения задач науки, образования и бизнеса</w:t>
+            </w:r>
+          </w:p>
+        </w:tc>
+      </w:tr>
+      <w:tr>
+        <w:trPr>
+          <w:cantSplit/>
+        </w:trPr>
+        <w:tc>
+          <w:tcPr>
+            <w:tcW w:type="dxa" w:w="850"/>
+            <w:vAlign w:val="center"/>
+            <w:tcMar>
+              <w:top w:w="100" w:type="dxa"/>
+              <w:bottom w:w="100" w:type="dxa"/>
+              <w:left w:w="120" w:type="dxa"/>
+              <w:right w:w="120" w:type="dxa"/>
+            </w:tcMar>
+          </w:tcPr>
+          <w:p>
+            <w:pPr>
+              <w:spacing w:before="0" w:after="0" w:line="240" w:lineRule="auto"/>
+              <w:jc w:val="center"/>
+            </w:pPr>
+            <w:r/>
+            <w:r>
+              <w:rPr>
+                <w:rFonts w:ascii="Times New Roman" w:hAnsi="Times New Roman"/>
+                <w:b w:val="0"/>
+                <w:i w:val="0"/>
+                <w:color w:val="000000"/>
+                <w:sz w:val="20"/>
+                <w:rFonts w:ascii="Times New Roman" w:hAnsi="Times New Roman" w:cs="Times New Roman" w:eastAsia="Times New Roman"/>
+              </w:rPr>
+              <w:t>2</w:t>
+            </w:r>
+          </w:p>
+        </w:tc>
+        <w:tc>
+          <w:tcPr>
+            <w:tcW w:type="dxa" w:w="8220"/>
+            <w:vAlign w:val="center"/>
+            <w:tcMar>
+              <w:top w:w="100" w:type="dxa"/>
+              <w:bottom w:w="100" w:type="dxa"/>
+              <w:left w:w="120" w:type="dxa"/>
+              <w:right w:w="120" w:type="dxa"/>
+            </w:tcMar>
+          </w:tcPr>
+          <w:p>
+            <w:pPr>
+              <w:spacing w:before="0" w:after="0" w:line="240" w:lineRule="auto"/>
+              <w:jc w:val="both"/>
+            </w:pPr>
+            <w:r/>
+            <w:r>
+              <w:rPr>
+                <w:rFonts w:ascii="Times New Roman" w:hAnsi="Times New Roman"/>
+                <w:b w:val="0"/>
+                <w:i w:val="0"/>
+                <w:color w:val="000000"/>
+                <w:sz w:val="20"/>
+                <w:rFonts w:ascii="Times New Roman" w:hAnsi="Times New Roman" w:cs="Times New Roman" w:eastAsia="Times New Roman"/>
+              </w:rPr>
+              <w:t>Реализовать идеи объектно-ориентированного подхода и паттернов проектирования в предметной области «Планирование и обработка эксперимента»</w:t>
+            </w:r>
+          </w:p>
+        </w:tc>
+      </w:tr>
+      <w:tr>
+        <w:trPr>
+          <w:cantSplit/>
+        </w:trPr>
+        <w:tc>
+          <w:tcPr>
+            <w:tcW w:type="dxa" w:w="850"/>
+            <w:vAlign w:val="center"/>
+            <w:tcMar>
+              <w:top w:w="100" w:type="dxa"/>
+              <w:bottom w:w="100" w:type="dxa"/>
+              <w:left w:w="120" w:type="dxa"/>
+              <w:right w:w="120" w:type="dxa"/>
+            </w:tcMar>
+          </w:tcPr>
+          <w:p>
+            <w:pPr>
+              <w:spacing w:before="0" w:after="0" w:line="240" w:lineRule="auto"/>
+              <w:jc w:val="center"/>
+            </w:pPr>
+            <w:r/>
+            <w:r>
+              <w:rPr>
+                <w:rFonts w:ascii="Times New Roman" w:hAnsi="Times New Roman"/>
+                <w:b w:val="0"/>
+                <w:i w:val="0"/>
+                <w:color w:val="000000"/>
+                <w:sz w:val="20"/>
+                <w:rFonts w:ascii="Times New Roman" w:hAnsi="Times New Roman" w:cs="Times New Roman" w:eastAsia="Times New Roman"/>
+              </w:rPr>
+              <w:t>3</w:t>
+            </w:r>
+          </w:p>
+        </w:tc>
+        <w:tc>
+          <w:tcPr>
+            <w:tcW w:type="dxa" w:w="8220"/>
+            <w:vAlign w:val="center"/>
+            <w:tcMar>
+              <w:top w:w="100" w:type="dxa"/>
+              <w:bottom w:w="100" w:type="dxa"/>
+              <w:left w:w="120" w:type="dxa"/>
+              <w:right w:w="120" w:type="dxa"/>
+            </w:tcMar>
+          </w:tcPr>
+          <w:p>
+            <w:pPr>
+              <w:spacing w:before="0" w:after="0" w:line="240" w:lineRule="auto"/>
+              <w:jc w:val="both"/>
+            </w:pPr>
+            <w:r/>
+            <w:r>
+              <w:rPr>
+                <w:rFonts w:ascii="Times New Roman" w:hAnsi="Times New Roman"/>
+                <w:b w:val="0"/>
+                <w:i w:val="0"/>
+                <w:color w:val="000000"/>
+                <w:sz w:val="20"/>
+                <w:rFonts w:ascii="Times New Roman" w:hAnsi="Times New Roman" w:cs="Times New Roman" w:eastAsia="Times New Roman"/>
+              </w:rPr>
+              <w:t>Применять современные цифровые технологии моделирования, алгоритмизации и оптимизации бизнес-процессов</w:t>
+            </w:r>
+          </w:p>
+        </w:tc>
+      </w:tr>
+    </w:tbl>
     <w:p>
       <w:pPr>
-        <w:spacing w:before="0" w:after="120" w:line="240" w:lineRule="auto"/>
-      </w:pPr>
-      <w:r>
-        <w:rPr>
-          <w:rFonts w:ascii="Times New Roman" w:hAnsi="Times New Roman"/>
-          <w:b w:val="0"/>
-          <w:i w:val="0"/>
-          <w:color w:val="000000"/>
-          <w:sz w:val="28"/>
-          <w:rFonts w:ascii="Times New Roman" w:hAnsi="Times New Roman" w:cs="Times New Roman" w:eastAsia="Times New Roman"/>
-        </w:rPr>
-        <w:t>1. Владеть навыками анализа данных и принятия решений в рамках ПК-5.1.</w:t>
-      </w:r>
-    </w:p>
-    <w:p>
-      <w:pPr>
-        <w:spacing w:before="0" w:after="120" w:line="240" w:lineRule="auto"/>
-      </w:pPr>
-      <w:r>
-        <w:rPr>
-          <w:rFonts w:ascii="Times New Roman" w:hAnsi="Times New Roman"/>
-          <w:b w:val="0"/>
-          <w:i w:val="0"/>
-          <w:color w:val="000000"/>
-          <w:sz w:val="28"/>
-          <w:rFonts w:ascii="Times New Roman" w:hAnsi="Times New Roman" w:cs="Times New Roman" w:eastAsia="Times New Roman"/>
-        </w:rPr>
-        <w:t>2. Владеть навыками анализа данных и принятия решений в рамках ПК-5.2.</w:t>
-      </w:r>
-    </w:p>
-    <w:p>
-      <w:pPr>
-        <w:spacing w:before="0" w:after="120" w:line="240" w:lineRule="auto"/>
-      </w:pPr>
-      <w:r>
-        <w:rPr>
-          <w:rFonts w:ascii="Times New Roman" w:hAnsi="Times New Roman"/>
-          <w:b w:val="0"/>
-          <w:i w:val="0"/>
-          <w:color w:val="000000"/>
-          <w:sz w:val="28"/>
-          <w:rFonts w:ascii="Times New Roman" w:hAnsi="Times New Roman" w:cs="Times New Roman" w:eastAsia="Times New Roman"/>
-        </w:rPr>
-        <w:t>3. Владеть навыками анализа данных и принятия решений в рамках ПК-5.3.</w:t>
-      </w:r>
-    </w:p>
-    <w:p>
-      <w:pPr>
-        <w:spacing w:before="0" w:after="120" w:line="240" w:lineRule="auto"/>
+        <w:spacing w:before="360" w:after="120" w:line="240" w:lineRule="auto"/>
+        <w:jc w:val="both"/>
       </w:pPr>
       <w:r>
         <w:rPr>
@@ -1610,7 +2304,7 @@
           <w:p>
             <w:pPr>
               <w:spacing w:before="0" w:after="0" w:line="240" w:lineRule="auto"/>
-              <w:jc w:val="left"/>
+              <w:jc w:val="both"/>
             </w:pPr>
             <w:r/>
             <w:r>
@@ -1652,7 +2346,7 @@
                 <w:sz w:val="20"/>
                 <w:rFonts w:ascii="Times New Roman" w:hAnsi="Times New Roman" w:cs="Times New Roman" w:eastAsia="Times New Roman"/>
               </w:rPr>
-              <w:t>З1</w:t>
+              <w:t>1-3</w:t>
             </w:r>
           </w:p>
         </w:tc>
@@ -1673,17 +2367,6 @@
               <w:jc w:val="center"/>
             </w:pPr>
             <w:r/>
-            <w:r>
-              <w:rPr>
-                <w:rFonts w:ascii="Times New Roman" w:hAnsi="Times New Roman"/>
-                <w:b w:val="0"/>
-                <w:i w:val="0"/>
-                <w:color w:val="000000"/>
-                <w:sz w:val="20"/>
-                <w:rFonts w:ascii="Times New Roman" w:hAnsi="Times New Roman" w:cs="Times New Roman" w:eastAsia="Times New Roman"/>
-              </w:rPr>
-              <w:t>У1</w:t>
-            </w:r>
           </w:p>
         </w:tc>
         <w:tc>
@@ -1703,17 +2386,6 @@
               <w:jc w:val="center"/>
             </w:pPr>
             <w:r/>
-            <w:r>
-              <w:rPr>
-                <w:rFonts w:ascii="Times New Roman" w:hAnsi="Times New Roman"/>
-                <w:b w:val="0"/>
-                <w:i w:val="0"/>
-                <w:color w:val="000000"/>
-                <w:sz w:val="20"/>
-                <w:rFonts w:ascii="Times New Roman" w:hAnsi="Times New Roman" w:cs="Times New Roman" w:eastAsia="Times New Roman"/>
-              </w:rPr>
-              <w:t>Н1</w:t>
-            </w:r>
           </w:p>
         </w:tc>
       </w:tr>
@@ -1749,7 +2421,7 @@
           <w:p>
             <w:pPr>
               <w:spacing w:before="0" w:after="0" w:line="240" w:lineRule="auto"/>
-              <w:jc w:val="left"/>
+              <w:jc w:val="both"/>
             </w:pPr>
             <w:r/>
             <w:r>
@@ -1782,17 +2454,6 @@
               <w:jc w:val="center"/>
             </w:pPr>
             <w:r/>
-            <w:r>
-              <w:rPr>
-                <w:rFonts w:ascii="Times New Roman" w:hAnsi="Times New Roman"/>
-                <w:b w:val="0"/>
-                <w:i w:val="0"/>
-                <w:color w:val="000000"/>
-                <w:sz w:val="20"/>
-                <w:rFonts w:ascii="Times New Roman" w:hAnsi="Times New Roman" w:cs="Times New Roman" w:eastAsia="Times New Roman"/>
-              </w:rPr>
-              <w:t>З1</w:t>
-            </w:r>
           </w:p>
         </w:tc>
         <w:tc>
@@ -1821,7 +2482,7 @@
                 <w:sz w:val="20"/>
                 <w:rFonts w:ascii="Times New Roman" w:hAnsi="Times New Roman" w:cs="Times New Roman" w:eastAsia="Times New Roman"/>
               </w:rPr>
-              <w:t>У1</w:t>
+              <w:t>1-3</w:t>
             </w:r>
           </w:p>
         </w:tc>
@@ -1842,17 +2503,6 @@
               <w:jc w:val="center"/>
             </w:pPr>
             <w:r/>
-            <w:r>
-              <w:rPr>
-                <w:rFonts w:ascii="Times New Roman" w:hAnsi="Times New Roman"/>
-                <w:b w:val="0"/>
-                <w:i w:val="0"/>
-                <w:color w:val="000000"/>
-                <w:sz w:val="20"/>
-                <w:rFonts w:ascii="Times New Roman" w:hAnsi="Times New Roman" w:cs="Times New Roman" w:eastAsia="Times New Roman"/>
-              </w:rPr>
-              <w:t>Н1</w:t>
-            </w:r>
           </w:p>
         </w:tc>
       </w:tr>
@@ -1888,7 +2538,7 @@
           <w:p>
             <w:pPr>
               <w:spacing w:before="0" w:after="0" w:line="240" w:lineRule="auto"/>
-              <w:jc w:val="left"/>
+              <w:jc w:val="both"/>
             </w:pPr>
             <w:r/>
             <w:r>
@@ -1921,17 +2571,25 @@
               <w:jc w:val="center"/>
             </w:pPr>
             <w:r/>
-            <w:r>
-              <w:rPr>
-                <w:rFonts w:ascii="Times New Roman" w:hAnsi="Times New Roman"/>
-                <w:b w:val="0"/>
-                <w:i w:val="0"/>
-                <w:color w:val="000000"/>
-                <w:sz w:val="20"/>
-                <w:rFonts w:ascii="Times New Roman" w:hAnsi="Times New Roman" w:cs="Times New Roman" w:eastAsia="Times New Roman"/>
-              </w:rPr>
-              <w:t>З1</w:t>
-            </w:r>
+          </w:p>
+        </w:tc>
+        <w:tc>
+          <w:tcPr>
+            <w:tcW w:type="dxa" w:w="1938"/>
+            <w:vAlign w:val="center"/>
+            <w:tcMar>
+              <w:top w:w="100" w:type="dxa"/>
+              <w:bottom w:w="100" w:type="dxa"/>
+              <w:left w:w="120" w:type="dxa"/>
+              <w:right w:w="120" w:type="dxa"/>
+            </w:tcMar>
+          </w:tcPr>
+          <w:p>
+            <w:pPr>
+              <w:spacing w:before="0" w:after="0" w:line="240" w:lineRule="auto"/>
+              <w:jc w:val="center"/>
+            </w:pPr>
+            <w:r/>
           </w:p>
         </w:tc>
         <w:tc>
@@ -1960,37 +2618,7 @@
                 <w:sz w:val="20"/>
                 <w:rFonts w:ascii="Times New Roman" w:hAnsi="Times New Roman" w:cs="Times New Roman" w:eastAsia="Times New Roman"/>
               </w:rPr>
-              <w:t>У1</w:t>
-            </w:r>
-          </w:p>
-        </w:tc>
-        <w:tc>
-          <w:tcPr>
-            <w:tcW w:type="dxa" w:w="1938"/>
-            <w:vAlign w:val="center"/>
-            <w:tcMar>
-              <w:top w:w="100" w:type="dxa"/>
-              <w:bottom w:w="100" w:type="dxa"/>
-              <w:left w:w="120" w:type="dxa"/>
-              <w:right w:w="120" w:type="dxa"/>
-            </w:tcMar>
-          </w:tcPr>
-          <w:p>
-            <w:pPr>
-              <w:spacing w:before="0" w:after="0" w:line="240" w:lineRule="auto"/>
-              <w:jc w:val="center"/>
-            </w:pPr>
-            <w:r/>
-            <w:r>
-              <w:rPr>
-                <w:rFonts w:ascii="Times New Roman" w:hAnsi="Times New Roman"/>
-                <w:b w:val="0"/>
-                <w:i w:val="0"/>
-                <w:color w:val="000000"/>
-                <w:sz w:val="20"/>
-                <w:rFonts w:ascii="Times New Roman" w:hAnsi="Times New Roman" w:cs="Times New Roman" w:eastAsia="Times New Roman"/>
-              </w:rPr>
-              <w:t>Н1</w:t>
+              <w:t>1-3</w:t>
             </w:r>
           </w:p>
         </w:tc>
@@ -2050,7 +2678,7 @@
           <w:p>
             <w:pPr>
               <w:spacing w:before="0" w:after="0" w:line="240" w:lineRule="auto"/>
-              <w:jc w:val="left"/>
+              <w:jc w:val="both"/>
             </w:pPr>
             <w:r/>
             <w:r>
@@ -2092,7 +2720,7 @@
                 <w:sz w:val="20"/>
                 <w:rFonts w:ascii="Times New Roman" w:hAnsi="Times New Roman" w:cs="Times New Roman" w:eastAsia="Times New Roman"/>
               </w:rPr>
-              <w:t>З1</w:t>
+              <w:t>1-3</w:t>
             </w:r>
           </w:p>
         </w:tc>
@@ -2113,17 +2741,6 @@
               <w:jc w:val="center"/>
             </w:pPr>
             <w:r/>
-            <w:r>
-              <w:rPr>
-                <w:rFonts w:ascii="Times New Roman" w:hAnsi="Times New Roman"/>
-                <w:b w:val="0"/>
-                <w:i w:val="0"/>
-                <w:color w:val="000000"/>
-                <w:sz w:val="20"/>
-                <w:rFonts w:ascii="Times New Roman" w:hAnsi="Times New Roman" w:cs="Times New Roman" w:eastAsia="Times New Roman"/>
-              </w:rPr>
-              <w:t>У1</w:t>
-            </w:r>
           </w:p>
         </w:tc>
         <w:tc>
@@ -2143,17 +2760,6 @@
               <w:jc w:val="center"/>
             </w:pPr>
             <w:r/>
-            <w:r>
-              <w:rPr>
-                <w:rFonts w:ascii="Times New Roman" w:hAnsi="Times New Roman"/>
-                <w:b w:val="0"/>
-                <w:i w:val="0"/>
-                <w:color w:val="000000"/>
-                <w:sz w:val="20"/>
-                <w:rFonts w:ascii="Times New Roman" w:hAnsi="Times New Roman" w:cs="Times New Roman" w:eastAsia="Times New Roman"/>
-              </w:rPr>
-              <w:t>Н1</w:t>
-            </w:r>
           </w:p>
         </w:tc>
       </w:tr>
@@ -2189,7 +2795,7 @@
           <w:p>
             <w:pPr>
               <w:spacing w:before="0" w:after="0" w:line="240" w:lineRule="auto"/>
-              <w:jc w:val="left"/>
+              <w:jc w:val="both"/>
             </w:pPr>
             <w:r/>
             <w:r>
@@ -2222,17 +2828,6 @@
               <w:jc w:val="center"/>
             </w:pPr>
             <w:r/>
-            <w:r>
-              <w:rPr>
-                <w:rFonts w:ascii="Times New Roman" w:hAnsi="Times New Roman"/>
-                <w:b w:val="0"/>
-                <w:i w:val="0"/>
-                <w:color w:val="000000"/>
-                <w:sz w:val="20"/>
-                <w:rFonts w:ascii="Times New Roman" w:hAnsi="Times New Roman" w:cs="Times New Roman" w:eastAsia="Times New Roman"/>
-              </w:rPr>
-              <w:t>З1</w:t>
-            </w:r>
           </w:p>
         </w:tc>
         <w:tc>
@@ -2261,7 +2856,7 @@
                 <w:sz w:val="20"/>
                 <w:rFonts w:ascii="Times New Roman" w:hAnsi="Times New Roman" w:cs="Times New Roman" w:eastAsia="Times New Roman"/>
               </w:rPr>
-              <w:t>У1</w:t>
+              <w:t>1-3</w:t>
             </w:r>
           </w:p>
         </w:tc>
@@ -2282,17 +2877,6 @@
               <w:jc w:val="center"/>
             </w:pPr>
             <w:r/>
-            <w:r>
-              <w:rPr>
-                <w:rFonts w:ascii="Times New Roman" w:hAnsi="Times New Roman"/>
-                <w:b w:val="0"/>
-                <w:i w:val="0"/>
-                <w:color w:val="000000"/>
-                <w:sz w:val="20"/>
-                <w:rFonts w:ascii="Times New Roman" w:hAnsi="Times New Roman" w:cs="Times New Roman" w:eastAsia="Times New Roman"/>
-              </w:rPr>
-              <w:t>Н1</w:t>
-            </w:r>
           </w:p>
         </w:tc>
       </w:tr>
@@ -2328,7 +2912,7 @@
           <w:p>
             <w:pPr>
               <w:spacing w:before="0" w:after="0" w:line="240" w:lineRule="auto"/>
-              <w:jc w:val="left"/>
+              <w:jc w:val="both"/>
             </w:pPr>
             <w:r/>
             <w:r>
@@ -2361,17 +2945,25 @@
               <w:jc w:val="center"/>
             </w:pPr>
             <w:r/>
-            <w:r>
-              <w:rPr>
-                <w:rFonts w:ascii="Times New Roman" w:hAnsi="Times New Roman"/>
-                <w:b w:val="0"/>
-                <w:i w:val="0"/>
-                <w:color w:val="000000"/>
-                <w:sz w:val="20"/>
-                <w:rFonts w:ascii="Times New Roman" w:hAnsi="Times New Roman" w:cs="Times New Roman" w:eastAsia="Times New Roman"/>
-              </w:rPr>
-              <w:t>З1</w:t>
-            </w:r>
+          </w:p>
+        </w:tc>
+        <w:tc>
+          <w:tcPr>
+            <w:tcW w:type="dxa" w:w="1938"/>
+            <w:vAlign w:val="center"/>
+            <w:tcMar>
+              <w:top w:w="100" w:type="dxa"/>
+              <w:bottom w:w="100" w:type="dxa"/>
+              <w:left w:w="120" w:type="dxa"/>
+              <w:right w:w="120" w:type="dxa"/>
+            </w:tcMar>
+          </w:tcPr>
+          <w:p>
+            <w:pPr>
+              <w:spacing w:before="0" w:after="0" w:line="240" w:lineRule="auto"/>
+              <w:jc w:val="center"/>
+            </w:pPr>
+            <w:r/>
           </w:p>
         </w:tc>
         <w:tc>
@@ -2400,37 +2992,7 @@
                 <w:sz w:val="20"/>
                 <w:rFonts w:ascii="Times New Roman" w:hAnsi="Times New Roman" w:cs="Times New Roman" w:eastAsia="Times New Roman"/>
               </w:rPr>
-              <w:t>У1</w:t>
-            </w:r>
-          </w:p>
-        </w:tc>
-        <w:tc>
-          <w:tcPr>
-            <w:tcW w:type="dxa" w:w="1938"/>
-            <w:vAlign w:val="center"/>
-            <w:tcMar>
-              <w:top w:w="100" w:type="dxa"/>
-              <w:bottom w:w="100" w:type="dxa"/>
-              <w:left w:w="120" w:type="dxa"/>
-              <w:right w:w="120" w:type="dxa"/>
-            </w:tcMar>
-          </w:tcPr>
-          <w:p>
-            <w:pPr>
-              <w:spacing w:before="0" w:after="0" w:line="240" w:lineRule="auto"/>
-              <w:jc w:val="center"/>
-            </w:pPr>
-            <w:r/>
-            <w:r>
-              <w:rPr>
-                <w:rFonts w:ascii="Times New Roman" w:hAnsi="Times New Roman"/>
-                <w:b w:val="0"/>
-                <w:i w:val="0"/>
-                <w:color w:val="000000"/>
-                <w:sz w:val="20"/>
-                <w:rFonts w:ascii="Times New Roman" w:hAnsi="Times New Roman" w:cs="Times New Roman" w:eastAsia="Times New Roman"/>
-              </w:rPr>
-              <w:t>Н1</w:t>
+              <w:t>1-3</w:t>
             </w:r>
           </w:p>
         </w:tc>
@@ -2439,11 +3001,13 @@
     <w:p>
       <w:pPr>
         <w:spacing w:before="0" w:after="120" w:line="240" w:lineRule="auto"/>
+        <w:jc w:val="both"/>
       </w:pPr>
     </w:p>
     <w:p>
       <w:pPr>
         <w:spacing w:before="0" w:after="240" w:line="240" w:lineRule="auto"/>
+        <w:jc w:val="both"/>
       </w:pPr>
       <w:r>
         <w:rPr>
@@ -2460,6 +3024,7 @@
     <w:p>
       <w:pPr>
         <w:spacing w:before="0" w:after="120" w:line="240" w:lineRule="auto"/>
+        <w:jc w:val="both"/>
       </w:pPr>
       <w:r>
         <w:rPr>
@@ -2476,6 +3041,7 @@
     <w:p>
       <w:pPr>
         <w:spacing w:before="0" w:after="120" w:line="240" w:lineRule="auto"/>
+        <w:jc w:val="both"/>
       </w:pPr>
       <w:r>
         <w:rPr>
@@ -2492,6 +3058,7 @@
     <w:p>
       <w:pPr>
         <w:spacing w:before="0" w:after="120" w:line="240" w:lineRule="auto"/>
+        <w:jc w:val="both"/>
       </w:pPr>
       <w:r>
         <w:rPr>
@@ -2508,6 +3075,7 @@
     <w:p>
       <w:pPr>
         <w:spacing w:before="0" w:after="120" w:line="240" w:lineRule="auto"/>
+        <w:jc w:val="both"/>
       </w:pPr>
       <w:r>
         <w:rPr>
@@ -2524,6 +3092,7 @@
     <w:p>
       <w:pPr>
         <w:spacing w:before="0" w:after="240" w:line="240" w:lineRule="auto"/>
+        <w:jc w:val="both"/>
       </w:pPr>
       <w:r>
         <w:rPr>
@@ -2540,6 +3109,7 @@
     <w:p>
       <w:pPr>
         <w:spacing w:before="0" w:after="120" w:line="240" w:lineRule="auto"/>
+        <w:jc w:val="both"/>
       </w:pPr>
       <w:r>
         <w:rPr>
@@ -3418,7 +3988,7 @@
           <w:p>
             <w:pPr>
               <w:spacing w:before="0" w:after="0" w:line="240" w:lineRule="auto"/>
-              <w:jc w:val="left"/>
+              <w:jc w:val="both"/>
             </w:pPr>
             <w:r/>
             <w:r>
@@ -3658,7 +4228,7 @@
           <w:p>
             <w:pPr>
               <w:spacing w:before="0" w:after="0" w:line="240" w:lineRule="auto"/>
-              <w:jc w:val="left"/>
+              <w:jc w:val="both"/>
             </w:pPr>
             <w:r/>
             <w:r>
@@ -3723,7 +4293,7 @@
           <w:p>
             <w:pPr>
               <w:spacing w:before="0" w:after="0" w:line="240" w:lineRule="auto"/>
-              <w:jc w:val="left"/>
+              <w:jc w:val="both"/>
             </w:pPr>
             <w:r/>
             <w:r>
@@ -3963,7 +4533,7 @@
           <w:p>
             <w:pPr>
               <w:spacing w:before="0" w:after="0" w:line="240" w:lineRule="auto"/>
-              <w:jc w:val="left"/>
+              <w:jc w:val="both"/>
             </w:pPr>
             <w:r/>
             <w:r>
@@ -4028,7 +4598,7 @@
           <w:p>
             <w:pPr>
               <w:spacing w:before="0" w:after="0" w:line="240" w:lineRule="auto"/>
-              <w:jc w:val="left"/>
+              <w:jc w:val="both"/>
             </w:pPr>
             <w:r/>
             <w:r>
@@ -4268,7 +4838,7 @@
           <w:p>
             <w:pPr>
               <w:spacing w:before="0" w:after="0" w:line="240" w:lineRule="auto"/>
-              <w:jc w:val="left"/>
+              <w:jc w:val="both"/>
             </w:pPr>
             <w:r/>
             <w:r>
@@ -4309,7 +4879,7 @@
           <w:p>
             <w:pPr>
               <w:spacing w:before="0" w:after="0" w:line="240" w:lineRule="auto"/>
-              <w:jc w:val="left"/>
+              <w:jc w:val="both"/>
             </w:pPr>
             <w:r/>
             <w:r>
@@ -4566,7 +5136,7 @@
           <w:p>
             <w:pPr>
               <w:spacing w:before="0" w:after="0" w:line="240" w:lineRule="auto"/>
-              <w:jc w:val="left"/>
+              <w:jc w:val="both"/>
             </w:pPr>
             <w:r/>
             <w:r>
@@ -4779,11 +5349,13 @@
     <w:p>
       <w:pPr>
         <w:spacing w:before="0" w:after="120" w:line="240" w:lineRule="auto"/>
+        <w:jc w:val="both"/>
       </w:pPr>
     </w:p>
     <w:p>
       <w:pPr>
         <w:spacing w:before="0" w:after="120" w:line="240" w:lineRule="auto"/>
+        <w:jc w:val="both"/>
       </w:pPr>
       <w:r>
         <w:rPr>
@@ -5083,7 +5655,7 @@
           <w:p>
             <w:pPr>
               <w:spacing w:before="0" w:after="0" w:line="240" w:lineRule="auto"/>
-              <w:jc w:val="left"/>
+              <w:jc w:val="both"/>
             </w:pPr>
             <w:r/>
             <w:r>
@@ -5113,7 +5685,7 @@
           <w:p>
             <w:pPr>
               <w:spacing w:before="0" w:after="0" w:line="240" w:lineRule="auto"/>
-              <w:jc w:val="left"/>
+              <w:jc w:val="both"/>
             </w:pPr>
             <w:r/>
             <w:r>
@@ -5165,7 +5737,7 @@
                 <w:sz w:val="20"/>
                 <w:rFonts w:ascii="Times New Roman" w:hAnsi="Times New Roman" w:cs="Times New Roman" w:eastAsia="Times New Roman"/>
               </w:rPr>
-              <w:t>З1</w:t>
+              <w:t>–</w:t>
             </w:r>
           </w:p>
         </w:tc>
@@ -5195,7 +5767,7 @@
                 <w:sz w:val="20"/>
                 <w:rFonts w:ascii="Times New Roman" w:hAnsi="Times New Roman" w:cs="Times New Roman" w:eastAsia="Times New Roman"/>
               </w:rPr>
-              <w:t>У1</w:t>
+              <w:t>–</w:t>
             </w:r>
           </w:p>
         </w:tc>
@@ -5225,7 +5797,7 @@
                 <w:sz w:val="20"/>
                 <w:rFonts w:ascii="Times New Roman" w:hAnsi="Times New Roman" w:cs="Times New Roman" w:eastAsia="Times New Roman"/>
               </w:rPr>
-              <w:t>Н1</w:t>
+              <w:t>–</w:t>
             </w:r>
           </w:p>
         </w:tc>
@@ -5243,7 +5815,7 @@
           <w:p>
             <w:pPr>
               <w:spacing w:before="0" w:after="0" w:line="240" w:lineRule="auto"/>
-              <w:jc w:val="left"/>
+              <w:jc w:val="both"/>
             </w:pPr>
             <w:r/>
             <w:r>
@@ -5308,7 +5880,7 @@
           <w:p>
             <w:pPr>
               <w:spacing w:before="0" w:after="0" w:line="240" w:lineRule="auto"/>
-              <w:jc w:val="left"/>
+              <w:jc w:val="both"/>
             </w:pPr>
             <w:r/>
             <w:r>
@@ -5338,7 +5910,7 @@
           <w:p>
             <w:pPr>
               <w:spacing w:before="0" w:after="0" w:line="240" w:lineRule="auto"/>
-              <w:jc w:val="left"/>
+              <w:jc w:val="both"/>
             </w:pPr>
             <w:r/>
             <w:r>
@@ -5390,7 +5962,7 @@
                 <w:sz w:val="20"/>
                 <w:rFonts w:ascii="Times New Roman" w:hAnsi="Times New Roman" w:cs="Times New Roman" w:eastAsia="Times New Roman"/>
               </w:rPr>
-              <w:t>З1</w:t>
+              <w:t>–</w:t>
             </w:r>
           </w:p>
         </w:tc>
@@ -5420,7 +5992,7 @@
                 <w:sz w:val="20"/>
                 <w:rFonts w:ascii="Times New Roman" w:hAnsi="Times New Roman" w:cs="Times New Roman" w:eastAsia="Times New Roman"/>
               </w:rPr>
-              <w:t>У1</w:t>
+              <w:t>–</w:t>
             </w:r>
           </w:p>
         </w:tc>
@@ -5450,7 +6022,7 @@
                 <w:sz w:val="20"/>
                 <w:rFonts w:ascii="Times New Roman" w:hAnsi="Times New Roman" w:cs="Times New Roman" w:eastAsia="Times New Roman"/>
               </w:rPr>
-              <w:t>Н1</w:t>
+              <w:t>–</w:t>
             </w:r>
           </w:p>
         </w:tc>
@@ -5468,7 +6040,7 @@
           <w:p>
             <w:pPr>
               <w:spacing w:before="0" w:after="0" w:line="240" w:lineRule="auto"/>
-              <w:jc w:val="left"/>
+              <w:jc w:val="both"/>
             </w:pPr>
             <w:r/>
             <w:r>
@@ -5489,11 +6061,13 @@
     <w:p>
       <w:pPr>
         <w:spacing w:before="0" w:after="120" w:line="240" w:lineRule="auto"/>
+        <w:jc w:val="both"/>
       </w:pPr>
     </w:p>
     <w:p>
       <w:pPr>
         <w:spacing w:before="0" w:after="120" w:line="240" w:lineRule="auto"/>
+        <w:jc w:val="both"/>
       </w:pPr>
       <w:r>
         <w:rPr>
@@ -5727,7 +6301,7 @@
           <w:p>
             <w:pPr>
               <w:spacing w:before="0" w:after="0" w:line="240" w:lineRule="auto"/>
-              <w:jc w:val="left"/>
+              <w:jc w:val="both"/>
             </w:pPr>
             <w:r/>
             <w:r>
@@ -5854,7 +6428,7 @@
           <w:p>
             <w:pPr>
               <w:spacing w:before="0" w:after="0" w:line="240" w:lineRule="auto"/>
-              <w:jc w:val="left"/>
+              <w:jc w:val="both"/>
             </w:pPr>
             <w:r/>
             <w:r>
@@ -5907,11 +6481,13 @@
     <w:p>
       <w:pPr>
         <w:spacing w:before="0" w:after="120" w:line="240" w:lineRule="auto"/>
+        <w:jc w:val="both"/>
       </w:pPr>
     </w:p>
     <w:p>
       <w:pPr>
         <w:spacing w:before="0" w:after="120" w:line="240" w:lineRule="auto"/>
+        <w:jc w:val="both"/>
       </w:pPr>
       <w:r>
         <w:rPr>
@@ -6145,7 +6721,7 @@
           <w:p>
             <w:pPr>
               <w:spacing w:before="0" w:after="0" w:line="240" w:lineRule="auto"/>
-              <w:jc w:val="left"/>
+              <w:jc w:val="both"/>
             </w:pPr>
             <w:r/>
             <w:r>
@@ -6270,7 +6846,7 @@
           <w:p>
             <w:pPr>
               <w:spacing w:before="0" w:after="0" w:line="240" w:lineRule="auto"/>
-              <w:jc w:val="left"/>
+              <w:jc w:val="both"/>
             </w:pPr>
             <w:r/>
             <w:r>
@@ -6321,11 +6897,13 @@
     <w:p>
       <w:pPr>
         <w:spacing w:before="0" w:after="120" w:line="240" w:lineRule="auto"/>
+        <w:jc w:val="both"/>
       </w:pPr>
     </w:p>
     <w:p>
       <w:pPr>
         <w:spacing w:before="0" w:after="240" w:line="240" w:lineRule="auto"/>
+        <w:jc w:val="both"/>
       </w:pPr>
       <w:r>
         <w:rPr>
@@ -6342,6 +6920,7 @@
     <w:p>
       <w:pPr>
         <w:spacing w:before="0" w:after="120" w:line="240" w:lineRule="auto"/>
+        <w:jc w:val="both"/>
       </w:pPr>
       <w:r>
         <w:rPr>
@@ -6358,6 +6937,7 @@
     <w:p>
       <w:pPr>
         <w:spacing w:before="0" w:after="120" w:line="240" w:lineRule="auto"/>
+        <w:jc w:val="both"/>
       </w:pPr>
       <w:r>
         <w:rPr>
@@ -6374,6 +6954,7 @@
     <w:p>
       <w:pPr>
         <w:spacing w:before="0" w:after="120" w:line="240" w:lineRule="auto"/>
+        <w:jc w:val="both"/>
       </w:pPr>
       <w:r>
         <w:rPr>
@@ -6390,11 +6971,13 @@
     <w:p>
       <w:pPr>
         <w:spacing w:before="0" w:after="120" w:line="240" w:lineRule="auto"/>
+        <w:jc w:val="both"/>
       </w:pPr>
     </w:p>
     <w:p>
       <w:pPr>
         <w:spacing w:before="0" w:after="240" w:line="240" w:lineRule="auto"/>
+        <w:jc w:val="both"/>
       </w:pPr>
       <w:r>
         <w:rPr>
@@ -6411,6 +6994,7 @@
     <w:p>
       <w:pPr>
         <w:spacing w:before="0" w:after="120" w:line="240" w:lineRule="auto"/>
+        <w:jc w:val="both"/>
       </w:pPr>
       <w:r>
         <w:rPr>
@@ -6427,6 +7011,7 @@
     <w:p>
       <w:pPr>
         <w:spacing w:before="0" w:after="120" w:line="240" w:lineRule="auto"/>
+        <w:jc w:val="both"/>
       </w:pPr>
       <w:r>
         <w:rPr>
@@ -6443,6 +7028,7 @@
     <w:p>
       <w:pPr>
         <w:spacing w:before="0" w:after="120" w:line="240" w:lineRule="auto"/>
+        <w:jc w:val="both"/>
       </w:pPr>
       <w:r>
         <w:rPr>
@@ -6459,6 +7045,7 @@
     <w:p>
       <w:pPr>
         <w:spacing w:before="0" w:after="120" w:line="240" w:lineRule="auto"/>
+        <w:jc w:val="both"/>
       </w:pPr>
       <w:r>
         <w:rPr>
@@ -6475,6 +7062,7 @@
     <w:p>
       <w:pPr>
         <w:spacing w:before="0" w:after="120" w:line="240" w:lineRule="auto"/>
+        <w:jc w:val="both"/>
       </w:pPr>
       <w:r>
         <w:rPr>
@@ -6491,6 +7079,7 @@
     <w:p>
       <w:pPr>
         <w:spacing w:before="0" w:after="120" w:line="240" w:lineRule="auto"/>
+        <w:jc w:val="both"/>
       </w:pPr>
       <w:r>
         <w:rPr>
@@ -6507,6 +7096,7 @@
     <w:p>
       <w:pPr>
         <w:spacing w:before="0" w:after="120" w:line="240" w:lineRule="auto"/>
+        <w:jc w:val="both"/>
       </w:pPr>
       <w:r>
         <w:rPr>
@@ -6523,6 +7113,7 @@
     <w:p>
       <w:pPr>
         <w:spacing w:before="0" w:after="120" w:line="240" w:lineRule="auto"/>
+        <w:jc w:val="both"/>
       </w:pPr>
       <w:r>
         <w:rPr>
@@ -6539,6 +7130,7 @@
     <w:p>
       <w:pPr>
         <w:spacing w:before="0" w:after="120" w:line="240" w:lineRule="auto"/>
+        <w:jc w:val="both"/>
       </w:pPr>
       <w:r>
         <w:rPr>
@@ -6555,6 +7147,7 @@
     <w:p>
       <w:pPr>
         <w:spacing w:before="0" w:after="120" w:line="240" w:lineRule="auto"/>
+        <w:jc w:val="both"/>
       </w:pPr>
       <w:r>
         <w:rPr>
@@ -6571,6 +7164,7 @@
     <w:p>
       <w:pPr>
         <w:spacing w:before="0" w:after="120" w:line="240" w:lineRule="auto"/>
+        <w:jc w:val="both"/>
       </w:pPr>
       <w:r>
         <w:rPr>
@@ -6587,6 +7181,7 @@
     <w:p>
       <w:pPr>
         <w:spacing w:before="0" w:after="120" w:line="240" w:lineRule="auto"/>
+        <w:jc w:val="both"/>
       </w:pPr>
       <w:r>
         <w:rPr>
@@ -6603,6 +7198,7 @@
     <w:p>
       <w:pPr>
         <w:spacing w:before="0" w:after="120" w:line="240" w:lineRule="auto"/>
+        <w:jc w:val="both"/>
       </w:pPr>
       <w:r>
         <w:rPr>
@@ -6619,6 +7215,7 @@
     <w:p>
       <w:pPr>
         <w:spacing w:before="0" w:after="120" w:line="240" w:lineRule="auto"/>
+        <w:jc w:val="both"/>
       </w:pPr>
       <w:r>
         <w:rPr>
@@ -6635,11 +7232,13 @@
     <w:p>
       <w:pPr>
         <w:spacing w:before="0" w:after="120" w:line="240" w:lineRule="auto"/>
+        <w:jc w:val="both"/>
       </w:pPr>
     </w:p>
     <w:p>
       <w:pPr>
         <w:spacing w:before="0" w:after="240" w:line="240" w:lineRule="auto"/>
+        <w:jc w:val="both"/>
       </w:pPr>
       <w:r>
         <w:rPr>
@@ -6656,6 +7255,7 @@
     <w:p>
       <w:pPr>
         <w:spacing w:before="0" w:after="120" w:line="240" w:lineRule="auto"/>
+        <w:jc w:val="both"/>
       </w:pPr>
       <w:r>
         <w:rPr>
@@ -6672,6 +7272,7 @@
     <w:p>
       <w:pPr>
         <w:spacing w:before="0" w:after="120" w:line="240" w:lineRule="auto"/>
+        <w:jc w:val="both"/>
       </w:pPr>
       <w:r>
         <w:rPr>
@@ -6688,6 +7289,7 @@
     <w:p>
       <w:pPr>
         <w:spacing w:before="0" w:after="120" w:line="240" w:lineRule="auto"/>
+        <w:jc w:val="both"/>
       </w:pPr>
       <w:r>
         <w:rPr>
@@ -6704,6 +7306,7 @@
     <w:p>
       <w:pPr>
         <w:spacing w:before="0" w:after="120" w:line="240" w:lineRule="auto"/>
+        <w:jc w:val="both"/>
       </w:pPr>
       <w:r>
         <w:rPr>
@@ -6720,11 +7323,13 @@
     <w:p>
       <w:pPr>
         <w:spacing w:before="0" w:after="120" w:line="240" w:lineRule="auto"/>
+        <w:jc w:val="both"/>
       </w:pPr>
     </w:p>
     <w:p>
       <w:pPr>
         <w:spacing w:before="0" w:after="120" w:line="240" w:lineRule="auto"/>
+        <w:jc w:val="both"/>
       </w:pPr>
       <w:r>
         <w:rPr>
@@ -6763,6 +7368,7 @@
     <w:p>
       <w:pPr>
         <w:spacing w:before="0" w:after="120" w:line="240" w:lineRule="auto"/>
+        <w:jc w:val="both"/>
       </w:pPr>
       <w:r>
         <w:rPr>
@@ -6773,7 +7379,7 @@
           <w:sz w:val="28"/>
           <w:rFonts w:ascii="Times New Roman" w:hAnsi="Times New Roman" w:cs="Times New Roman" w:eastAsia="Times New Roman"/>
         </w:rPr>
-        <w:t>Рабочая программа дисциплины «Планирование и обработка эксперимента» по направлению подготовки 01.03.04 Прикладная математика согласована на ведение учебного процесса:</w:t>
+        <w:t>Рабочая программа дисциплины «Планирование и обработка эксперимента» по направлению подготовки «01.03.04 Прикладная математика» согласована на ведение учебного процесса:</w:t>
       </w:r>
     </w:p>
     <w:tbl>
@@ -6846,7 +7452,9 @@
                 <w:sz w:val="22"/>
                 <w:rFonts w:ascii="Times New Roman" w:hAnsi="Times New Roman" w:cs="Times New Roman" w:eastAsia="Times New Roman"/>
               </w:rPr>
-              <w:t>«Согласовано»: И.о. зав. кафедрой, ответственной за РПД (подпись и дата)</w:t>
+              <w:t>Согласовано</w:t>
+              <w:br/>
+              <w:t>(подпись и дата)</w:t>
             </w:r>
           </w:p>
         </w:tc>
@@ -6899,7 +7507,7 @@
           <w:p>
             <w:pPr>
               <w:spacing w:before="0" w:after="0" w:line="240" w:lineRule="auto"/>
-              <w:jc w:val="left"/>
+              <w:jc w:val="both"/>
             </w:pPr>
             <w:r/>
           </w:p>
@@ -6953,7 +7561,7 @@
           <w:p>
             <w:pPr>
               <w:spacing w:before="0" w:after="0" w:line="240" w:lineRule="auto"/>
-              <w:jc w:val="left"/>
+              <w:jc w:val="both"/>
             </w:pPr>
             <w:r/>
           </w:p>
@@ -7007,7 +7615,7 @@
           <w:p>
             <w:pPr>
               <w:spacing w:before="0" w:after="0" w:line="240" w:lineRule="auto"/>
-              <w:jc w:val="left"/>
+              <w:jc w:val="both"/>
             </w:pPr>
             <w:r/>
           </w:p>
@@ -7061,7 +7669,7 @@
           <w:p>
             <w:pPr>
               <w:spacing w:before="0" w:after="0" w:line="240" w:lineRule="auto"/>
-              <w:jc w:val="left"/>
+              <w:jc w:val="both"/>
             </w:pPr>
             <w:r/>
           </w:p>
@@ -7244,6 +7852,23 @@
       </w:r>
     </w:p>
     <w:p>
+      <w:pPr>
+        <w:spacing w:before="0" w:after="120" w:line="240" w:lineRule="auto"/>
+        <w:jc w:val="center"/>
+      </w:pPr>
+      <w:r>
+        <w:rPr>
+          <w:rFonts w:ascii="Times New Roman" w:hAnsi="Times New Roman"/>
+          <w:b w:val="0"/>
+          <w:i w:val="0"/>
+          <w:color w:val="000000"/>
+          <w:sz w:val="28"/>
+          <w:rFonts w:ascii="Times New Roman" w:hAnsi="Times New Roman" w:cs="Times New Roman" w:eastAsia="Times New Roman"/>
+        </w:rPr>
+        <w:t>общая трудоемкость дисциплины составляет: 3 зачетных единиц(ы)</w:t>
+      </w:r>
+    </w:p>
+    <w:p>
       <w:r>
         <w:br w:type="page"/>
       </w:r>
@@ -7251,6 +7876,7 @@
     <w:p>
       <w:pPr>
         <w:spacing w:before="0" w:after="240" w:line="240" w:lineRule="auto"/>
+        <w:jc w:val="both"/>
       </w:pPr>
       <w:r>
         <w:rPr>
@@ -7262,6 +7888,25 @@
           <w:rFonts w:ascii="Times New Roman" w:hAnsi="Times New Roman" w:cs="Times New Roman" w:eastAsia="Times New Roman"/>
         </w:rPr>
         <w:t>1. Оценочные средства</w:t>
+      </w:r>
+    </w:p>
+    <w:p>
+      <w:pPr>
+        <w:spacing w:before="0" w:after="240" w:line="240" w:lineRule="auto"/>
+        <w:jc w:val="both"/>
+      </w:pPr>
+      <w:r>
+        <w:rPr>
+          <w:rFonts w:ascii="Times New Roman" w:hAnsi="Times New Roman"/>
+          <w:b w:val="0"/>
+          <w:i w:val="0"/>
+          <w:color w:val="000000"/>
+          <w:sz w:val="28"/>
+          <w:rFonts w:ascii="Times New Roman" w:hAnsi="Times New Roman" w:cs="Times New Roman" w:eastAsia="Times New Roman"/>
+        </w:rPr>
+        <w:t>Оценивание формирования компетенций производится на основе результатов обучения, приведенных в п. 2 рабочей программы и ФОС. Связь разделов компетенций, индикаторов и форм контроля (текущего и промежуточного) указаны в таблице 4.2 рабочей программы дисциплины.</w:t>
+        <w:br/>
+        <w:t>Оценочные средства соотнесены с результатами обучения по дисциплине и индикаторами достижения компетенций, представлены ниже.</w:t>
       </w:r>
     </w:p>
     <w:tbl>
@@ -7454,7 +8099,7 @@
           <w:p>
             <w:pPr>
               <w:spacing w:before="0" w:after="0" w:line="240" w:lineRule="auto"/>
-              <w:jc w:val="center"/>
+              <w:jc w:val="left"/>
             </w:pPr>
             <w:r/>
             <w:r>
@@ -7466,7 +8111,7 @@
                 <w:sz w:val="20"/>
                 <w:rFonts w:ascii="Times New Roman" w:hAnsi="Times New Roman" w:cs="Times New Roman" w:eastAsia="Times New Roman"/>
               </w:rPr>
-              <w:t>ПК-4.1</w:t>
+              <w:t>ПК-4.1. Знать: основы математического моделирования, системного анализа и теории принятия решений</w:t>
             </w:r>
           </w:p>
         </w:tc>
@@ -7484,7 +8129,7 @@
           <w:p>
             <w:pPr>
               <w:spacing w:before="0" w:after="0" w:line="240" w:lineRule="auto"/>
-              <w:jc w:val="left"/>
+              <w:jc w:val="both"/>
             </w:pPr>
             <w:r/>
             <w:r>
@@ -7496,11 +8141,11 @@
                 <w:sz w:val="18"/>
                 <w:rFonts w:ascii="Times New Roman" w:hAnsi="Times New Roman" w:cs="Times New Roman" w:eastAsia="Times New Roman"/>
               </w:rPr>
-              <w:t>З1: Знать базовые принципы и терминологию, относящиеся к ПК-4.1.</w:t>
+              <w:t>З1: Синтаксис и семантика алгоритмического языка программирования, принципы и методология построения систем по курсу «Планирование и обработка эксперимента»</w:t>
               <w:br/>
-              <w:t>У1: Уметь использовать практические инструменты в контексте ПК-4.1.</w:t>
+              <w:t>З2: Концепции и идеи объектно-ориентированного программирования и проектирования программных решений</w:t>
               <w:br/>
-              <w:t>Н1: Владеть навыками анализа данных и принятия решений в рамках ПК-4.1.</w:t>
+              <w:t>З3: Технология работы на ПК в современных операционных средах, основные методы разработки эффективных структур данных</w:t>
             </w:r>
           </w:p>
         </w:tc>
@@ -7518,7 +8163,7 @@
           <w:p>
             <w:pPr>
               <w:spacing w:before="0" w:after="0" w:line="240" w:lineRule="auto"/>
-              <w:jc w:val="left"/>
+              <w:jc w:val="both"/>
             </w:pPr>
             <w:r/>
             <w:r>
@@ -7583,7 +8228,7 @@
           <w:p>
             <w:pPr>
               <w:spacing w:before="0" w:after="0" w:line="240" w:lineRule="auto"/>
-              <w:jc w:val="center"/>
+              <w:jc w:val="left"/>
             </w:pPr>
             <w:r/>
             <w:r>
@@ -7595,7 +8240,7 @@
                 <w:sz w:val="20"/>
                 <w:rFonts w:ascii="Times New Roman" w:hAnsi="Times New Roman" w:cs="Times New Roman" w:eastAsia="Times New Roman"/>
               </w:rPr>
-              <w:t>ПК-4.2</w:t>
+              <w:t>ПК-4.2. Уметь: применять методы математического моделирования и системного анализа в области профессиональной деятельности</w:t>
             </w:r>
           </w:p>
         </w:tc>
@@ -7613,7 +8258,7 @@
           <w:p>
             <w:pPr>
               <w:spacing w:before="0" w:after="0" w:line="240" w:lineRule="auto"/>
-              <w:jc w:val="left"/>
+              <w:jc w:val="both"/>
             </w:pPr>
             <w:r/>
             <w:r>
@@ -7625,11 +8270,11 @@
                 <w:sz w:val="18"/>
                 <w:rFonts w:ascii="Times New Roman" w:hAnsi="Times New Roman" w:cs="Times New Roman" w:eastAsia="Times New Roman"/>
               </w:rPr>
-              <w:t>З1: Знать базовые принципы и терминологию, относящиеся к ПК-4.2.</w:t>
+              <w:t>У1: Формализовать прикладную задачу, выбирать для неё подходящие структуры данных и алгоритмы обработки в «Планирование и обработка эксперимента»</w:t>
               <w:br/>
-              <w:t>У1: Уметь использовать практические инструменты в контексте ПК-4.2.</w:t>
+              <w:t>У2: Программировать прикладные алгоритмы, используя программные средства языков высокого уровня; разрабатывать тесты</w:t>
               <w:br/>
-              <w:t>Н1: Владеть навыками анализа данных и принятия решений в рамках ПК-4.2.</w:t>
+              <w:t>У3: Проектировать программные компоненты IT-систем и модули обработки информации</w:t>
             </w:r>
           </w:p>
         </w:tc>
@@ -7647,7 +8292,7 @@
           <w:p>
             <w:pPr>
               <w:spacing w:before="0" w:after="0" w:line="240" w:lineRule="auto"/>
-              <w:jc w:val="left"/>
+              <w:jc w:val="both"/>
             </w:pPr>
             <w:r/>
             <w:r>
@@ -7712,7 +8357,7 @@
           <w:p>
             <w:pPr>
               <w:spacing w:before="0" w:after="0" w:line="240" w:lineRule="auto"/>
-              <w:jc w:val="center"/>
+              <w:jc w:val="left"/>
             </w:pPr>
             <w:r/>
             <w:r>
@@ -7724,7 +8369,7 @@
                 <w:sz w:val="20"/>
                 <w:rFonts w:ascii="Times New Roman" w:hAnsi="Times New Roman" w:cs="Times New Roman" w:eastAsia="Times New Roman"/>
               </w:rPr>
-              <w:t>ПК-4.3</w:t>
+              <w:t>ПК-4.3. Владеть: навыками принятия научно-обоснованных решений на основе математического моделирования и методов системного анализа в области профессиональной деятельности</w:t>
             </w:r>
           </w:p>
         </w:tc>
@@ -7742,7 +8387,7 @@
           <w:p>
             <w:pPr>
               <w:spacing w:before="0" w:after="0" w:line="240" w:lineRule="auto"/>
-              <w:jc w:val="left"/>
+              <w:jc w:val="both"/>
             </w:pPr>
             <w:r/>
             <w:r>
@@ -7754,11 +8399,11 @@
                 <w:sz w:val="18"/>
                 <w:rFonts w:ascii="Times New Roman" w:hAnsi="Times New Roman" w:cs="Times New Roman" w:eastAsia="Times New Roman"/>
               </w:rPr>
-              <w:t>З1: Знать базовые принципы и терминологию, относящиеся к ПК-4.3.</w:t>
+              <w:t>Н1: Использовать современные математические методы и программные средства для решения задач науки, образования и бизнеса</w:t>
               <w:br/>
-              <w:t>У1: Уметь использовать практические инструменты в контексте ПК-4.3.</w:t>
+              <w:t>Н2: Реализовать идеи объектно-ориентированного подхода и паттернов проектирования в предметной области «Планирование и обработка эксперимента»</w:t>
               <w:br/>
-              <w:t>Н1: Владеть навыками анализа данных и принятия решений в рамках ПК-4.3.</w:t>
+              <w:t>Н3: Применять современные цифровые технологии моделирования, алгоритмизации и оптимизации бизнес-процессов</w:t>
             </w:r>
           </w:p>
         </w:tc>
@@ -7776,7 +8421,7 @@
           <w:p>
             <w:pPr>
               <w:spacing w:before="0" w:after="0" w:line="240" w:lineRule="auto"/>
-              <w:jc w:val="left"/>
+              <w:jc w:val="both"/>
             </w:pPr>
             <w:r/>
             <w:r>
@@ -7841,7 +8486,7 @@
           <w:p>
             <w:pPr>
               <w:spacing w:before="0" w:after="0" w:line="240" w:lineRule="auto"/>
-              <w:jc w:val="center"/>
+              <w:jc w:val="left"/>
             </w:pPr>
             <w:r/>
             <w:r>
@@ -7853,7 +8498,7 @@
                 <w:sz w:val="20"/>
                 <w:rFonts w:ascii="Times New Roman" w:hAnsi="Times New Roman" w:cs="Times New Roman" w:eastAsia="Times New Roman"/>
               </w:rPr>
-              <w:t>ПК-5.1</w:t>
+              <w:t>ПК-5.1. Знать: фундаментальные основы и прикладные аспекты построения математических моделей технических и социально-экономических систем</w:t>
             </w:r>
           </w:p>
         </w:tc>
@@ -7871,7 +8516,7 @@
           <w:p>
             <w:pPr>
               <w:spacing w:before="0" w:after="0" w:line="240" w:lineRule="auto"/>
-              <w:jc w:val="left"/>
+              <w:jc w:val="both"/>
             </w:pPr>
             <w:r/>
             <w:r>
@@ -7883,11 +8528,11 @@
                 <w:sz w:val="18"/>
                 <w:rFonts w:ascii="Times New Roman" w:hAnsi="Times New Roman" w:cs="Times New Roman" w:eastAsia="Times New Roman"/>
               </w:rPr>
-              <w:t>З1: Знать базовые принципы и терминологию, относящиеся к ПК-5.1.</w:t>
+              <w:t>З1: Синтаксис и семантика алгоритмического языка программирования, принципы и методология построения систем по курсу «Планирование и обработка эксперимента»</w:t>
               <w:br/>
-              <w:t>У1: Уметь использовать практические инструменты в контексте ПК-5.1.</w:t>
+              <w:t>З2: Концепции и идеи объектно-ориентированного программирования и проектирования программных решений</w:t>
               <w:br/>
-              <w:t>Н1: Владеть навыками анализа данных и принятия решений в рамках ПК-5.1.</w:t>
+              <w:t>З3: Технология работы на ПК в современных операционных средах, основные методы разработки эффективных структур данных</w:t>
             </w:r>
           </w:p>
         </w:tc>
@@ -7905,7 +8550,7 @@
           <w:p>
             <w:pPr>
               <w:spacing w:before="0" w:after="0" w:line="240" w:lineRule="auto"/>
-              <w:jc w:val="left"/>
+              <w:jc w:val="both"/>
             </w:pPr>
             <w:r/>
             <w:r>
@@ -7970,7 +8615,7 @@
           <w:p>
             <w:pPr>
               <w:spacing w:before="0" w:after="0" w:line="240" w:lineRule="auto"/>
-              <w:jc w:val="center"/>
+              <w:jc w:val="left"/>
             </w:pPr>
             <w:r/>
             <w:r>
@@ -7982,7 +8627,7 @@
                 <w:sz w:val="20"/>
                 <w:rFonts w:ascii="Times New Roman" w:hAnsi="Times New Roman" w:cs="Times New Roman" w:eastAsia="Times New Roman"/>
               </w:rPr>
-              <w:t>ПК-5.2</w:t>
+              <w:t>ПК-5.2. Уметь: самостоятельно разрабатывать математические модели технических и социально-экономических систем</w:t>
             </w:r>
           </w:p>
         </w:tc>
@@ -8000,7 +8645,7 @@
           <w:p>
             <w:pPr>
               <w:spacing w:before="0" w:after="0" w:line="240" w:lineRule="auto"/>
-              <w:jc w:val="left"/>
+              <w:jc w:val="both"/>
             </w:pPr>
             <w:r/>
             <w:r>
@@ -8012,11 +8657,11 @@
                 <w:sz w:val="18"/>
                 <w:rFonts w:ascii="Times New Roman" w:hAnsi="Times New Roman" w:cs="Times New Roman" w:eastAsia="Times New Roman"/>
               </w:rPr>
-              <w:t>З1: Знать базовые принципы и терминологию, относящиеся к ПК-5.2.</w:t>
+              <w:t>У1: Формализовать прикладную задачу, выбирать для неё подходящие структуры данных и алгоритмы обработки в «Планирование и обработка эксперимента»</w:t>
               <w:br/>
-              <w:t>У1: Уметь использовать практические инструменты в контексте ПК-5.2.</w:t>
+              <w:t>У2: Программировать прикладные алгоритмы, используя программные средства языков высокого уровня; разрабатывать тесты</w:t>
               <w:br/>
-              <w:t>Н1: Владеть навыками анализа данных и принятия решений в рамках ПК-5.2.</w:t>
+              <w:t>У3: Проектировать программные компоненты IT-систем и модули обработки информации</w:t>
             </w:r>
           </w:p>
         </w:tc>
@@ -8034,7 +8679,7 @@
           <w:p>
             <w:pPr>
               <w:spacing w:before="0" w:after="0" w:line="240" w:lineRule="auto"/>
-              <w:jc w:val="left"/>
+              <w:jc w:val="both"/>
             </w:pPr>
             <w:r/>
             <w:r>
@@ -8099,7 +8744,7 @@
           <w:p>
             <w:pPr>
               <w:spacing w:before="0" w:after="0" w:line="240" w:lineRule="auto"/>
-              <w:jc w:val="center"/>
+              <w:jc w:val="left"/>
             </w:pPr>
             <w:r/>
             <w:r>
@@ -8111,7 +8756,7 @@
                 <w:sz w:val="20"/>
                 <w:rFonts w:ascii="Times New Roman" w:hAnsi="Times New Roman" w:cs="Times New Roman" w:eastAsia="Times New Roman"/>
               </w:rPr>
-              <w:t>ПК-5.3</w:t>
+              <w:t>ПК-5.3. Владеть: навыками самостоятельного изучения новых разделов фундаментальных и прикладных наук</w:t>
             </w:r>
           </w:p>
         </w:tc>
@@ -8129,7 +8774,7 @@
           <w:p>
             <w:pPr>
               <w:spacing w:before="0" w:after="0" w:line="240" w:lineRule="auto"/>
-              <w:jc w:val="left"/>
+              <w:jc w:val="both"/>
             </w:pPr>
             <w:r/>
             <w:r>
@@ -8141,11 +8786,11 @@
                 <w:sz w:val="18"/>
                 <w:rFonts w:ascii="Times New Roman" w:hAnsi="Times New Roman" w:cs="Times New Roman" w:eastAsia="Times New Roman"/>
               </w:rPr>
-              <w:t>З1: Знать базовые принципы и терминологию, относящиеся к ПК-5.3.</w:t>
+              <w:t>Н1: Использовать современные математические методы и программные средства для решения задач науки, образования и бизнеса</w:t>
               <w:br/>
-              <w:t>У1: Уметь использовать практические инструменты в контексте ПК-5.3.</w:t>
+              <w:t>Н2: Реализовать идеи объектно-ориентированного подхода и паттернов проектирования в предметной области «Планирование и обработка эксперимента»</w:t>
               <w:br/>
-              <w:t>Н1: Владеть навыками анализа данных и принятия решений в рамках ПК-5.3.</w:t>
+              <w:t>Н3: Применять современные цифровые технологии моделирования, алгоритмизации и оптимизации бизнес-процессов</w:t>
             </w:r>
           </w:p>
         </w:tc>
@@ -8163,7 +8808,7 @@
           <w:p>
             <w:pPr>
               <w:spacing w:before="0" w:after="0" w:line="240" w:lineRule="auto"/>
-              <w:jc w:val="left"/>
+              <w:jc w:val="both"/>
             </w:pPr>
             <w:r/>
             <w:r>
@@ -8183,12 +8828,207 @@
     </w:tbl>
     <w:p>
       <w:pPr>
+        <w:spacing w:before="360" w:after="120" w:line="240" w:lineRule="auto"/>
+        <w:jc w:val="both"/>
+      </w:pPr>
+    </w:p>
+    <w:p>
+      <w:pPr>
+        <w:spacing w:before="240" w:after="120" w:line="240" w:lineRule="auto"/>
+        <w:jc w:val="both"/>
+      </w:pPr>
+      <w:r>
+        <w:rPr>
+          <w:rFonts w:ascii="Times New Roman" w:hAnsi="Times New Roman"/>
+          <w:b/>
+          <w:i w:val="0"/>
+          <w:color w:val="000000"/>
+          <w:sz w:val="28"/>
+          <w:rFonts w:ascii="Times New Roman" w:hAnsi="Times New Roman" w:cs="Times New Roman" w:eastAsia="Times New Roman"/>
+        </w:rPr>
+        <w:t>Наименование: зачет с оценкой</w:t>
+      </w:r>
+    </w:p>
+    <w:p>
+      <w:pPr>
         <w:spacing w:before="0" w:after="120" w:line="240" w:lineRule="auto"/>
+        <w:jc w:val="both"/>
+      </w:pPr>
+      <w:r>
+        <w:rPr>
+          <w:rFonts w:ascii="Times New Roman" w:hAnsi="Times New Roman"/>
+          <w:b w:val="0"/>
+          <w:i/>
+          <w:color w:val="000000"/>
+          <w:sz w:val="28"/>
+          <w:rFonts w:ascii="Times New Roman" w:hAnsi="Times New Roman" w:cs="Times New Roman" w:eastAsia="Times New Roman"/>
+        </w:rPr>
+        <w:t>Представление в ФОС: перечень вопросов</w:t>
+      </w:r>
+    </w:p>
+    <w:p>
+      <w:pPr>
+        <w:spacing w:before="0" w:after="120" w:line="240" w:lineRule="auto"/>
+        <w:jc w:val="both"/>
+      </w:pPr>
+      <w:r>
+        <w:rPr>
+          <w:rFonts w:ascii="Times New Roman" w:hAnsi="Times New Roman"/>
+          <w:b/>
+          <w:i w:val="0"/>
+          <w:color w:val="000000"/>
+          <w:sz w:val="28"/>
+          <w:rFonts w:ascii="Times New Roman" w:hAnsi="Times New Roman" w:cs="Times New Roman" w:eastAsia="Times New Roman"/>
+        </w:rPr>
+        <w:t>Перечень вопросов для проведения зачета с оценкой:</w:t>
+      </w:r>
+    </w:p>
+    <w:p>
+      <w:pPr>
+        <w:spacing w:before="120" w:after="120" w:line="240" w:lineRule="auto"/>
+        <w:jc w:val="both"/>
+      </w:pPr>
+      <w:r>
+        <w:rPr>
+          <w:rFonts w:ascii="Times New Roman" w:hAnsi="Times New Roman"/>
+          <w:b/>
+          <w:i/>
+          <w:color w:val="000000"/>
+          <w:sz w:val="28"/>
+          <w:rFonts w:ascii="Times New Roman" w:hAnsi="Times New Roman" w:cs="Times New Roman" w:eastAsia="Times New Roman"/>
+        </w:rPr>
+        <w:t>6 семестр:</w:t>
+      </w:r>
+    </w:p>
+    <w:p>
+      <w:pPr>
+        <w:spacing w:before="40" w:after="40" w:line="240" w:lineRule="auto"/>
+        <w:jc w:val="both"/>
+      </w:pPr>
+      <w:r>
+        <w:rPr>
+          <w:rFonts w:ascii="Times New Roman" w:hAnsi="Times New Roman"/>
+          <w:b w:val="0"/>
+          <w:i w:val="0"/>
+          <w:color w:val="000000"/>
+          <w:sz w:val="28"/>
+          <w:rFonts w:ascii="Times New Roman" w:hAnsi="Times New Roman" w:cs="Times New Roman" w:eastAsia="Times New Roman"/>
+        </w:rPr>
+        <w:t>1. Каковы базовые понятия дисциплины «Планирование и обработка эксперимента»?</w:t>
+      </w:r>
+    </w:p>
+    <w:p>
+      <w:pPr>
+        <w:spacing w:before="40" w:after="40" w:line="240" w:lineRule="auto"/>
+        <w:jc w:val="both"/>
+      </w:pPr>
+      <w:r>
+        <w:rPr>
+          <w:rFonts w:ascii="Times New Roman" w:hAnsi="Times New Roman"/>
+          <w:b w:val="0"/>
+          <w:i w:val="0"/>
+          <w:color w:val="000000"/>
+          <w:sz w:val="28"/>
+          <w:rFonts w:ascii="Times New Roman" w:hAnsi="Times New Roman" w:cs="Times New Roman" w:eastAsia="Times New Roman"/>
+        </w:rPr>
+        <w:t>2. Опишите структуру и принципы работы базовых методов.</w:t>
+      </w:r>
+    </w:p>
+    <w:p>
+      <w:pPr>
+        <w:spacing w:before="40" w:after="40" w:line="240" w:lineRule="auto"/>
+        <w:jc w:val="both"/>
+      </w:pPr>
+      <w:r>
+        <w:rPr>
+          <w:rFonts w:ascii="Times New Roman" w:hAnsi="Times New Roman"/>
+          <w:b w:val="0"/>
+          <w:i w:val="0"/>
+          <w:color w:val="000000"/>
+          <w:sz w:val="28"/>
+          <w:rFonts w:ascii="Times New Roman" w:hAnsi="Times New Roman" w:cs="Times New Roman" w:eastAsia="Times New Roman"/>
+        </w:rPr>
+        <w:t>3. Сформулируйте критерии эффективности примененных подходов.</w:t>
+      </w:r>
+    </w:p>
+    <w:p>
+      <w:pPr>
+        <w:spacing w:before="40" w:after="40" w:line="240" w:lineRule="auto"/>
+        <w:jc w:val="both"/>
+      </w:pPr>
+      <w:r>
+        <w:rPr>
+          <w:rFonts w:ascii="Times New Roman" w:hAnsi="Times New Roman"/>
+          <w:b w:val="0"/>
+          <w:i w:val="0"/>
+          <w:color w:val="000000"/>
+          <w:sz w:val="28"/>
+          <w:rFonts w:ascii="Times New Roman" w:hAnsi="Times New Roman" w:cs="Times New Roman" w:eastAsia="Times New Roman"/>
+        </w:rPr>
+        <w:t>4. Опишите технологию отладки и верификации результатов.</w:t>
+      </w:r>
+    </w:p>
+    <w:p>
+      <w:pPr>
+        <w:spacing w:before="40" w:after="40" w:line="240" w:lineRule="auto"/>
+        <w:jc w:val="both"/>
+      </w:pPr>
+      <w:r>
+        <w:rPr>
+          <w:rFonts w:ascii="Times New Roman" w:hAnsi="Times New Roman"/>
+          <w:b w:val="0"/>
+          <w:i w:val="0"/>
+          <w:color w:val="000000"/>
+          <w:sz w:val="28"/>
+          <w:rFonts w:ascii="Times New Roman" w:hAnsi="Times New Roman" w:cs="Times New Roman" w:eastAsia="Times New Roman"/>
+        </w:rPr>
+        <w:t>5. Каковы особенности стандартизации процессов в предметной области?</w:t>
+      </w:r>
+    </w:p>
+    <w:p>
+      <w:pPr>
+        <w:spacing w:before="120" w:after="120" w:line="240" w:lineRule="auto"/>
+        <w:jc w:val="both"/>
+      </w:pPr>
+      <w:r>
+        <w:rPr>
+          <w:rFonts w:ascii="Times New Roman" w:hAnsi="Times New Roman"/>
+          <w:b/>
+          <w:i w:val="0"/>
+          <w:color w:val="000000"/>
+          <w:sz w:val="28"/>
+          <w:rFonts w:ascii="Times New Roman" w:hAnsi="Times New Roman" w:cs="Times New Roman" w:eastAsia="Times New Roman"/>
+        </w:rPr>
+        <w:t>Критерии оценки:</w:t>
+      </w:r>
+    </w:p>
+    <w:p>
+      <w:pPr>
+        <w:spacing w:before="0" w:after="240" w:line="240" w:lineRule="auto"/>
+        <w:jc w:val="both"/>
+      </w:pPr>
+      <w:r>
+        <w:rPr>
+          <w:rFonts w:ascii="Times New Roman" w:hAnsi="Times New Roman"/>
+          <w:b w:val="0"/>
+          <w:i w:val="0"/>
+          <w:color w:val="000000"/>
+          <w:sz w:val="28"/>
+          <w:rFonts w:ascii="Times New Roman" w:hAnsi="Times New Roman" w:cs="Times New Roman" w:eastAsia="Times New Roman"/>
+        </w:rPr>
+        <w:t>Приведены в разделе 2.</w:t>
+      </w:r>
+    </w:p>
+    <w:p>
+      <w:pPr>
+        <w:spacing w:before="360" w:after="120" w:line="240" w:lineRule="auto"/>
+        <w:jc w:val="both"/>
       </w:pPr>
     </w:p>
     <w:p>
       <w:pPr>
         <w:spacing w:before="0" w:after="120" w:line="240" w:lineRule="auto"/>
+        <w:jc w:val="both"/>
       </w:pPr>
       <w:r>
         <w:rPr>
@@ -8205,6 +9045,7 @@
     <w:p>
       <w:pPr>
         <w:spacing w:before="0" w:after="120" w:line="240" w:lineRule="auto"/>
+        <w:jc w:val="both"/>
       </w:pPr>
       <w:r>
         <w:rPr>
@@ -8220,7 +9061,25 @@
     </w:p>
     <w:p>
       <w:pPr>
-        <w:spacing w:before="0" w:after="120" w:line="240" w:lineRule="auto"/>
+        <w:spacing w:before="240" w:after="120" w:line="240" w:lineRule="auto"/>
+        <w:jc w:val="both"/>
+      </w:pPr>
+      <w:r>
+        <w:rPr>
+          <w:rFonts w:ascii="Times New Roman" w:hAnsi="Times New Roman"/>
+          <w:b/>
+          <w:i w:val="0"/>
+          <w:color w:val="000000"/>
+          <w:sz w:val="28"/>
+          <w:rFonts w:ascii="Times New Roman" w:hAnsi="Times New Roman" w:cs="Times New Roman" w:eastAsia="Times New Roman"/>
+        </w:rPr>
+        <w:t>Компетенция ПК-4. Способен принимать научно-обоснованные решения на основе математического моделирования и методов системного анализа</w:t>
+      </w:r>
+    </w:p>
+    <w:p>
+      <w:pPr>
+        <w:spacing w:before="80" w:after="120" w:line="240" w:lineRule="auto"/>
+        <w:jc w:val="both"/>
       </w:pPr>
       <w:r>
         <w:rPr>
@@ -8231,12 +9090,13 @@
           <w:sz w:val="28"/>
           <w:rFonts w:ascii="Times New Roman" w:hAnsi="Times New Roman" w:cs="Times New Roman" w:eastAsia="Times New Roman"/>
         </w:rPr>
-        <w:t>1. Что является главным объектом изучения дисциплины «Планирование и обработка эксперимента»?</w:t>
+        <w:t>1. Вопрос 1 для контроля уровня сформированности компетенции ПК-4 в рамках курса «Планирование и обработка эксперимента»?</w:t>
       </w:r>
     </w:p>
     <w:p>
       <w:pPr>
-        <w:spacing w:before="40" w:after="40" w:line="240" w:lineRule="auto"/>
+        <w:spacing w:before="20" w:after="20" w:line="240" w:lineRule="auto"/>
+        <w:jc w:val="both"/>
       </w:pPr>
       <w:r>
         <w:rPr>
@@ -8247,12 +9107,13 @@
           <w:sz w:val="28"/>
           <w:rFonts w:ascii="Times New Roman" w:hAnsi="Times New Roman" w:cs="Times New Roman" w:eastAsia="Times New Roman"/>
         </w:rPr>
-        <w:t xml:space="preserve">   1) Теоретические концепции и базовые определения дисциплины</w:t>
+        <w:t xml:space="preserve">   1) Правильный вариант ответа по теоретическим основам и синтаксису</w:t>
       </w:r>
     </w:p>
     <w:p>
       <w:pPr>
-        <w:spacing w:before="40" w:after="40" w:line="240" w:lineRule="auto"/>
+        <w:spacing w:before="20" w:after="20" w:line="240" w:lineRule="auto"/>
+        <w:jc w:val="both"/>
       </w:pPr>
       <w:r>
         <w:rPr>
@@ -8263,12 +9124,13 @@
           <w:sz w:val="28"/>
           <w:rFonts w:ascii="Times New Roman" w:hAnsi="Times New Roman" w:cs="Times New Roman" w:eastAsia="Times New Roman"/>
         </w:rPr>
-        <w:t xml:space="preserve">   2) Вспомогательные инструменты сторонних предметных областей</w:t>
+        <w:t xml:space="preserve">   2) Вспомогательный некорректный параметр инструментальной среды</w:t>
       </w:r>
     </w:p>
     <w:p>
       <w:pPr>
-        <w:spacing w:before="40" w:after="40" w:line="240" w:lineRule="auto"/>
+        <w:spacing w:before="20" w:after="20" w:line="240" w:lineRule="auto"/>
+        <w:jc w:val="both"/>
       </w:pPr>
       <w:r>
         <w:rPr>
@@ -8279,12 +9141,13 @@
           <w:sz w:val="28"/>
           <w:rFonts w:ascii="Times New Roman" w:hAnsi="Times New Roman" w:cs="Times New Roman" w:eastAsia="Times New Roman"/>
         </w:rPr>
-        <w:t xml:space="preserve">   3) Программные методы без привязки к теоретическому базису</w:t>
+        <w:t xml:space="preserve">   3) Альтернативное решение без системной поддержки архитектуры</w:t>
       </w:r>
     </w:p>
     <w:p>
       <w:pPr>
-        <w:spacing w:before="40" w:after="40" w:line="240" w:lineRule="auto"/>
+        <w:spacing w:before="20" w:after="20" w:line="240" w:lineRule="auto"/>
+        <w:jc w:val="both"/>
       </w:pPr>
       <w:r>
         <w:rPr>
@@ -8295,12 +9158,13 @@
           <w:sz w:val="28"/>
           <w:rFonts w:ascii="Times New Roman" w:hAnsi="Times New Roman" w:cs="Times New Roman" w:eastAsia="Times New Roman"/>
         </w:rPr>
-        <w:t xml:space="preserve">   4) Организационно-правовые аспекты деятельности сторонних ведомств</w:t>
+        <w:t xml:space="preserve">   4) Абстрактная формулировка понятия, не относящаяся к делу</w:t>
       </w:r>
     </w:p>
     <w:p>
       <w:pPr>
-        <w:spacing w:before="0" w:after="120" w:line="240" w:lineRule="auto"/>
+        <w:spacing w:before="80" w:after="120" w:line="240" w:lineRule="auto"/>
+        <w:jc w:val="both"/>
       </w:pPr>
       <w:r>
         <w:rPr>
@@ -8311,12 +9175,13 @@
           <w:sz w:val="28"/>
           <w:rFonts w:ascii="Times New Roman" w:hAnsi="Times New Roman" w:cs="Times New Roman" w:eastAsia="Times New Roman"/>
         </w:rPr>
-        <w:t>2. Какой метод наиболее часто применяется в рамках «Планирование и обработка эксперимента»?</w:t>
+        <w:t>2. Вопрос 2 для контроля уровня сформированности компетенции ПК-4 в рамках курса «Планирование и обработка эксперимента»?</w:t>
       </w:r>
     </w:p>
     <w:p>
       <w:pPr>
-        <w:spacing w:before="40" w:after="40" w:line="240" w:lineRule="auto"/>
+        <w:spacing w:before="20" w:after="20" w:line="240" w:lineRule="auto"/>
+        <w:jc w:val="both"/>
       </w:pPr>
       <w:r>
         <w:rPr>
@@ -8327,12 +9192,13 @@
           <w:sz w:val="28"/>
           <w:rFonts w:ascii="Times New Roman" w:hAnsi="Times New Roman" w:cs="Times New Roman" w:eastAsia="Times New Roman"/>
         </w:rPr>
-        <w:t xml:space="preserve">   1) Метод субъективных экспертных допущений</w:t>
+        <w:t xml:space="preserve">   1) Правильный вариант ответа по практическому применению и методологии</w:t>
       </w:r>
     </w:p>
     <w:p>
       <w:pPr>
-        <w:spacing w:before="40" w:after="40" w:line="240" w:lineRule="auto"/>
+        <w:spacing w:before="20" w:after="20" w:line="240" w:lineRule="auto"/>
+        <w:jc w:val="both"/>
       </w:pPr>
       <w:r>
         <w:rPr>
@@ -8343,12 +9209,13 @@
           <w:sz w:val="28"/>
           <w:rFonts w:ascii="Times New Roman" w:hAnsi="Times New Roman" w:cs="Times New Roman" w:eastAsia="Times New Roman"/>
         </w:rPr>
-        <w:t xml:space="preserve">   2) Системный анализ и комплексное моделирование процессов</w:t>
+        <w:t xml:space="preserve">   2) Вспомогательный некорректный параметр инструментальной среды</w:t>
       </w:r>
     </w:p>
     <w:p>
       <w:pPr>
-        <w:spacing w:before="40" w:after="40" w:line="240" w:lineRule="auto"/>
+        <w:spacing w:before="20" w:after="20" w:line="240" w:lineRule="auto"/>
+        <w:jc w:val="both"/>
       </w:pPr>
       <w:r>
         <w:rPr>
@@ -8359,12 +9226,13 @@
           <w:sz w:val="28"/>
           <w:rFonts w:ascii="Times New Roman" w:hAnsi="Times New Roman" w:cs="Times New Roman" w:eastAsia="Times New Roman"/>
         </w:rPr>
-        <w:t xml:space="preserve">   3) Случайный подбор экспериментальных параметров</w:t>
+        <w:t xml:space="preserve">   3) Альтернативное решение без системной поддержки архитектуры</w:t>
       </w:r>
     </w:p>
     <w:p>
       <w:pPr>
-        <w:spacing w:before="40" w:after="40" w:line="240" w:lineRule="auto"/>
+        <w:spacing w:before="20" w:after="20" w:line="240" w:lineRule="auto"/>
+        <w:jc w:val="both"/>
       </w:pPr>
       <w:r>
         <w:rPr>
@@ -8375,12 +9243,13 @@
           <w:sz w:val="28"/>
           <w:rFonts w:ascii="Times New Roman" w:hAnsi="Times New Roman" w:cs="Times New Roman" w:eastAsia="Times New Roman"/>
         </w:rPr>
-        <w:t xml:space="preserve">   4) Интуитивный подход к проектированию систем</w:t>
+        <w:t xml:space="preserve">   4) Абстрактная формулировка понятия, не относящаяся к делу</w:t>
       </w:r>
     </w:p>
     <w:p>
       <w:pPr>
-        <w:spacing w:before="0" w:after="120" w:line="240" w:lineRule="auto"/>
+        <w:spacing w:before="80" w:after="120" w:line="240" w:lineRule="auto"/>
+        <w:jc w:val="both"/>
       </w:pPr>
       <w:r>
         <w:rPr>
@@ -8391,12 +9260,13 @@
           <w:sz w:val="28"/>
           <w:rFonts w:ascii="Times New Roman" w:hAnsi="Times New Roman" w:cs="Times New Roman" w:eastAsia="Times New Roman"/>
         </w:rPr>
-        <w:t>3. Что представляет собой методология предметной области?</w:t>
+        <w:t>3. Вопрос 3 для контроля уровня сформированности компетенции ПК-4 в рамках курса «Планирование и обработка эксперимента»?</w:t>
       </w:r>
     </w:p>
     <w:p>
       <w:pPr>
-        <w:spacing w:before="40" w:after="40" w:line="240" w:lineRule="auto"/>
+        <w:spacing w:before="20" w:after="20" w:line="240" w:lineRule="auto"/>
+        <w:jc w:val="both"/>
       </w:pPr>
       <w:r>
         <w:rPr>
@@ -8407,12 +9277,13 @@
           <w:sz w:val="28"/>
           <w:rFonts w:ascii="Times New Roman" w:hAnsi="Times New Roman" w:cs="Times New Roman" w:eastAsia="Times New Roman"/>
         </w:rPr>
-        <w:t xml:space="preserve">   1) Хаотичный набор практических рекомендаций</w:t>
+        <w:t xml:space="preserve">   1) Правильный вариант ответа по отладке и интеграции компонентов</w:t>
       </w:r>
     </w:p>
     <w:p>
       <w:pPr>
-        <w:spacing w:before="40" w:after="40" w:line="240" w:lineRule="auto"/>
+        <w:spacing w:before="20" w:after="20" w:line="240" w:lineRule="auto"/>
+        <w:jc w:val="both"/>
       </w:pPr>
       <w:r>
         <w:rPr>
@@ -8423,12 +9294,13 @@
           <w:sz w:val="28"/>
           <w:rFonts w:ascii="Times New Roman" w:hAnsi="Times New Roman" w:cs="Times New Roman" w:eastAsia="Times New Roman"/>
         </w:rPr>
-        <w:t xml:space="preserve">   2) Система принципов и способов организации теоретической и практической деятельности</w:t>
+        <w:t xml:space="preserve">   2) Вспомогательный некорректный параметр инструментальной среды</w:t>
       </w:r>
     </w:p>
     <w:p>
       <w:pPr>
-        <w:spacing w:before="40" w:after="40" w:line="240" w:lineRule="auto"/>
+        <w:spacing w:before="20" w:after="20" w:line="240" w:lineRule="auto"/>
+        <w:jc w:val="both"/>
       </w:pPr>
       <w:r>
         <w:rPr>
@@ -8439,12 +9311,13 @@
           <w:sz w:val="28"/>
           <w:rFonts w:ascii="Times New Roman" w:hAnsi="Times New Roman" w:cs="Times New Roman" w:eastAsia="Times New Roman"/>
         </w:rPr>
-        <w:t xml:space="preserve">   3) Второстепенный раздел учебной программы</w:t>
+        <w:t xml:space="preserve">   3) Альтернативное решение без системной поддержки архитектуры</w:t>
       </w:r>
     </w:p>
     <w:p>
       <w:pPr>
-        <w:spacing w:before="40" w:after="40" w:line="240" w:lineRule="auto"/>
+        <w:spacing w:before="20" w:after="20" w:line="240" w:lineRule="auto"/>
+        <w:jc w:val="both"/>
       </w:pPr>
       <w:r>
         <w:rPr>
@@ -8455,12 +9328,13 @@
           <w:sz w:val="28"/>
           <w:rFonts w:ascii="Times New Roman" w:hAnsi="Times New Roman" w:cs="Times New Roman" w:eastAsia="Times New Roman"/>
         </w:rPr>
-        <w:t xml:space="preserve">   4) Субъективное видение процесса разработки</w:t>
+        <w:t xml:space="preserve">   4) Абстрактная формулировка понятия, не относящаяся к делу</w:t>
       </w:r>
     </w:p>
     <w:p>
       <w:pPr>
-        <w:spacing w:before="0" w:after="120" w:line="240" w:lineRule="auto"/>
+        <w:spacing w:before="80" w:after="120" w:line="240" w:lineRule="auto"/>
+        <w:jc w:val="both"/>
       </w:pPr>
       <w:r>
         <w:rPr>
@@ -8471,12 +9345,13 @@
           <w:sz w:val="28"/>
           <w:rFonts w:ascii="Times New Roman" w:hAnsi="Times New Roman" w:cs="Times New Roman" w:eastAsia="Times New Roman"/>
         </w:rPr>
-        <w:t>4. Какой результат освоения дисциплины «Планирование и обработка эксперимента» является приоритетным?</w:t>
+        <w:t>4. Вопрос 4 для контроля уровня сформированности компетенции ПК-4 в рамках курса «Планирование и обработка эксперимента»?</w:t>
       </w:r>
     </w:p>
     <w:p>
       <w:pPr>
-        <w:spacing w:before="40" w:after="40" w:line="240" w:lineRule="auto"/>
+        <w:spacing w:before="20" w:after="20" w:line="240" w:lineRule="auto"/>
+        <w:jc w:val="both"/>
       </w:pPr>
       <w:r>
         <w:rPr>
@@ -8487,12 +9362,13 @@
           <w:sz w:val="28"/>
           <w:rFonts w:ascii="Times New Roman" w:hAnsi="Times New Roman" w:cs="Times New Roman" w:eastAsia="Times New Roman"/>
         </w:rPr>
-        <w:t xml:space="preserve">   1) Отказ от использования современных инструментальных средств</w:t>
+        <w:t xml:space="preserve">   1) Правильный вариант ответа по оценке сложности используемых алгоритмов</w:t>
       </w:r>
     </w:p>
     <w:p>
       <w:pPr>
-        <w:spacing w:before="40" w:after="40" w:line="240" w:lineRule="auto"/>
+        <w:spacing w:before="20" w:after="20" w:line="240" w:lineRule="auto"/>
+        <w:jc w:val="both"/>
       </w:pPr>
       <w:r>
         <w:rPr>
@@ -8503,12 +9379,13 @@
           <w:sz w:val="28"/>
           <w:rFonts w:ascii="Times New Roman" w:hAnsi="Times New Roman" w:cs="Times New Roman" w:eastAsia="Times New Roman"/>
         </w:rPr>
-        <w:t xml:space="preserve">   2) Способность эффективно решать профессиональные задачи на основе полученных знаний и умений</w:t>
+        <w:t xml:space="preserve">   2) Вспомогательный некорректный параметр инструментальной среды</w:t>
       </w:r>
     </w:p>
     <w:p>
       <w:pPr>
-        <w:spacing w:before="40" w:after="40" w:line="240" w:lineRule="auto"/>
+        <w:spacing w:before="20" w:after="20" w:line="240" w:lineRule="auto"/>
+        <w:jc w:val="both"/>
       </w:pPr>
       <w:r>
         <w:rPr>
@@ -8519,12 +9396,13 @@
           <w:sz w:val="28"/>
           <w:rFonts w:ascii="Times New Roman" w:hAnsi="Times New Roman" w:cs="Times New Roman" w:eastAsia="Times New Roman"/>
         </w:rPr>
-        <w:t xml:space="preserve">   3) Изучение только теоретических аспектов без практической применимости</w:t>
+        <w:t xml:space="preserve">   3) Альтернативное решение без системной поддержки архитектуры</w:t>
       </w:r>
     </w:p>
     <w:p>
       <w:pPr>
-        <w:spacing w:before="40" w:after="40" w:line="240" w:lineRule="auto"/>
+        <w:spacing w:before="20" w:after="20" w:line="240" w:lineRule="auto"/>
+        <w:jc w:val="both"/>
       </w:pPr>
       <w:r>
         <w:rPr>
@@ -8535,12 +9413,13 @@
           <w:sz w:val="28"/>
           <w:rFonts w:ascii="Times New Roman" w:hAnsi="Times New Roman" w:cs="Times New Roman" w:eastAsia="Times New Roman"/>
         </w:rPr>
-        <w:t xml:space="preserve">   4) Ориентация исключительно на исторический опыт ведения разработок</w:t>
+        <w:t xml:space="preserve">   4) Абстрактная формулировка понятия, не относящаяся к делу</w:t>
       </w:r>
     </w:p>
     <w:p>
       <w:pPr>
-        <w:spacing w:before="0" w:after="120" w:line="240" w:lineRule="auto"/>
+        <w:spacing w:before="80" w:after="120" w:line="240" w:lineRule="auto"/>
+        <w:jc w:val="both"/>
       </w:pPr>
       <w:r>
         <w:rPr>
@@ -8551,12 +9430,13 @@
           <w:sz w:val="28"/>
           <w:rFonts w:ascii="Times New Roman" w:hAnsi="Times New Roman" w:cs="Times New Roman" w:eastAsia="Times New Roman"/>
         </w:rPr>
-        <w:t>5. Какие требования предъявляются к уровню освоения учебного материала?</w:t>
+        <w:t>5. Вопрос 5 для контроля уровня сформированности компетенции ПК-4 в рамках курса «Планирование и обработка эксперимента»?</w:t>
       </w:r>
     </w:p>
     <w:p>
       <w:pPr>
-        <w:spacing w:before="40" w:after="40" w:line="240" w:lineRule="auto"/>
+        <w:spacing w:before="20" w:after="20" w:line="240" w:lineRule="auto"/>
+        <w:jc w:val="both"/>
       </w:pPr>
       <w:r>
         <w:rPr>
@@ -8567,12 +9447,13 @@
           <w:sz w:val="28"/>
           <w:rFonts w:ascii="Times New Roman" w:hAnsi="Times New Roman" w:cs="Times New Roman" w:eastAsia="Times New Roman"/>
         </w:rPr>
-        <w:t xml:space="preserve">   1) Поверхностное ознакомление без закрепления практических навыков</w:t>
+        <w:t xml:space="preserve">   1) Правильный вариант ответа по верификации и тестированию программных модулей</w:t>
       </w:r>
     </w:p>
     <w:p>
       <w:pPr>
-        <w:spacing w:before="40" w:after="40" w:line="240" w:lineRule="auto"/>
+        <w:spacing w:before="20" w:after="20" w:line="240" w:lineRule="auto"/>
+        <w:jc w:val="both"/>
       </w:pPr>
       <w:r>
         <w:rPr>
@@ -8583,12 +9464,13 @@
           <w:sz w:val="28"/>
           <w:rFonts w:ascii="Times New Roman" w:hAnsi="Times New Roman" w:cs="Times New Roman" w:eastAsia="Times New Roman"/>
         </w:rPr>
-        <w:t xml:space="preserve">   2) Отказ от самостоятельного выполнения разделов программы</w:t>
+        <w:t xml:space="preserve">   2) Вспомогательный некорректный параметр инструментальной среды</w:t>
       </w:r>
     </w:p>
     <w:p>
       <w:pPr>
-        <w:spacing w:before="40" w:after="40" w:line="240" w:lineRule="auto"/>
+        <w:spacing w:before="20" w:after="20" w:line="240" w:lineRule="auto"/>
+        <w:jc w:val="both"/>
       </w:pPr>
       <w:r>
         <w:rPr>
@@ -8599,12 +9481,13 @@
           <w:sz w:val="28"/>
           <w:rFonts w:ascii="Times New Roman" w:hAnsi="Times New Roman" w:cs="Times New Roman" w:eastAsia="Times New Roman"/>
         </w:rPr>
-        <w:t xml:space="preserve">   3) Формирование компетенций, установленных государственным образовательным стандартом</w:t>
+        <w:t xml:space="preserve">   3) Альтернативное решение без системной поддержки архитектуры</w:t>
       </w:r>
     </w:p>
     <w:p>
       <w:pPr>
-        <w:spacing w:before="40" w:after="40" w:line="240" w:lineRule="auto"/>
+        <w:spacing w:before="20" w:after="20" w:line="240" w:lineRule="auto"/>
+        <w:jc w:val="both"/>
       </w:pPr>
       <w:r>
         <w:rPr>
@@ -8615,12 +9498,13 @@
           <w:sz w:val="28"/>
           <w:rFonts w:ascii="Times New Roman" w:hAnsi="Times New Roman" w:cs="Times New Roman" w:eastAsia="Times New Roman"/>
         </w:rPr>
-        <w:t xml:space="preserve">   4) Оценка успеваемости на основе случайного распределения баллов</w:t>
+        <w:t xml:space="preserve">   4) Абстрактная формулировка понятия, не относящаяся к делу</w:t>
       </w:r>
     </w:p>
     <w:p>
       <w:pPr>
-        <w:spacing w:before="240" w:after="120" w:line="240" w:lineRule="auto"/>
+        <w:spacing w:before="120" w:after="120" w:line="240" w:lineRule="auto"/>
+        <w:jc w:val="both"/>
       </w:pPr>
       <w:r>
         <w:rPr>
@@ -8920,7 +9804,7 @@
                 <w:sz w:val="24"/>
                 <w:rFonts w:ascii="Times New Roman" w:hAnsi="Times New Roman" w:cs="Times New Roman" w:eastAsia="Times New Roman"/>
               </w:rPr>
-              <w:t>2</w:t>
+              <w:t>1</w:t>
             </w:r>
           </w:p>
         </w:tc>
@@ -8950,7 +9834,7 @@
                 <w:sz w:val="24"/>
                 <w:rFonts w:ascii="Times New Roman" w:hAnsi="Times New Roman" w:cs="Times New Roman" w:eastAsia="Times New Roman"/>
               </w:rPr>
-              <w:t>2</w:t>
+              <w:t>1</w:t>
             </w:r>
           </w:p>
         </w:tc>
@@ -8980,7 +9864,7 @@
                 <w:sz w:val="24"/>
                 <w:rFonts w:ascii="Times New Roman" w:hAnsi="Times New Roman" w:cs="Times New Roman" w:eastAsia="Times New Roman"/>
               </w:rPr>
-              <w:t>2</w:t>
+              <w:t>1</w:t>
             </w:r>
           </w:p>
         </w:tc>
@@ -9010,7 +9894,7 @@
                 <w:sz w:val="24"/>
                 <w:rFonts w:ascii="Times New Roman" w:hAnsi="Times New Roman" w:cs="Times New Roman" w:eastAsia="Times New Roman"/>
               </w:rPr>
-              <w:t>3</w:t>
+              <w:t>1</w:t>
             </w:r>
           </w:p>
         </w:tc>
@@ -9018,12 +9902,8 @@
     </w:tbl>
     <w:p>
       <w:pPr>
-        <w:spacing w:before="360" w:after="120" w:line="240" w:lineRule="auto"/>
-      </w:pPr>
-    </w:p>
-    <w:p>
-      <w:pPr>
-        <w:spacing w:before="0" w:after="240" w:line="240" w:lineRule="auto"/>
+        <w:spacing w:before="240" w:after="120" w:line="240" w:lineRule="auto"/>
+        <w:jc w:val="both"/>
       </w:pPr>
       <w:r>
         <w:rPr>
@@ -9034,7 +9914,854 @@
           <w:sz w:val="28"/>
           <w:rFonts w:ascii="Times New Roman" w:hAnsi="Times New Roman" w:cs="Times New Roman" w:eastAsia="Times New Roman"/>
         </w:rPr>
-        <w:t>Пример экзаменационного билета:</w:t>
+        <w:t>Компетенция ПК-5. Способен самостоятельно изучать новые разделы фундаментальных и прикладных наук</w:t>
+      </w:r>
+    </w:p>
+    <w:p>
+      <w:pPr>
+        <w:spacing w:before="80" w:after="120" w:line="240" w:lineRule="auto"/>
+        <w:jc w:val="both"/>
+      </w:pPr>
+      <w:r>
+        <w:rPr>
+          <w:rFonts w:ascii="Times New Roman" w:hAnsi="Times New Roman"/>
+          <w:b w:val="0"/>
+          <w:i w:val="0"/>
+          <w:color w:val="000000"/>
+          <w:sz w:val="28"/>
+          <w:rFonts w:ascii="Times New Roman" w:hAnsi="Times New Roman" w:cs="Times New Roman" w:eastAsia="Times New Roman"/>
+        </w:rPr>
+        <w:t>1. Вопрос 1 для контроля уровня сформированности компетенции ПК-5 в рамках курса «Планирование и обработка эксперимента»?</w:t>
+      </w:r>
+    </w:p>
+    <w:p>
+      <w:pPr>
+        <w:spacing w:before="20" w:after="20" w:line="240" w:lineRule="auto"/>
+        <w:jc w:val="both"/>
+      </w:pPr>
+      <w:r>
+        <w:rPr>
+          <w:rFonts w:ascii="Times New Roman" w:hAnsi="Times New Roman"/>
+          <w:b w:val="0"/>
+          <w:i w:val="0"/>
+          <w:color w:val="000000"/>
+          <w:sz w:val="28"/>
+          <w:rFonts w:ascii="Times New Roman" w:hAnsi="Times New Roman" w:cs="Times New Roman" w:eastAsia="Times New Roman"/>
+        </w:rPr>
+        <w:t xml:space="preserve">   1) Правильный вариант ответа по теоретическим основам и синтаксису</w:t>
+      </w:r>
+    </w:p>
+    <w:p>
+      <w:pPr>
+        <w:spacing w:before="20" w:after="20" w:line="240" w:lineRule="auto"/>
+        <w:jc w:val="both"/>
+      </w:pPr>
+      <w:r>
+        <w:rPr>
+          <w:rFonts w:ascii="Times New Roman" w:hAnsi="Times New Roman"/>
+          <w:b w:val="0"/>
+          <w:i w:val="0"/>
+          <w:color w:val="000000"/>
+          <w:sz w:val="28"/>
+          <w:rFonts w:ascii="Times New Roman" w:hAnsi="Times New Roman" w:cs="Times New Roman" w:eastAsia="Times New Roman"/>
+        </w:rPr>
+        <w:t xml:space="preserve">   2) Вспомогательный некорректный параметр инструментальной среды</w:t>
+      </w:r>
+    </w:p>
+    <w:p>
+      <w:pPr>
+        <w:spacing w:before="20" w:after="20" w:line="240" w:lineRule="auto"/>
+        <w:jc w:val="both"/>
+      </w:pPr>
+      <w:r>
+        <w:rPr>
+          <w:rFonts w:ascii="Times New Roman" w:hAnsi="Times New Roman"/>
+          <w:b w:val="0"/>
+          <w:i w:val="0"/>
+          <w:color w:val="000000"/>
+          <w:sz w:val="28"/>
+          <w:rFonts w:ascii="Times New Roman" w:hAnsi="Times New Roman" w:cs="Times New Roman" w:eastAsia="Times New Roman"/>
+        </w:rPr>
+        <w:t xml:space="preserve">   3) Альтернативное решение без системной поддержки архитектуры</w:t>
+      </w:r>
+    </w:p>
+    <w:p>
+      <w:pPr>
+        <w:spacing w:before="20" w:after="20" w:line="240" w:lineRule="auto"/>
+        <w:jc w:val="both"/>
+      </w:pPr>
+      <w:r>
+        <w:rPr>
+          <w:rFonts w:ascii="Times New Roman" w:hAnsi="Times New Roman"/>
+          <w:b w:val="0"/>
+          <w:i w:val="0"/>
+          <w:color w:val="000000"/>
+          <w:sz w:val="28"/>
+          <w:rFonts w:ascii="Times New Roman" w:hAnsi="Times New Roman" w:cs="Times New Roman" w:eastAsia="Times New Roman"/>
+        </w:rPr>
+        <w:t xml:space="preserve">   4) Абстрактная формулировка понятия, не относящаяся к делу</w:t>
+      </w:r>
+    </w:p>
+    <w:p>
+      <w:pPr>
+        <w:spacing w:before="80" w:after="120" w:line="240" w:lineRule="auto"/>
+        <w:jc w:val="both"/>
+      </w:pPr>
+      <w:r>
+        <w:rPr>
+          <w:rFonts w:ascii="Times New Roman" w:hAnsi="Times New Roman"/>
+          <w:b w:val="0"/>
+          <w:i w:val="0"/>
+          <w:color w:val="000000"/>
+          <w:sz w:val="28"/>
+          <w:rFonts w:ascii="Times New Roman" w:hAnsi="Times New Roman" w:cs="Times New Roman" w:eastAsia="Times New Roman"/>
+        </w:rPr>
+        <w:t>2. Вопрос 2 для контроля уровня сформированности компетенции ПК-5 в рамках курса «Планирование и обработка эксперимента»?</w:t>
+      </w:r>
+    </w:p>
+    <w:p>
+      <w:pPr>
+        <w:spacing w:before="20" w:after="20" w:line="240" w:lineRule="auto"/>
+        <w:jc w:val="both"/>
+      </w:pPr>
+      <w:r>
+        <w:rPr>
+          <w:rFonts w:ascii="Times New Roman" w:hAnsi="Times New Roman"/>
+          <w:b w:val="0"/>
+          <w:i w:val="0"/>
+          <w:color w:val="000000"/>
+          <w:sz w:val="28"/>
+          <w:rFonts w:ascii="Times New Roman" w:hAnsi="Times New Roman" w:cs="Times New Roman" w:eastAsia="Times New Roman"/>
+        </w:rPr>
+        <w:t xml:space="preserve">   1) Правильный вариант ответа по практическому применению и методологии</w:t>
+      </w:r>
+    </w:p>
+    <w:p>
+      <w:pPr>
+        <w:spacing w:before="20" w:after="20" w:line="240" w:lineRule="auto"/>
+        <w:jc w:val="both"/>
+      </w:pPr>
+      <w:r>
+        <w:rPr>
+          <w:rFonts w:ascii="Times New Roman" w:hAnsi="Times New Roman"/>
+          <w:b w:val="0"/>
+          <w:i w:val="0"/>
+          <w:color w:val="000000"/>
+          <w:sz w:val="28"/>
+          <w:rFonts w:ascii="Times New Roman" w:hAnsi="Times New Roman" w:cs="Times New Roman" w:eastAsia="Times New Roman"/>
+        </w:rPr>
+        <w:t xml:space="preserve">   2) Вспомогательный некорректный параметр инструментальной среды</w:t>
+      </w:r>
+    </w:p>
+    <w:p>
+      <w:pPr>
+        <w:spacing w:before="20" w:after="20" w:line="240" w:lineRule="auto"/>
+        <w:jc w:val="both"/>
+      </w:pPr>
+      <w:r>
+        <w:rPr>
+          <w:rFonts w:ascii="Times New Roman" w:hAnsi="Times New Roman"/>
+          <w:b w:val="0"/>
+          <w:i w:val="0"/>
+          <w:color w:val="000000"/>
+          <w:sz w:val="28"/>
+          <w:rFonts w:ascii="Times New Roman" w:hAnsi="Times New Roman" w:cs="Times New Roman" w:eastAsia="Times New Roman"/>
+        </w:rPr>
+        <w:t xml:space="preserve">   3) Альтернативное решение без системной поддержки архитектуры</w:t>
+      </w:r>
+    </w:p>
+    <w:p>
+      <w:pPr>
+        <w:spacing w:before="20" w:after="20" w:line="240" w:lineRule="auto"/>
+        <w:jc w:val="both"/>
+      </w:pPr>
+      <w:r>
+        <w:rPr>
+          <w:rFonts w:ascii="Times New Roman" w:hAnsi="Times New Roman"/>
+          <w:b w:val="0"/>
+          <w:i w:val="0"/>
+          <w:color w:val="000000"/>
+          <w:sz w:val="28"/>
+          <w:rFonts w:ascii="Times New Roman" w:hAnsi="Times New Roman" w:cs="Times New Roman" w:eastAsia="Times New Roman"/>
+        </w:rPr>
+        <w:t xml:space="preserve">   4) Абстрактная формулировка понятия, не относящаяся к делу</w:t>
+      </w:r>
+    </w:p>
+    <w:p>
+      <w:pPr>
+        <w:spacing w:before="80" w:after="120" w:line="240" w:lineRule="auto"/>
+        <w:jc w:val="both"/>
+      </w:pPr>
+      <w:r>
+        <w:rPr>
+          <w:rFonts w:ascii="Times New Roman" w:hAnsi="Times New Roman"/>
+          <w:b w:val="0"/>
+          <w:i w:val="0"/>
+          <w:color w:val="000000"/>
+          <w:sz w:val="28"/>
+          <w:rFonts w:ascii="Times New Roman" w:hAnsi="Times New Roman" w:cs="Times New Roman" w:eastAsia="Times New Roman"/>
+        </w:rPr>
+        <w:t>3. Вопрос 3 для контроля уровня сформированности компетенции ПК-5 в рамках курса «Планирование и обработка эксперимента»?</w:t>
+      </w:r>
+    </w:p>
+    <w:p>
+      <w:pPr>
+        <w:spacing w:before="20" w:after="20" w:line="240" w:lineRule="auto"/>
+        <w:jc w:val="both"/>
+      </w:pPr>
+      <w:r>
+        <w:rPr>
+          <w:rFonts w:ascii="Times New Roman" w:hAnsi="Times New Roman"/>
+          <w:b w:val="0"/>
+          <w:i w:val="0"/>
+          <w:color w:val="000000"/>
+          <w:sz w:val="28"/>
+          <w:rFonts w:ascii="Times New Roman" w:hAnsi="Times New Roman" w:cs="Times New Roman" w:eastAsia="Times New Roman"/>
+        </w:rPr>
+        <w:t xml:space="preserve">   1) Правильный вариант ответа по отладке и интеграции компонентов</w:t>
+      </w:r>
+    </w:p>
+    <w:p>
+      <w:pPr>
+        <w:spacing w:before="20" w:after="20" w:line="240" w:lineRule="auto"/>
+        <w:jc w:val="both"/>
+      </w:pPr>
+      <w:r>
+        <w:rPr>
+          <w:rFonts w:ascii="Times New Roman" w:hAnsi="Times New Roman"/>
+          <w:b w:val="0"/>
+          <w:i w:val="0"/>
+          <w:color w:val="000000"/>
+          <w:sz w:val="28"/>
+          <w:rFonts w:ascii="Times New Roman" w:hAnsi="Times New Roman" w:cs="Times New Roman" w:eastAsia="Times New Roman"/>
+        </w:rPr>
+        <w:t xml:space="preserve">   2) Вспомогательный некорректный параметр инструментальной среды</w:t>
+      </w:r>
+    </w:p>
+    <w:p>
+      <w:pPr>
+        <w:spacing w:before="20" w:after="20" w:line="240" w:lineRule="auto"/>
+        <w:jc w:val="both"/>
+      </w:pPr>
+      <w:r>
+        <w:rPr>
+          <w:rFonts w:ascii="Times New Roman" w:hAnsi="Times New Roman"/>
+          <w:b w:val="0"/>
+          <w:i w:val="0"/>
+          <w:color w:val="000000"/>
+          <w:sz w:val="28"/>
+          <w:rFonts w:ascii="Times New Roman" w:hAnsi="Times New Roman" w:cs="Times New Roman" w:eastAsia="Times New Roman"/>
+        </w:rPr>
+        <w:t xml:space="preserve">   3) Альтернативное решение без системной поддержки архитектуры</w:t>
+      </w:r>
+    </w:p>
+    <w:p>
+      <w:pPr>
+        <w:spacing w:before="20" w:after="20" w:line="240" w:lineRule="auto"/>
+        <w:jc w:val="both"/>
+      </w:pPr>
+      <w:r>
+        <w:rPr>
+          <w:rFonts w:ascii="Times New Roman" w:hAnsi="Times New Roman"/>
+          <w:b w:val="0"/>
+          <w:i w:val="0"/>
+          <w:color w:val="000000"/>
+          <w:sz w:val="28"/>
+          <w:rFonts w:ascii="Times New Roman" w:hAnsi="Times New Roman" w:cs="Times New Roman" w:eastAsia="Times New Roman"/>
+        </w:rPr>
+        <w:t xml:space="preserve">   4) Абстрактная формулировка понятия, не относящаяся к делу</w:t>
+      </w:r>
+    </w:p>
+    <w:p>
+      <w:pPr>
+        <w:spacing w:before="80" w:after="120" w:line="240" w:lineRule="auto"/>
+        <w:jc w:val="both"/>
+      </w:pPr>
+      <w:r>
+        <w:rPr>
+          <w:rFonts w:ascii="Times New Roman" w:hAnsi="Times New Roman"/>
+          <w:b w:val="0"/>
+          <w:i w:val="0"/>
+          <w:color w:val="000000"/>
+          <w:sz w:val="28"/>
+          <w:rFonts w:ascii="Times New Roman" w:hAnsi="Times New Roman" w:cs="Times New Roman" w:eastAsia="Times New Roman"/>
+        </w:rPr>
+        <w:t>4. Вопрос 4 для контроля уровня сформированности компетенции ПК-5 в рамках курса «Планирование и обработка эксперимента»?</w:t>
+      </w:r>
+    </w:p>
+    <w:p>
+      <w:pPr>
+        <w:spacing w:before="20" w:after="20" w:line="240" w:lineRule="auto"/>
+        <w:jc w:val="both"/>
+      </w:pPr>
+      <w:r>
+        <w:rPr>
+          <w:rFonts w:ascii="Times New Roman" w:hAnsi="Times New Roman"/>
+          <w:b w:val="0"/>
+          <w:i w:val="0"/>
+          <w:color w:val="000000"/>
+          <w:sz w:val="28"/>
+          <w:rFonts w:ascii="Times New Roman" w:hAnsi="Times New Roman" w:cs="Times New Roman" w:eastAsia="Times New Roman"/>
+        </w:rPr>
+        <w:t xml:space="preserve">   1) Правильный вариант ответа по оценке сложности используемых алгоритмов</w:t>
+      </w:r>
+    </w:p>
+    <w:p>
+      <w:pPr>
+        <w:spacing w:before="20" w:after="20" w:line="240" w:lineRule="auto"/>
+        <w:jc w:val="both"/>
+      </w:pPr>
+      <w:r>
+        <w:rPr>
+          <w:rFonts w:ascii="Times New Roman" w:hAnsi="Times New Roman"/>
+          <w:b w:val="0"/>
+          <w:i w:val="0"/>
+          <w:color w:val="000000"/>
+          <w:sz w:val="28"/>
+          <w:rFonts w:ascii="Times New Roman" w:hAnsi="Times New Roman" w:cs="Times New Roman" w:eastAsia="Times New Roman"/>
+        </w:rPr>
+        <w:t xml:space="preserve">   2) Вспомогательный некорректный параметр инструментальной среды</w:t>
+      </w:r>
+    </w:p>
+    <w:p>
+      <w:pPr>
+        <w:spacing w:before="20" w:after="20" w:line="240" w:lineRule="auto"/>
+        <w:jc w:val="both"/>
+      </w:pPr>
+      <w:r>
+        <w:rPr>
+          <w:rFonts w:ascii="Times New Roman" w:hAnsi="Times New Roman"/>
+          <w:b w:val="0"/>
+          <w:i w:val="0"/>
+          <w:color w:val="000000"/>
+          <w:sz w:val="28"/>
+          <w:rFonts w:ascii="Times New Roman" w:hAnsi="Times New Roman" w:cs="Times New Roman" w:eastAsia="Times New Roman"/>
+        </w:rPr>
+        <w:t xml:space="preserve">   3) Альтернативное решение без системной поддержки архитектуры</w:t>
+      </w:r>
+    </w:p>
+    <w:p>
+      <w:pPr>
+        <w:spacing w:before="20" w:after="20" w:line="240" w:lineRule="auto"/>
+        <w:jc w:val="both"/>
+      </w:pPr>
+      <w:r>
+        <w:rPr>
+          <w:rFonts w:ascii="Times New Roman" w:hAnsi="Times New Roman"/>
+          <w:b w:val="0"/>
+          <w:i w:val="0"/>
+          <w:color w:val="000000"/>
+          <w:sz w:val="28"/>
+          <w:rFonts w:ascii="Times New Roman" w:hAnsi="Times New Roman" w:cs="Times New Roman" w:eastAsia="Times New Roman"/>
+        </w:rPr>
+        <w:t xml:space="preserve">   4) Абстрактная формулировка понятия, не относящаяся к делу</w:t>
+      </w:r>
+    </w:p>
+    <w:p>
+      <w:pPr>
+        <w:spacing w:before="80" w:after="120" w:line="240" w:lineRule="auto"/>
+        <w:jc w:val="both"/>
+      </w:pPr>
+      <w:r>
+        <w:rPr>
+          <w:rFonts w:ascii="Times New Roman" w:hAnsi="Times New Roman"/>
+          <w:b w:val="0"/>
+          <w:i w:val="0"/>
+          <w:color w:val="000000"/>
+          <w:sz w:val="28"/>
+          <w:rFonts w:ascii="Times New Roman" w:hAnsi="Times New Roman" w:cs="Times New Roman" w:eastAsia="Times New Roman"/>
+        </w:rPr>
+        <w:t>5. Вопрос 5 для контроля уровня сформированности компетенции ПК-5 в рамках курса «Планирование и обработка эксперимента»?</w:t>
+      </w:r>
+    </w:p>
+    <w:p>
+      <w:pPr>
+        <w:spacing w:before="20" w:after="20" w:line="240" w:lineRule="auto"/>
+        <w:jc w:val="both"/>
+      </w:pPr>
+      <w:r>
+        <w:rPr>
+          <w:rFonts w:ascii="Times New Roman" w:hAnsi="Times New Roman"/>
+          <w:b w:val="0"/>
+          <w:i w:val="0"/>
+          <w:color w:val="000000"/>
+          <w:sz w:val="28"/>
+          <w:rFonts w:ascii="Times New Roman" w:hAnsi="Times New Roman" w:cs="Times New Roman" w:eastAsia="Times New Roman"/>
+        </w:rPr>
+        <w:t xml:space="preserve">   1) Правильный вариант ответа по верификации и тестированию программных модулей</w:t>
+      </w:r>
+    </w:p>
+    <w:p>
+      <w:pPr>
+        <w:spacing w:before="20" w:after="20" w:line="240" w:lineRule="auto"/>
+        <w:jc w:val="both"/>
+      </w:pPr>
+      <w:r>
+        <w:rPr>
+          <w:rFonts w:ascii="Times New Roman" w:hAnsi="Times New Roman"/>
+          <w:b w:val="0"/>
+          <w:i w:val="0"/>
+          <w:color w:val="000000"/>
+          <w:sz w:val="28"/>
+          <w:rFonts w:ascii="Times New Roman" w:hAnsi="Times New Roman" w:cs="Times New Roman" w:eastAsia="Times New Roman"/>
+        </w:rPr>
+        <w:t xml:space="preserve">   2) Вспомогательный некорректный параметр инструментальной среды</w:t>
+      </w:r>
+    </w:p>
+    <w:p>
+      <w:pPr>
+        <w:spacing w:before="20" w:after="20" w:line="240" w:lineRule="auto"/>
+        <w:jc w:val="both"/>
+      </w:pPr>
+      <w:r>
+        <w:rPr>
+          <w:rFonts w:ascii="Times New Roman" w:hAnsi="Times New Roman"/>
+          <w:b w:val="0"/>
+          <w:i w:val="0"/>
+          <w:color w:val="000000"/>
+          <w:sz w:val="28"/>
+          <w:rFonts w:ascii="Times New Roman" w:hAnsi="Times New Roman" w:cs="Times New Roman" w:eastAsia="Times New Roman"/>
+        </w:rPr>
+        <w:t xml:space="preserve">   3) Альтернативное решение без системной поддержки архитектуры</w:t>
+      </w:r>
+    </w:p>
+    <w:p>
+      <w:pPr>
+        <w:spacing w:before="20" w:after="20" w:line="240" w:lineRule="auto"/>
+        <w:jc w:val="both"/>
+      </w:pPr>
+      <w:r>
+        <w:rPr>
+          <w:rFonts w:ascii="Times New Roman" w:hAnsi="Times New Roman"/>
+          <w:b w:val="0"/>
+          <w:i w:val="0"/>
+          <w:color w:val="000000"/>
+          <w:sz w:val="28"/>
+          <w:rFonts w:ascii="Times New Roman" w:hAnsi="Times New Roman" w:cs="Times New Roman" w:eastAsia="Times New Roman"/>
+        </w:rPr>
+        <w:t xml:space="preserve">   4) Абстрактная формулировка понятия, не относящаяся к делу</w:t>
+      </w:r>
+    </w:p>
+    <w:p>
+      <w:pPr>
+        <w:spacing w:before="120" w:after="120" w:line="240" w:lineRule="auto"/>
+        <w:jc w:val="both"/>
+      </w:pPr>
+      <w:r>
+        <w:rPr>
+          <w:rFonts w:ascii="Times New Roman" w:hAnsi="Times New Roman"/>
+          <w:b/>
+          <w:i w:val="0"/>
+          <w:color w:val="000000"/>
+          <w:sz w:val="28"/>
+          <w:rFonts w:ascii="Times New Roman" w:hAnsi="Times New Roman" w:cs="Times New Roman" w:eastAsia="Times New Roman"/>
+        </w:rPr>
+        <w:t>Ключи теста:</w:t>
+      </w:r>
+    </w:p>
+    <w:tbl>
+      <w:tblPr>
+        <w:tblStyle w:val="TableGrid"/>
+        <w:tblW w:type="auto" w:w="0"/>
+        <w:jc w:val="center"/>
+        <w:tblLook w:firstColumn="1" w:firstRow="1" w:lastColumn="0" w:lastRow="0" w:noHBand="0" w:noVBand="1" w:val="04A0"/>
+      </w:tblPr>
+      <w:tblGrid>
+        <w:gridCol w:w="1615"/>
+        <w:gridCol w:w="1615"/>
+        <w:gridCol w:w="1615"/>
+        <w:gridCol w:w="1615"/>
+        <w:gridCol w:w="1615"/>
+        <w:gridCol w:w="1615"/>
+      </w:tblGrid>
+      <w:tr>
+        <w:tc>
+          <w:tcPr>
+            <w:tcW w:type="dxa" w:w="1615"/>
+            <w:vAlign w:val="center"/>
+            <w:tcMar>
+              <w:top w:w="100" w:type="dxa"/>
+              <w:bottom w:w="100" w:type="dxa"/>
+              <w:left w:w="120" w:type="dxa"/>
+              <w:right w:w="120" w:type="dxa"/>
+            </w:tcMar>
+            <w:shd w:val="clear" w:color="auto" w:fill="F2F2F2"/>
+          </w:tcPr>
+          <w:p>
+            <w:pPr>
+              <w:spacing w:before="0" w:after="0" w:line="240" w:lineRule="auto"/>
+              <w:jc w:val="center"/>
+            </w:pPr>
+            <w:r/>
+            <w:r>
+              <w:rPr>
+                <w:rFonts w:ascii="Times New Roman" w:hAnsi="Times New Roman"/>
+                <w:b/>
+                <w:i w:val="0"/>
+                <w:color w:val="000000"/>
+                <w:sz w:val="24"/>
+                <w:rFonts w:ascii="Times New Roman" w:hAnsi="Times New Roman" w:cs="Times New Roman" w:eastAsia="Times New Roman"/>
+              </w:rPr>
+              <w:t>Вопрос</w:t>
+            </w:r>
+          </w:p>
+        </w:tc>
+        <w:tc>
+          <w:tcPr>
+            <w:tcW w:type="dxa" w:w="1615"/>
+            <w:vAlign w:val="center"/>
+            <w:tcMar>
+              <w:top w:w="100" w:type="dxa"/>
+              <w:bottom w:w="100" w:type="dxa"/>
+              <w:left w:w="120" w:type="dxa"/>
+              <w:right w:w="120" w:type="dxa"/>
+            </w:tcMar>
+          </w:tcPr>
+          <w:p>
+            <w:pPr>
+              <w:spacing w:before="0" w:after="0" w:line="240" w:lineRule="auto"/>
+              <w:jc w:val="center"/>
+            </w:pPr>
+            <w:r/>
+            <w:r>
+              <w:rPr>
+                <w:rFonts w:ascii="Times New Roman" w:hAnsi="Times New Roman"/>
+                <w:b/>
+                <w:i w:val="0"/>
+                <w:color w:val="000000"/>
+                <w:sz w:val="24"/>
+                <w:rFonts w:ascii="Times New Roman" w:hAnsi="Times New Roman" w:cs="Times New Roman" w:eastAsia="Times New Roman"/>
+              </w:rPr>
+              <w:t>1</w:t>
+            </w:r>
+          </w:p>
+        </w:tc>
+        <w:tc>
+          <w:tcPr>
+            <w:tcW w:type="dxa" w:w="1615"/>
+            <w:vAlign w:val="center"/>
+            <w:tcMar>
+              <w:top w:w="100" w:type="dxa"/>
+              <w:bottom w:w="100" w:type="dxa"/>
+              <w:left w:w="120" w:type="dxa"/>
+              <w:right w:w="120" w:type="dxa"/>
+            </w:tcMar>
+          </w:tcPr>
+          <w:p>
+            <w:pPr>
+              <w:spacing w:before="0" w:after="0" w:line="240" w:lineRule="auto"/>
+              <w:jc w:val="center"/>
+            </w:pPr>
+            <w:r/>
+            <w:r>
+              <w:rPr>
+                <w:rFonts w:ascii="Times New Roman" w:hAnsi="Times New Roman"/>
+                <w:b/>
+                <w:i w:val="0"/>
+                <w:color w:val="000000"/>
+                <w:sz w:val="24"/>
+                <w:rFonts w:ascii="Times New Roman" w:hAnsi="Times New Roman" w:cs="Times New Roman" w:eastAsia="Times New Roman"/>
+              </w:rPr>
+              <w:t>2</w:t>
+            </w:r>
+          </w:p>
+        </w:tc>
+        <w:tc>
+          <w:tcPr>
+            <w:tcW w:type="dxa" w:w="1615"/>
+            <w:vAlign w:val="center"/>
+            <w:tcMar>
+              <w:top w:w="100" w:type="dxa"/>
+              <w:bottom w:w="100" w:type="dxa"/>
+              <w:left w:w="120" w:type="dxa"/>
+              <w:right w:w="120" w:type="dxa"/>
+            </w:tcMar>
+          </w:tcPr>
+          <w:p>
+            <w:pPr>
+              <w:spacing w:before="0" w:after="0" w:line="240" w:lineRule="auto"/>
+              <w:jc w:val="center"/>
+            </w:pPr>
+            <w:r/>
+            <w:r>
+              <w:rPr>
+                <w:rFonts w:ascii="Times New Roman" w:hAnsi="Times New Roman"/>
+                <w:b/>
+                <w:i w:val="0"/>
+                <w:color w:val="000000"/>
+                <w:sz w:val="24"/>
+                <w:rFonts w:ascii="Times New Roman" w:hAnsi="Times New Roman" w:cs="Times New Roman" w:eastAsia="Times New Roman"/>
+              </w:rPr>
+              <w:t>3</w:t>
+            </w:r>
+          </w:p>
+        </w:tc>
+        <w:tc>
+          <w:tcPr>
+            <w:tcW w:type="dxa" w:w="1615"/>
+            <w:vAlign w:val="center"/>
+            <w:tcMar>
+              <w:top w:w="100" w:type="dxa"/>
+              <w:bottom w:w="100" w:type="dxa"/>
+              <w:left w:w="120" w:type="dxa"/>
+              <w:right w:w="120" w:type="dxa"/>
+            </w:tcMar>
+          </w:tcPr>
+          <w:p>
+            <w:pPr>
+              <w:spacing w:before="0" w:after="0" w:line="240" w:lineRule="auto"/>
+              <w:jc w:val="center"/>
+            </w:pPr>
+            <w:r/>
+            <w:r>
+              <w:rPr>
+                <w:rFonts w:ascii="Times New Roman" w:hAnsi="Times New Roman"/>
+                <w:b/>
+                <w:i w:val="0"/>
+                <w:color w:val="000000"/>
+                <w:sz w:val="24"/>
+                <w:rFonts w:ascii="Times New Roman" w:hAnsi="Times New Roman" w:cs="Times New Roman" w:eastAsia="Times New Roman"/>
+              </w:rPr>
+              <w:t>4</w:t>
+            </w:r>
+          </w:p>
+        </w:tc>
+        <w:tc>
+          <w:tcPr>
+            <w:tcW w:type="dxa" w:w="1615"/>
+            <w:vAlign w:val="center"/>
+            <w:tcMar>
+              <w:top w:w="100" w:type="dxa"/>
+              <w:bottom w:w="100" w:type="dxa"/>
+              <w:left w:w="120" w:type="dxa"/>
+              <w:right w:w="120" w:type="dxa"/>
+            </w:tcMar>
+          </w:tcPr>
+          <w:p>
+            <w:pPr>
+              <w:spacing w:before="0" w:after="0" w:line="240" w:lineRule="auto"/>
+              <w:jc w:val="center"/>
+            </w:pPr>
+            <w:r/>
+            <w:r>
+              <w:rPr>
+                <w:rFonts w:ascii="Times New Roman" w:hAnsi="Times New Roman"/>
+                <w:b/>
+                <w:i w:val="0"/>
+                <w:color w:val="000000"/>
+                <w:sz w:val="24"/>
+                <w:rFonts w:ascii="Times New Roman" w:hAnsi="Times New Roman" w:cs="Times New Roman" w:eastAsia="Times New Roman"/>
+              </w:rPr>
+              <w:t>5</w:t>
+            </w:r>
+          </w:p>
+        </w:tc>
+      </w:tr>
+      <w:tr>
+        <w:tc>
+          <w:tcPr>
+            <w:tcW w:type="dxa" w:w="1615"/>
+            <w:vAlign w:val="center"/>
+            <w:tcMar>
+              <w:top w:w="100" w:type="dxa"/>
+              <w:bottom w:w="100" w:type="dxa"/>
+              <w:left w:w="120" w:type="dxa"/>
+              <w:right w:w="120" w:type="dxa"/>
+            </w:tcMar>
+            <w:shd w:val="clear" w:color="auto" w:fill="F2F2F2"/>
+          </w:tcPr>
+          <w:p>
+            <w:pPr>
+              <w:spacing w:before="0" w:after="0" w:line="240" w:lineRule="auto"/>
+              <w:jc w:val="center"/>
+            </w:pPr>
+            <w:r/>
+            <w:r>
+              <w:rPr>
+                <w:rFonts w:ascii="Times New Roman" w:hAnsi="Times New Roman"/>
+                <w:b/>
+                <w:i w:val="0"/>
+                <w:color w:val="000000"/>
+                <w:sz w:val="24"/>
+                <w:rFonts w:ascii="Times New Roman" w:hAnsi="Times New Roman" w:cs="Times New Roman" w:eastAsia="Times New Roman"/>
+              </w:rPr>
+              <w:t>Ответ</w:t>
+            </w:r>
+          </w:p>
+        </w:tc>
+        <w:tc>
+          <w:tcPr>
+            <w:tcW w:type="dxa" w:w="1615"/>
+            <w:vAlign w:val="center"/>
+            <w:tcMar>
+              <w:top w:w="100" w:type="dxa"/>
+              <w:bottom w:w="100" w:type="dxa"/>
+              <w:left w:w="120" w:type="dxa"/>
+              <w:right w:w="120" w:type="dxa"/>
+            </w:tcMar>
+          </w:tcPr>
+          <w:p>
+            <w:pPr>
+              <w:spacing w:before="0" w:after="0" w:line="240" w:lineRule="auto"/>
+              <w:jc w:val="center"/>
+            </w:pPr>
+            <w:r/>
+            <w:r>
+              <w:rPr>
+                <w:rFonts w:ascii="Times New Roman" w:hAnsi="Times New Roman"/>
+                <w:b w:val="0"/>
+                <w:i w:val="0"/>
+                <w:color w:val="000000"/>
+                <w:sz w:val="24"/>
+                <w:rFonts w:ascii="Times New Roman" w:hAnsi="Times New Roman" w:cs="Times New Roman" w:eastAsia="Times New Roman"/>
+              </w:rPr>
+              <w:t>1</w:t>
+            </w:r>
+          </w:p>
+        </w:tc>
+        <w:tc>
+          <w:tcPr>
+            <w:tcW w:type="dxa" w:w="1615"/>
+            <w:vAlign w:val="center"/>
+            <w:tcMar>
+              <w:top w:w="100" w:type="dxa"/>
+              <w:bottom w:w="100" w:type="dxa"/>
+              <w:left w:w="120" w:type="dxa"/>
+              <w:right w:w="120" w:type="dxa"/>
+            </w:tcMar>
+          </w:tcPr>
+          <w:p>
+            <w:pPr>
+              <w:spacing w:before="0" w:after="0" w:line="240" w:lineRule="auto"/>
+              <w:jc w:val="center"/>
+            </w:pPr>
+            <w:r/>
+            <w:r>
+              <w:rPr>
+                <w:rFonts w:ascii="Times New Roman" w:hAnsi="Times New Roman"/>
+                <w:b w:val="0"/>
+                <w:i w:val="0"/>
+                <w:color w:val="000000"/>
+                <w:sz w:val="24"/>
+                <w:rFonts w:ascii="Times New Roman" w:hAnsi="Times New Roman" w:cs="Times New Roman" w:eastAsia="Times New Roman"/>
+              </w:rPr>
+              <w:t>1</w:t>
+            </w:r>
+          </w:p>
+        </w:tc>
+        <w:tc>
+          <w:tcPr>
+            <w:tcW w:type="dxa" w:w="1615"/>
+            <w:vAlign w:val="center"/>
+            <w:tcMar>
+              <w:top w:w="100" w:type="dxa"/>
+              <w:bottom w:w="100" w:type="dxa"/>
+              <w:left w:w="120" w:type="dxa"/>
+              <w:right w:w="120" w:type="dxa"/>
+            </w:tcMar>
+          </w:tcPr>
+          <w:p>
+            <w:pPr>
+              <w:spacing w:before="0" w:after="0" w:line="240" w:lineRule="auto"/>
+              <w:jc w:val="center"/>
+            </w:pPr>
+            <w:r/>
+            <w:r>
+              <w:rPr>
+                <w:rFonts w:ascii="Times New Roman" w:hAnsi="Times New Roman"/>
+                <w:b w:val="0"/>
+                <w:i w:val="0"/>
+                <w:color w:val="000000"/>
+                <w:sz w:val="24"/>
+                <w:rFonts w:ascii="Times New Roman" w:hAnsi="Times New Roman" w:cs="Times New Roman" w:eastAsia="Times New Roman"/>
+              </w:rPr>
+              <w:t>1</w:t>
+            </w:r>
+          </w:p>
+        </w:tc>
+        <w:tc>
+          <w:tcPr>
+            <w:tcW w:type="dxa" w:w="1615"/>
+            <w:vAlign w:val="center"/>
+            <w:tcMar>
+              <w:top w:w="100" w:type="dxa"/>
+              <w:bottom w:w="100" w:type="dxa"/>
+              <w:left w:w="120" w:type="dxa"/>
+              <w:right w:w="120" w:type="dxa"/>
+            </w:tcMar>
+          </w:tcPr>
+          <w:p>
+            <w:pPr>
+              <w:spacing w:before="0" w:after="0" w:line="240" w:lineRule="auto"/>
+              <w:jc w:val="center"/>
+            </w:pPr>
+            <w:r/>
+            <w:r>
+              <w:rPr>
+                <w:rFonts w:ascii="Times New Roman" w:hAnsi="Times New Roman"/>
+                <w:b w:val="0"/>
+                <w:i w:val="0"/>
+                <w:color w:val="000000"/>
+                <w:sz w:val="24"/>
+                <w:rFonts w:ascii="Times New Roman" w:hAnsi="Times New Roman" w:cs="Times New Roman" w:eastAsia="Times New Roman"/>
+              </w:rPr>
+              <w:t>1</w:t>
+            </w:r>
+          </w:p>
+        </w:tc>
+        <w:tc>
+          <w:tcPr>
+            <w:tcW w:type="dxa" w:w="1615"/>
+            <w:vAlign w:val="center"/>
+            <w:tcMar>
+              <w:top w:w="100" w:type="dxa"/>
+              <w:bottom w:w="100" w:type="dxa"/>
+              <w:left w:w="120" w:type="dxa"/>
+              <w:right w:w="120" w:type="dxa"/>
+            </w:tcMar>
+          </w:tcPr>
+          <w:p>
+            <w:pPr>
+              <w:spacing w:before="0" w:after="0" w:line="240" w:lineRule="auto"/>
+              <w:jc w:val="center"/>
+            </w:pPr>
+            <w:r/>
+            <w:r>
+              <w:rPr>
+                <w:rFonts w:ascii="Times New Roman" w:hAnsi="Times New Roman"/>
+                <w:b w:val="0"/>
+                <w:i w:val="0"/>
+                <w:color w:val="000000"/>
+                <w:sz w:val="24"/>
+                <w:rFonts w:ascii="Times New Roman" w:hAnsi="Times New Roman" w:cs="Times New Roman" w:eastAsia="Times New Roman"/>
+              </w:rPr>
+              <w:t>1</w:t>
+            </w:r>
+          </w:p>
+        </w:tc>
+      </w:tr>
+    </w:tbl>
+    <w:p>
+      <w:pPr>
+        <w:spacing w:before="360" w:after="120" w:line="240" w:lineRule="auto"/>
+        <w:jc w:val="both"/>
+      </w:pPr>
+    </w:p>
+    <w:p>
+      <w:pPr>
+        <w:spacing w:before="0" w:after="240" w:line="240" w:lineRule="auto"/>
+        <w:jc w:val="both"/>
+      </w:pPr>
+      <w:r>
+        <w:rPr>
+          <w:rFonts w:ascii="Times New Roman" w:hAnsi="Times New Roman"/>
+          <w:b/>
+          <w:i w:val="0"/>
+          <w:color w:val="000000"/>
+          <w:sz w:val="28"/>
+          <w:rFonts w:ascii="Times New Roman" w:hAnsi="Times New Roman" w:cs="Times New Roman" w:eastAsia="Times New Roman"/>
+        </w:rPr>
+        <w:t>Пример билета для зачета с оценкой:</w:t>
       </w:r>
     </w:p>
     <w:tbl>
@@ -9068,6 +10795,7 @@
                 <w:sz w:val="18"/>
                 <w:rFonts w:ascii="Times New Roman" w:hAnsi="Times New Roman" w:cs="Times New Roman" w:eastAsia="Times New Roman"/>
               </w:rPr>
+              <w:br/>
               <w:t>ФГБОУ ВО «Ижевский государственный технический университет имени М.Т. Калашникова»</w:t>
               <w:br/>
               <w:br/>
@@ -9081,7 +10809,7 @@
                 <w:sz w:val="24"/>
                 <w:rFonts w:ascii="Times New Roman" w:hAnsi="Times New Roman" w:cs="Times New Roman" w:eastAsia="Times New Roman"/>
               </w:rPr>
-              <w:t>ЭКЗАМЕНАЦИОННЫЙ БИЛЕТ № 1</w:t>
+              <w:t>ОЦЕНОЧНЫЙ БИЛЕТ ДЛЯ ЗАЧЕТА С ОЦЕНКОЙ № 1</w:t>
               <w:br/>
             </w:r>
             <w:r>
@@ -9108,7 +10836,7 @@
                 <w:sz w:val="22"/>
                 <w:rFonts w:ascii="Times New Roman" w:hAnsi="Times New Roman" w:cs="Times New Roman" w:eastAsia="Times New Roman"/>
               </w:rPr>
-              <w:t>1. Объясните ключевые понятия дисциплины «Планирование и обработка эксперимента».</w:t>
+              <w:t>1. Каковы базовые понятия дисциплины «Планирование и обработка эксперимента»?</w:t>
               <w:br/>
             </w:r>
             <w:r>
@@ -9120,7 +10848,7 @@
                 <w:sz w:val="22"/>
                 <w:rFonts w:ascii="Times New Roman" w:hAnsi="Times New Roman" w:cs="Times New Roman" w:eastAsia="Times New Roman"/>
               </w:rPr>
-              <w:t>2. Опишите структуру и цели изучаемых методов.</w:t>
+              <w:t>2. Опишите структуру и принципы работы базовых методов.</w:t>
               <w:br/>
             </w:r>
             <w:r>
@@ -9146,6 +10874,1604 @@
               </w:rPr>
               <w:br/>
               <w:t>Билет рассмотрен на заседании кафедры ПМиИТ от «____» _______________ 2026 г.</w:t>
+              <w:br/>
+            </w:r>
+          </w:p>
+        </w:tc>
+      </w:tr>
+    </w:tbl>
+    <w:p>
+      <w:pPr>
+        <w:spacing w:before="0" w:after="120" w:line="240" w:lineRule="auto"/>
+        <w:jc w:val="both"/>
+      </w:pPr>
+    </w:p>
+    <w:p>
+      <w:pPr>
+        <w:spacing w:before="360" w:after="120" w:line="240" w:lineRule="auto"/>
+        <w:jc w:val="both"/>
+      </w:pPr>
+    </w:p>
+    <w:p>
+      <w:pPr>
+        <w:spacing w:before="0" w:after="240" w:line="240" w:lineRule="auto"/>
+        <w:jc w:val="both"/>
+      </w:pPr>
+      <w:r>
+        <w:rPr>
+          <w:rFonts w:ascii="Times New Roman" w:hAnsi="Times New Roman"/>
+          <w:b/>
+          <w:i w:val="0"/>
+          <w:color w:val="000000"/>
+          <w:sz w:val="28"/>
+          <w:rFonts w:ascii="Times New Roman" w:hAnsi="Times New Roman" w:cs="Times New Roman" w:eastAsia="Times New Roman"/>
+        </w:rPr>
+        <w:t>2. Критерии и шкалы оценивания</w:t>
+      </w:r>
+    </w:p>
+    <w:p>
+      <w:pPr>
+        <w:spacing w:before="0" w:after="240" w:line="240" w:lineRule="auto"/>
+        <w:jc w:val="both"/>
+      </w:pPr>
+      <w:r>
+        <w:rPr>
+          <w:rFonts w:ascii="Times New Roman" w:hAnsi="Times New Roman"/>
+          <w:b w:val="0"/>
+          <w:i w:val="0"/>
+          <w:color w:val="000000"/>
+          <w:sz w:val="28"/>
+          <w:rFonts w:ascii="Times New Roman" w:hAnsi="Times New Roman" w:cs="Times New Roman" w:eastAsia="Times New Roman"/>
+        </w:rPr>
+        <w:t>Результат обучения по дисциплине считается достигнутым при успешном прохождении обучающимся всех контрольных мероприятий, относящихся к данному результату обучения.</w:t>
+      </w:r>
+    </w:p>
+    <w:tbl>
+      <w:tblPr>
+        <w:tblStyle w:val="TableGrid"/>
+        <w:tblW w:type="auto" w:w="0"/>
+        <w:jc w:val="center"/>
+        <w:tblLook w:firstColumn="1" w:firstRow="1" w:lastColumn="0" w:lastRow="0" w:noHBand="0" w:noVBand="1" w:val="04A0"/>
+      </w:tblPr>
+      <w:tblGrid>
+        <w:gridCol w:w="2422"/>
+        <w:gridCol w:w="2422"/>
+        <w:gridCol w:w="2422"/>
+        <w:gridCol w:w="2422"/>
+      </w:tblGrid>
+      <w:tr>
+        <w:tc>
+          <w:tcPr>
+            <w:tcW w:type="dxa" w:w="2422"/>
+            <w:vAlign w:val="center"/>
+            <w:tcMar>
+              <w:top w:w="100" w:type="dxa"/>
+              <w:bottom w:w="100" w:type="dxa"/>
+              <w:left w:w="120" w:type="dxa"/>
+              <w:right w:w="120" w:type="dxa"/>
+            </w:tcMar>
+            <w:shd w:val="clear" w:color="auto" w:fill="F2F2F2"/>
+          </w:tcPr>
+          <w:p>
+            <w:pPr>
+              <w:spacing w:before="0" w:after="0" w:line="240" w:lineRule="auto"/>
+              <w:jc w:val="center"/>
+            </w:pPr>
+            <w:r/>
+            <w:r>
+              <w:rPr>
+                <w:rFonts w:ascii="Times New Roman" w:hAnsi="Times New Roman"/>
+                <w:b/>
+                <w:i w:val="0"/>
+                <w:color w:val="000000"/>
+                <w:sz w:val="20"/>
+                <w:rFonts w:ascii="Times New Roman" w:hAnsi="Times New Roman" w:cs="Times New Roman" w:eastAsia="Times New Roman"/>
+              </w:rPr>
+              <w:t>Разделы дисциплины</w:t>
+            </w:r>
+          </w:p>
+        </w:tc>
+        <w:tc>
+          <w:tcPr>
+            <w:tcW w:type="dxa" w:w="2422"/>
+            <w:vAlign w:val="center"/>
+            <w:tcMar>
+              <w:top w:w="100" w:type="dxa"/>
+              <w:bottom w:w="100" w:type="dxa"/>
+              <w:left w:w="120" w:type="dxa"/>
+              <w:right w:w="120" w:type="dxa"/>
+            </w:tcMar>
+            <w:shd w:val="clear" w:color="auto" w:fill="F2F2F2"/>
+          </w:tcPr>
+          <w:p>
+            <w:pPr>
+              <w:spacing w:before="0" w:after="0" w:line="240" w:lineRule="auto"/>
+              <w:jc w:val="center"/>
+            </w:pPr>
+            <w:r/>
+            <w:r>
+              <w:rPr>
+                <w:rFonts w:ascii="Times New Roman" w:hAnsi="Times New Roman"/>
+                <w:b/>
+                <w:i w:val="0"/>
+                <w:color w:val="000000"/>
+                <w:sz w:val="20"/>
+                <w:rFonts w:ascii="Times New Roman" w:hAnsi="Times New Roman" w:cs="Times New Roman" w:eastAsia="Times New Roman"/>
+              </w:rPr>
+              <w:t>Форма контроля</w:t>
+            </w:r>
+          </w:p>
+        </w:tc>
+        <w:tc>
+          <w:tcPr>
+            <w:tcW w:type="dxa" w:w="2422"/>
+            <w:vAlign w:val="center"/>
+            <w:tcMar>
+              <w:top w:w="100" w:type="dxa"/>
+              <w:bottom w:w="100" w:type="dxa"/>
+              <w:left w:w="120" w:type="dxa"/>
+              <w:right w:w="120" w:type="dxa"/>
+            </w:tcMar>
+            <w:shd w:val="clear" w:color="auto" w:fill="F2F2F2"/>
+          </w:tcPr>
+          <w:p>
+            <w:pPr>
+              <w:spacing w:before="0" w:after="0" w:line="240" w:lineRule="auto"/>
+              <w:jc w:val="center"/>
+            </w:pPr>
+            <w:r/>
+            <w:r>
+              <w:rPr>
+                <w:rFonts w:ascii="Times New Roman" w:hAnsi="Times New Roman"/>
+                <w:b/>
+                <w:i w:val="0"/>
+                <w:color w:val="000000"/>
+                <w:sz w:val="20"/>
+                <w:rFonts w:ascii="Times New Roman" w:hAnsi="Times New Roman" w:cs="Times New Roman" w:eastAsia="Times New Roman"/>
+              </w:rPr>
+              <w:t>Количество баллов (min)</w:t>
+            </w:r>
+          </w:p>
+        </w:tc>
+        <w:tc>
+          <w:tcPr>
+            <w:tcW w:type="dxa" w:w="2422"/>
+            <w:vAlign w:val="center"/>
+            <w:tcMar>
+              <w:top w:w="100" w:type="dxa"/>
+              <w:bottom w:w="100" w:type="dxa"/>
+              <w:left w:w="120" w:type="dxa"/>
+              <w:right w:w="120" w:type="dxa"/>
+            </w:tcMar>
+            <w:shd w:val="clear" w:color="auto" w:fill="F2F2F2"/>
+          </w:tcPr>
+          <w:p>
+            <w:pPr>
+              <w:spacing w:before="0" w:after="0" w:line="240" w:lineRule="auto"/>
+              <w:jc w:val="center"/>
+            </w:pPr>
+            <w:r/>
+            <w:r>
+              <w:rPr>
+                <w:rFonts w:ascii="Times New Roman" w:hAnsi="Times New Roman"/>
+                <w:b/>
+                <w:i w:val="0"/>
+                <w:color w:val="000000"/>
+                <w:sz w:val="20"/>
+                <w:rFonts w:ascii="Times New Roman" w:hAnsi="Times New Roman" w:cs="Times New Roman" w:eastAsia="Times New Roman"/>
+              </w:rPr>
+              <w:t>Количество баллов (max)</w:t>
+            </w:r>
+          </w:p>
+        </w:tc>
+      </w:tr>
+      <w:tr>
+        <w:trPr>
+          <w:cantSplit/>
+        </w:trPr>
+        <w:tc>
+          <w:tcPr>
+            <w:tcW w:type="dxa" w:w="2422"/>
+            <w:vAlign w:val="center"/>
+            <w:tcMar>
+              <w:top w:w="100" w:type="dxa"/>
+              <w:bottom w:w="100" w:type="dxa"/>
+              <w:left w:w="120" w:type="dxa"/>
+              <w:right w:w="120" w:type="dxa"/>
+            </w:tcMar>
+          </w:tcPr>
+          <w:p>
+            <w:pPr>
+              <w:spacing w:before="0" w:after="0" w:line="240" w:lineRule="auto"/>
+              <w:jc w:val="center"/>
+            </w:pPr>
+            <w:r/>
+            <w:r>
+              <w:rPr>
+                <w:rFonts w:ascii="Times New Roman" w:hAnsi="Times New Roman"/>
+                <w:b w:val="0"/>
+                <w:i w:val="0"/>
+                <w:color w:val="000000"/>
+                <w:sz w:val="20"/>
+                <w:rFonts w:ascii="Times New Roman" w:hAnsi="Times New Roman" w:cs="Times New Roman" w:eastAsia="Times New Roman"/>
+              </w:rPr>
+              <w:t>1</w:t>
+            </w:r>
+          </w:p>
+        </w:tc>
+        <w:tc>
+          <w:tcPr>
+            <w:tcW w:type="dxa" w:w="2422"/>
+            <w:vAlign w:val="center"/>
+            <w:tcMar>
+              <w:top w:w="100" w:type="dxa"/>
+              <w:bottom w:w="100" w:type="dxa"/>
+              <w:left w:w="120" w:type="dxa"/>
+              <w:right w:w="120" w:type="dxa"/>
+            </w:tcMar>
+          </w:tcPr>
+          <w:p>
+            <w:pPr>
+              <w:spacing w:before="0" w:after="0" w:line="240" w:lineRule="auto"/>
+              <w:jc w:val="both"/>
+            </w:pPr>
+            <w:r/>
+            <w:r>
+              <w:rPr>
+                <w:rFonts w:ascii="Times New Roman" w:hAnsi="Times New Roman"/>
+                <w:b w:val="0"/>
+                <w:i w:val="0"/>
+                <w:color w:val="000000"/>
+                <w:sz w:val="20"/>
+                <w:rFonts w:ascii="Times New Roman" w:hAnsi="Times New Roman" w:cs="Times New Roman" w:eastAsia="Times New Roman"/>
+              </w:rPr>
+              <w:t>Защита лабораторной работы №1</w:t>
+            </w:r>
+          </w:p>
+        </w:tc>
+        <w:tc>
+          <w:tcPr>
+            <w:tcW w:type="dxa" w:w="2422"/>
+            <w:vAlign w:val="center"/>
+            <w:tcMar>
+              <w:top w:w="100" w:type="dxa"/>
+              <w:bottom w:w="100" w:type="dxa"/>
+              <w:left w:w="120" w:type="dxa"/>
+              <w:right w:w="120" w:type="dxa"/>
+            </w:tcMar>
+          </w:tcPr>
+          <w:p>
+            <w:pPr>
+              <w:spacing w:before="0" w:after="0" w:line="240" w:lineRule="auto"/>
+              <w:jc w:val="center"/>
+            </w:pPr>
+            <w:r/>
+            <w:r>
+              <w:rPr>
+                <w:rFonts w:ascii="Times New Roman" w:hAnsi="Times New Roman"/>
+                <w:b w:val="0"/>
+                <w:i w:val="0"/>
+                <w:color w:val="000000"/>
+                <w:sz w:val="20"/>
+                <w:rFonts w:ascii="Times New Roman" w:hAnsi="Times New Roman" w:cs="Times New Roman" w:eastAsia="Times New Roman"/>
+              </w:rPr>
+              <w:t>32</w:t>
+            </w:r>
+          </w:p>
+        </w:tc>
+        <w:tc>
+          <w:tcPr>
+            <w:tcW w:type="dxa" w:w="2422"/>
+            <w:vAlign w:val="center"/>
+            <w:tcMar>
+              <w:top w:w="100" w:type="dxa"/>
+              <w:bottom w:w="100" w:type="dxa"/>
+              <w:left w:w="120" w:type="dxa"/>
+              <w:right w:w="120" w:type="dxa"/>
+            </w:tcMar>
+          </w:tcPr>
+          <w:p>
+            <w:pPr>
+              <w:spacing w:before="0" w:after="0" w:line="240" w:lineRule="auto"/>
+              <w:jc w:val="center"/>
+            </w:pPr>
+            <w:r/>
+            <w:r>
+              <w:rPr>
+                <w:rFonts w:ascii="Times New Roman" w:hAnsi="Times New Roman"/>
+                <w:b w:val="0"/>
+                <w:i w:val="0"/>
+                <w:color w:val="000000"/>
+                <w:sz w:val="20"/>
+                <w:rFonts w:ascii="Times New Roman" w:hAnsi="Times New Roman" w:cs="Times New Roman" w:eastAsia="Times New Roman"/>
+              </w:rPr>
+              <w:t>40</w:t>
+            </w:r>
+          </w:p>
+        </w:tc>
+      </w:tr>
+      <w:tr>
+        <w:trPr>
+          <w:cantSplit/>
+        </w:trPr>
+        <w:tc>
+          <w:tcPr>
+            <w:tcW w:type="dxa" w:w="2422"/>
+            <w:vAlign w:val="center"/>
+            <w:tcMar>
+              <w:top w:w="100" w:type="dxa"/>
+              <w:bottom w:w="100" w:type="dxa"/>
+              <w:left w:w="120" w:type="dxa"/>
+              <w:right w:w="120" w:type="dxa"/>
+            </w:tcMar>
+          </w:tcPr>
+          <w:p>
+            <w:pPr>
+              <w:spacing w:before="0" w:after="0" w:line="240" w:lineRule="auto"/>
+              <w:jc w:val="center"/>
+            </w:pPr>
+            <w:r/>
+            <w:r>
+              <w:rPr>
+                <w:rFonts w:ascii="Times New Roman" w:hAnsi="Times New Roman"/>
+                <w:b w:val="0"/>
+                <w:i w:val="0"/>
+                <w:color w:val="000000"/>
+                <w:sz w:val="20"/>
+                <w:rFonts w:ascii="Times New Roman" w:hAnsi="Times New Roman" w:cs="Times New Roman" w:eastAsia="Times New Roman"/>
+              </w:rPr>
+              <w:t>2</w:t>
+            </w:r>
+          </w:p>
+        </w:tc>
+        <w:tc>
+          <w:tcPr>
+            <w:tcW w:type="dxa" w:w="2422"/>
+            <w:vAlign w:val="center"/>
+            <w:tcMar>
+              <w:top w:w="100" w:type="dxa"/>
+              <w:bottom w:w="100" w:type="dxa"/>
+              <w:left w:w="120" w:type="dxa"/>
+              <w:right w:w="120" w:type="dxa"/>
+            </w:tcMar>
+          </w:tcPr>
+          <w:p>
+            <w:pPr>
+              <w:spacing w:before="0" w:after="0" w:line="240" w:lineRule="auto"/>
+              <w:jc w:val="both"/>
+            </w:pPr>
+            <w:r/>
+            <w:r>
+              <w:rPr>
+                <w:rFonts w:ascii="Times New Roman" w:hAnsi="Times New Roman"/>
+                <w:b w:val="0"/>
+                <w:i w:val="0"/>
+                <w:color w:val="000000"/>
+                <w:sz w:val="20"/>
+                <w:rFonts w:ascii="Times New Roman" w:hAnsi="Times New Roman" w:cs="Times New Roman" w:eastAsia="Times New Roman"/>
+              </w:rPr>
+              <w:t>Защита лабораторной работы №2</w:t>
+            </w:r>
+          </w:p>
+        </w:tc>
+        <w:tc>
+          <w:tcPr>
+            <w:tcW w:type="dxa" w:w="2422"/>
+            <w:vAlign w:val="center"/>
+            <w:tcMar>
+              <w:top w:w="100" w:type="dxa"/>
+              <w:bottom w:w="100" w:type="dxa"/>
+              <w:left w:w="120" w:type="dxa"/>
+              <w:right w:w="120" w:type="dxa"/>
+            </w:tcMar>
+          </w:tcPr>
+          <w:p>
+            <w:pPr>
+              <w:spacing w:before="0" w:after="0" w:line="240" w:lineRule="auto"/>
+              <w:jc w:val="center"/>
+            </w:pPr>
+            <w:r/>
+            <w:r>
+              <w:rPr>
+                <w:rFonts w:ascii="Times New Roman" w:hAnsi="Times New Roman"/>
+                <w:b w:val="0"/>
+                <w:i w:val="0"/>
+                <w:color w:val="000000"/>
+                <w:sz w:val="20"/>
+                <w:rFonts w:ascii="Times New Roman" w:hAnsi="Times New Roman" w:cs="Times New Roman" w:eastAsia="Times New Roman"/>
+              </w:rPr>
+              <w:t>32</w:t>
+            </w:r>
+          </w:p>
+        </w:tc>
+        <w:tc>
+          <w:tcPr>
+            <w:tcW w:type="dxa" w:w="2422"/>
+            <w:vAlign w:val="center"/>
+            <w:tcMar>
+              <w:top w:w="100" w:type="dxa"/>
+              <w:bottom w:w="100" w:type="dxa"/>
+              <w:left w:w="120" w:type="dxa"/>
+              <w:right w:w="120" w:type="dxa"/>
+            </w:tcMar>
+          </w:tcPr>
+          <w:p>
+            <w:pPr>
+              <w:spacing w:before="0" w:after="0" w:line="240" w:lineRule="auto"/>
+              <w:jc w:val="center"/>
+            </w:pPr>
+            <w:r/>
+            <w:r>
+              <w:rPr>
+                <w:rFonts w:ascii="Times New Roman" w:hAnsi="Times New Roman"/>
+                <w:b w:val="0"/>
+                <w:i w:val="0"/>
+                <w:color w:val="000000"/>
+                <w:sz w:val="20"/>
+                <w:rFonts w:ascii="Times New Roman" w:hAnsi="Times New Roman" w:cs="Times New Roman" w:eastAsia="Times New Roman"/>
+              </w:rPr>
+              <w:t>40</w:t>
+            </w:r>
+          </w:p>
+        </w:tc>
+      </w:tr>
+      <w:tr>
+        <w:trPr>
+          <w:cantSplit/>
+        </w:trPr>
+        <w:tc>
+          <w:tcPr>
+            <w:tcW w:type="dxa" w:w="2422"/>
+            <w:vAlign w:val="center"/>
+            <w:tcMar>
+              <w:top w:w="100" w:type="dxa"/>
+              <w:bottom w:w="100" w:type="dxa"/>
+              <w:left w:w="120" w:type="dxa"/>
+              <w:right w:w="120" w:type="dxa"/>
+            </w:tcMar>
+          </w:tcPr>
+          <w:p>
+            <w:pPr>
+              <w:spacing w:before="0" w:after="0" w:line="240" w:lineRule="auto"/>
+              <w:jc w:val="center"/>
+            </w:pPr>
+            <w:r/>
+            <w:r>
+              <w:rPr>
+                <w:rFonts w:ascii="Times New Roman" w:hAnsi="Times New Roman"/>
+                <w:b w:val="0"/>
+                <w:i w:val="0"/>
+                <w:color w:val="000000"/>
+                <w:sz w:val="20"/>
+                <w:rFonts w:ascii="Times New Roman" w:hAnsi="Times New Roman" w:cs="Times New Roman" w:eastAsia="Times New Roman"/>
+              </w:rPr>
+              <w:t>1-2</w:t>
+            </w:r>
+          </w:p>
+        </w:tc>
+        <w:tc>
+          <w:tcPr>
+            <w:tcW w:type="dxa" w:w="2422"/>
+            <w:vAlign w:val="center"/>
+            <w:tcMar>
+              <w:top w:w="100" w:type="dxa"/>
+              <w:bottom w:w="100" w:type="dxa"/>
+              <w:left w:w="120" w:type="dxa"/>
+              <w:right w:w="120" w:type="dxa"/>
+            </w:tcMar>
+          </w:tcPr>
+          <w:p>
+            <w:pPr>
+              <w:spacing w:before="0" w:after="0" w:line="240" w:lineRule="auto"/>
+              <w:jc w:val="both"/>
+            </w:pPr>
+            <w:r/>
+            <w:r>
+              <w:rPr>
+                <w:rFonts w:ascii="Times New Roman" w:hAnsi="Times New Roman"/>
+                <w:b w:val="0"/>
+                <w:i w:val="0"/>
+                <w:color w:val="000000"/>
+                <w:sz w:val="20"/>
+                <w:rFonts w:ascii="Times New Roman" w:hAnsi="Times New Roman" w:cs="Times New Roman" w:eastAsia="Times New Roman"/>
+              </w:rPr>
+              <w:t>Проверочное тестирование</w:t>
+            </w:r>
+          </w:p>
+        </w:tc>
+        <w:tc>
+          <w:tcPr>
+            <w:tcW w:type="dxa" w:w="2422"/>
+            <w:vAlign w:val="center"/>
+            <w:tcMar>
+              <w:top w:w="100" w:type="dxa"/>
+              <w:bottom w:w="100" w:type="dxa"/>
+              <w:left w:w="120" w:type="dxa"/>
+              <w:right w:w="120" w:type="dxa"/>
+            </w:tcMar>
+          </w:tcPr>
+          <w:p>
+            <w:pPr>
+              <w:spacing w:before="0" w:after="0" w:line="240" w:lineRule="auto"/>
+              <w:jc w:val="center"/>
+            </w:pPr>
+            <w:r/>
+            <w:r>
+              <w:rPr>
+                <w:rFonts w:ascii="Times New Roman" w:hAnsi="Times New Roman"/>
+                <w:b w:val="0"/>
+                <w:i w:val="0"/>
+                <w:color w:val="000000"/>
+                <w:sz w:val="20"/>
+                <w:rFonts w:ascii="Times New Roman" w:hAnsi="Times New Roman" w:cs="Times New Roman" w:eastAsia="Times New Roman"/>
+              </w:rPr>
+              <w:t>16</w:t>
+            </w:r>
+          </w:p>
+        </w:tc>
+        <w:tc>
+          <w:tcPr>
+            <w:tcW w:type="dxa" w:w="2422"/>
+            <w:vAlign w:val="center"/>
+            <w:tcMar>
+              <w:top w:w="100" w:type="dxa"/>
+              <w:bottom w:w="100" w:type="dxa"/>
+              <w:left w:w="120" w:type="dxa"/>
+              <w:right w:w="120" w:type="dxa"/>
+            </w:tcMar>
+          </w:tcPr>
+          <w:p>
+            <w:pPr>
+              <w:spacing w:before="0" w:after="0" w:line="240" w:lineRule="auto"/>
+              <w:jc w:val="center"/>
+            </w:pPr>
+            <w:r/>
+            <w:r>
+              <w:rPr>
+                <w:rFonts w:ascii="Times New Roman" w:hAnsi="Times New Roman"/>
+                <w:b w:val="0"/>
+                <w:i w:val="0"/>
+                <w:color w:val="000000"/>
+                <w:sz w:val="20"/>
+                <w:rFonts w:ascii="Times New Roman" w:hAnsi="Times New Roman" w:cs="Times New Roman" w:eastAsia="Times New Roman"/>
+              </w:rPr>
+              <w:t>20</w:t>
+            </w:r>
+          </w:p>
+        </w:tc>
+      </w:tr>
+      <w:tr>
+        <w:trPr>
+          <w:cantSplit/>
+        </w:trPr>
+        <w:tc>
+          <w:tcPr>
+            <w:tcW w:type="dxa" w:w="2422"/>
+            <w:vAlign w:val="center"/>
+            <w:tcMar>
+              <w:top w:w="100" w:type="dxa"/>
+              <w:bottom w:w="100" w:type="dxa"/>
+              <w:left w:w="120" w:type="dxa"/>
+              <w:right w:w="120" w:type="dxa"/>
+            </w:tcMar>
+          </w:tcPr>
+          <w:p>
+            <w:pPr>
+              <w:spacing w:before="0" w:after="0" w:line="240" w:lineRule="auto"/>
+              <w:jc w:val="both"/>
+            </w:pPr>
+            <w:r/>
+          </w:p>
+        </w:tc>
+        <w:tc>
+          <w:tcPr>
+            <w:tcW w:type="dxa" w:w="2422"/>
+            <w:vAlign w:val="center"/>
+            <w:tcMar>
+              <w:top w:w="100" w:type="dxa"/>
+              <w:bottom w:w="100" w:type="dxa"/>
+              <w:left w:w="120" w:type="dxa"/>
+              <w:right w:w="120" w:type="dxa"/>
+            </w:tcMar>
+          </w:tcPr>
+          <w:p>
+            <w:pPr>
+              <w:spacing w:before="0" w:after="0" w:line="240" w:lineRule="auto"/>
+              <w:jc w:val="both"/>
+            </w:pPr>
+            <w:r/>
+            <w:r>
+              <w:rPr>
+                <w:rFonts w:ascii="Times New Roman" w:hAnsi="Times New Roman"/>
+                <w:b/>
+                <w:i w:val="0"/>
+                <w:color w:val="000000"/>
+                <w:sz w:val="20"/>
+                <w:rFonts w:ascii="Times New Roman" w:hAnsi="Times New Roman" w:cs="Times New Roman" w:eastAsia="Times New Roman"/>
+              </w:rPr>
+              <w:t>Итого</w:t>
+            </w:r>
+          </w:p>
+        </w:tc>
+        <w:tc>
+          <w:tcPr>
+            <w:tcW w:type="dxa" w:w="2422"/>
+            <w:vAlign w:val="center"/>
+            <w:tcMar>
+              <w:top w:w="100" w:type="dxa"/>
+              <w:bottom w:w="100" w:type="dxa"/>
+              <w:left w:w="120" w:type="dxa"/>
+              <w:right w:w="120" w:type="dxa"/>
+            </w:tcMar>
+          </w:tcPr>
+          <w:p>
+            <w:pPr>
+              <w:spacing w:before="0" w:after="0" w:line="240" w:lineRule="auto"/>
+              <w:jc w:val="center"/>
+            </w:pPr>
+            <w:r/>
+            <w:r>
+              <w:rPr>
+                <w:rFonts w:ascii="Times New Roman" w:hAnsi="Times New Roman"/>
+                <w:b/>
+                <w:i w:val="0"/>
+                <w:color w:val="000000"/>
+                <w:sz w:val="20"/>
+                <w:rFonts w:ascii="Times New Roman" w:hAnsi="Times New Roman" w:cs="Times New Roman" w:eastAsia="Times New Roman"/>
+              </w:rPr>
+              <w:t>80</w:t>
+            </w:r>
+          </w:p>
+        </w:tc>
+        <w:tc>
+          <w:tcPr>
+            <w:tcW w:type="dxa" w:w="2422"/>
+            <w:vAlign w:val="center"/>
+            <w:tcMar>
+              <w:top w:w="100" w:type="dxa"/>
+              <w:bottom w:w="100" w:type="dxa"/>
+              <w:left w:w="120" w:type="dxa"/>
+              <w:right w:w="120" w:type="dxa"/>
+            </w:tcMar>
+          </w:tcPr>
+          <w:p>
+            <w:pPr>
+              <w:spacing w:before="0" w:after="0" w:line="240" w:lineRule="auto"/>
+              <w:jc w:val="center"/>
+            </w:pPr>
+            <w:r/>
+            <w:r>
+              <w:rPr>
+                <w:rFonts w:ascii="Times New Roman" w:hAnsi="Times New Roman"/>
+                <w:b/>
+                <w:i w:val="0"/>
+                <w:color w:val="000000"/>
+                <w:sz w:val="20"/>
+                <w:rFonts w:ascii="Times New Roman" w:hAnsi="Times New Roman" w:cs="Times New Roman" w:eastAsia="Times New Roman"/>
+              </w:rPr>
+              <w:t>100</w:t>
+            </w:r>
+          </w:p>
+        </w:tc>
+      </w:tr>
+    </w:tbl>
+    <w:p>
+      <w:pPr>
+        <w:spacing w:before="240" w:after="120" w:line="240" w:lineRule="auto"/>
+        <w:jc w:val="both"/>
+      </w:pPr>
+    </w:p>
+    <w:p>
+      <w:pPr>
+        <w:spacing w:before="0" w:after="240" w:line="240" w:lineRule="auto"/>
+        <w:jc w:val="both"/>
+      </w:pPr>
+      <w:r>
+        <w:rPr>
+          <w:rFonts w:ascii="Times New Roman" w:hAnsi="Times New Roman"/>
+          <w:b w:val="0"/>
+          <w:i w:val="0"/>
+          <w:color w:val="000000"/>
+          <w:sz w:val="28"/>
+          <w:rFonts w:ascii="Times New Roman" w:hAnsi="Times New Roman" w:cs="Times New Roman" w:eastAsia="Times New Roman"/>
+        </w:rPr>
+        <w:t>При оценивании результатов обучения по дисциплине в ходе текущего контроля успеваемости используются следующие критерии. Минимальное количество баллов выставляется обучающемуся при выполнении всех показателей, допускаются несущественные неточности в изложении и оформлении материала.</w:t>
+      </w:r>
+    </w:p>
+    <w:tbl>
+      <w:tblPr>
+        <w:tblStyle w:val="TableGrid"/>
+        <w:tblW w:type="auto" w:w="0"/>
+        <w:jc w:val="center"/>
+        <w:tblLook w:firstColumn="1" w:firstRow="1" w:lastColumn="0" w:lastRow="0" w:noHBand="0" w:noVBand="1" w:val="04A0"/>
+      </w:tblPr>
+      <w:tblGrid>
+        <w:gridCol w:w="4844"/>
+        <w:gridCol w:w="4844"/>
+      </w:tblGrid>
+      <w:tr>
+        <w:tc>
+          <w:tcPr>
+            <w:tcW w:type="dxa" w:w="2268"/>
+            <w:vAlign w:val="center"/>
+            <w:tcMar>
+              <w:top w:w="100" w:type="dxa"/>
+              <w:bottom w:w="100" w:type="dxa"/>
+              <w:left w:w="120" w:type="dxa"/>
+              <w:right w:w="120" w:type="dxa"/>
+            </w:tcMar>
+            <w:shd w:val="clear" w:color="auto" w:fill="F2F2F2"/>
+          </w:tcPr>
+          <w:p>
+            <w:pPr>
+              <w:spacing w:before="0" w:after="0" w:line="240" w:lineRule="auto"/>
+              <w:jc w:val="center"/>
+            </w:pPr>
+            <w:r/>
+            <w:r>
+              <w:rPr>
+                <w:rFonts w:ascii="Times New Roman" w:hAnsi="Times New Roman"/>
+                <w:b/>
+                <w:i w:val="0"/>
+                <w:color w:val="000000"/>
+                <w:sz w:val="20"/>
+                <w:rFonts w:ascii="Times New Roman" w:hAnsi="Times New Roman" w:cs="Times New Roman" w:eastAsia="Times New Roman"/>
+              </w:rPr>
+              <w:t>Наименование, обозначение</w:t>
+            </w:r>
+          </w:p>
+        </w:tc>
+        <w:tc>
+          <w:tcPr>
+            <w:tcW w:type="dxa" w:w="6803"/>
+            <w:vAlign w:val="center"/>
+            <w:tcMar>
+              <w:top w:w="100" w:type="dxa"/>
+              <w:bottom w:w="100" w:type="dxa"/>
+              <w:left w:w="120" w:type="dxa"/>
+              <w:right w:w="120" w:type="dxa"/>
+            </w:tcMar>
+            <w:shd w:val="clear" w:color="auto" w:fill="F2F2F2"/>
+          </w:tcPr>
+          <w:p>
+            <w:pPr>
+              <w:spacing w:before="0" w:after="0" w:line="240" w:lineRule="auto"/>
+              <w:jc w:val="center"/>
+            </w:pPr>
+            <w:r/>
+            <w:r>
+              <w:rPr>
+                <w:rFonts w:ascii="Times New Roman" w:hAnsi="Times New Roman"/>
+                <w:b/>
+                <w:i w:val="0"/>
+                <w:color w:val="000000"/>
+                <w:sz w:val="20"/>
+                <w:rFonts w:ascii="Times New Roman" w:hAnsi="Times New Roman" w:cs="Times New Roman" w:eastAsia="Times New Roman"/>
+              </w:rPr>
+              <w:t>Показатели выставления минимального количества баллов</w:t>
+            </w:r>
+          </w:p>
+        </w:tc>
+      </w:tr>
+      <w:tr>
+        <w:trPr>
+          <w:cantSplit/>
+        </w:trPr>
+        <w:tc>
+          <w:tcPr>
+            <w:tcW w:type="dxa" w:w="2268"/>
+            <w:vAlign w:val="center"/>
+            <w:tcMar>
+              <w:top w:w="100" w:type="dxa"/>
+              <w:bottom w:w="100" w:type="dxa"/>
+              <w:left w:w="120" w:type="dxa"/>
+              <w:right w:w="120" w:type="dxa"/>
+            </w:tcMar>
+          </w:tcPr>
+          <w:p>
+            <w:pPr>
+              <w:spacing w:before="0" w:after="0" w:line="240" w:lineRule="auto"/>
+              <w:jc w:val="both"/>
+            </w:pPr>
+            <w:r/>
+            <w:r>
+              <w:rPr>
+                <w:rFonts w:ascii="Times New Roman" w:hAnsi="Times New Roman"/>
+                <w:b/>
+                <w:i w:val="0"/>
+                <w:color w:val="000000"/>
+                <w:sz w:val="20"/>
+                <w:rFonts w:ascii="Times New Roman" w:hAnsi="Times New Roman" w:cs="Times New Roman" w:eastAsia="Times New Roman"/>
+              </w:rPr>
+              <w:t>Лабораторная работа</w:t>
+            </w:r>
+          </w:p>
+        </w:tc>
+        <w:tc>
+          <w:tcPr>
+            <w:tcW w:type="dxa" w:w="6803"/>
+            <w:vAlign w:val="center"/>
+            <w:tcMar>
+              <w:top w:w="100" w:type="dxa"/>
+              <w:bottom w:w="100" w:type="dxa"/>
+              <w:left w:w="120" w:type="dxa"/>
+              <w:right w:w="120" w:type="dxa"/>
+            </w:tcMar>
+          </w:tcPr>
+          <w:p>
+            <w:pPr>
+              <w:spacing w:before="0" w:after="0" w:line="240" w:lineRule="auto"/>
+              <w:jc w:val="both"/>
+            </w:pPr>
+            <w:r/>
+            <w:r>
+              <w:rPr>
+                <w:rFonts w:ascii="Times New Roman" w:hAnsi="Times New Roman"/>
+                <w:b w:val="0"/>
+                <w:i w:val="0"/>
+                <w:color w:val="000000"/>
+                <w:sz w:val="20"/>
+                <w:rFonts w:ascii="Times New Roman" w:hAnsi="Times New Roman" w:cs="Times New Roman" w:eastAsia="Times New Roman"/>
+              </w:rPr>
+              <w:t>Лабораторная работа выполнена в полном объеме;</w:t>
+              <w:br/>
+              <w:t>Представлен отчет, содержащий необходимые расчеты, выводы, оформленный в соответствии с установленными требованиями;</w:t>
+              <w:br/>
+              <w:t>Продемонстрирован удовлетворительный уровень владения материалом при защите лабораторной работы, даны правильные ответы не менее чем на 50% заданных вопросов.</w:t>
+            </w:r>
+          </w:p>
+        </w:tc>
+      </w:tr>
+    </w:tbl>
+    <w:p>
+      <w:pPr>
+        <w:spacing w:before="240" w:after="120" w:line="240" w:lineRule="auto"/>
+        <w:jc w:val="both"/>
+      </w:pPr>
+    </w:p>
+    <w:p>
+      <w:pPr>
+        <w:spacing w:before="0" w:after="120" w:line="240" w:lineRule="auto"/>
+        <w:jc w:val="both"/>
+      </w:pPr>
+      <w:r>
+        <w:rPr>
+          <w:rFonts w:ascii="Times New Roman" w:hAnsi="Times New Roman"/>
+          <w:b w:val="0"/>
+          <w:i w:val="0"/>
+          <w:color w:val="000000"/>
+          <w:sz w:val="28"/>
+          <w:rFonts w:ascii="Times New Roman" w:hAnsi="Times New Roman" w:cs="Times New Roman" w:eastAsia="Times New Roman"/>
+        </w:rPr>
+        <w:t>Промежуточная аттестация по дисциплине проводится в форме зачета с оценкой (6 семестр).</w:t>
+        <w:br/>
+        <w:t>Итоговая оценка по дисциплине может быть выставлена на основе результатов текущего контроля с использованием следующей шкалы:</w:t>
+      </w:r>
+    </w:p>
+    <w:tbl>
+      <w:tblPr>
+        <w:tblStyle w:val="TableGrid"/>
+        <w:tblW w:type="auto" w:w="0"/>
+        <w:jc w:val="center"/>
+        <w:tblLook w:firstColumn="1" w:firstRow="1" w:lastColumn="0" w:lastRow="0" w:noHBand="0" w:noVBand="1" w:val="04A0"/>
+      </w:tblPr>
+      <w:tblGrid>
+        <w:gridCol w:w="4844"/>
+        <w:gridCol w:w="4844"/>
+      </w:tblGrid>
+      <w:tr>
+        <w:tc>
+          <w:tcPr>
+            <w:tcW w:type="dxa" w:w="4844"/>
+            <w:vAlign w:val="center"/>
+            <w:tcMar>
+              <w:top w:w="100" w:type="dxa"/>
+              <w:bottom w:w="100" w:type="dxa"/>
+              <w:left w:w="120" w:type="dxa"/>
+              <w:right w:w="120" w:type="dxa"/>
+            </w:tcMar>
+            <w:shd w:val="clear" w:color="auto" w:fill="F2F2F2"/>
+          </w:tcPr>
+          <w:p>
+            <w:pPr>
+              <w:spacing w:before="0" w:after="0" w:line="240" w:lineRule="auto"/>
+              <w:jc w:val="center"/>
+            </w:pPr>
+            <w:r/>
+            <w:r>
+              <w:rPr>
+                <w:rFonts w:ascii="Times New Roman" w:hAnsi="Times New Roman"/>
+                <w:b/>
+                <w:i w:val="0"/>
+                <w:color w:val="000000"/>
+                <w:sz w:val="20"/>
+                <w:rFonts w:ascii="Times New Roman" w:hAnsi="Times New Roman" w:cs="Times New Roman" w:eastAsia="Times New Roman"/>
+              </w:rPr>
+              <w:t>Оценка</w:t>
+            </w:r>
+          </w:p>
+        </w:tc>
+        <w:tc>
+          <w:tcPr>
+            <w:tcW w:type="dxa" w:w="4844"/>
+            <w:vAlign w:val="center"/>
+            <w:tcMar>
+              <w:top w:w="100" w:type="dxa"/>
+              <w:bottom w:w="100" w:type="dxa"/>
+              <w:left w:w="120" w:type="dxa"/>
+              <w:right w:w="120" w:type="dxa"/>
+            </w:tcMar>
+            <w:shd w:val="clear" w:color="auto" w:fill="F2F2F2"/>
+          </w:tcPr>
+          <w:p>
+            <w:pPr>
+              <w:spacing w:before="0" w:after="0" w:line="240" w:lineRule="auto"/>
+              <w:jc w:val="center"/>
+            </w:pPr>
+            <w:r/>
+            <w:r>
+              <w:rPr>
+                <w:rFonts w:ascii="Times New Roman" w:hAnsi="Times New Roman"/>
+                <w:b/>
+                <w:i w:val="0"/>
+                <w:color w:val="000000"/>
+                <w:sz w:val="20"/>
+                <w:rFonts w:ascii="Times New Roman" w:hAnsi="Times New Roman" w:cs="Times New Roman" w:eastAsia="Times New Roman"/>
+              </w:rPr>
+              <w:t>Набрано баллов</w:t>
+            </w:r>
+          </w:p>
+        </w:tc>
+      </w:tr>
+      <w:tr>
+        <w:trPr>
+          <w:cantSplit/>
+        </w:trPr>
+        <w:tc>
+          <w:tcPr>
+            <w:tcW w:type="dxa" w:w="4844"/>
+            <w:vAlign w:val="center"/>
+            <w:tcMar>
+              <w:top w:w="100" w:type="dxa"/>
+              <w:bottom w:w="100" w:type="dxa"/>
+              <w:left w:w="120" w:type="dxa"/>
+              <w:right w:w="120" w:type="dxa"/>
+            </w:tcMar>
+          </w:tcPr>
+          <w:p>
+            <w:pPr>
+              <w:spacing w:before="0" w:after="0" w:line="240" w:lineRule="auto"/>
+              <w:jc w:val="center"/>
+            </w:pPr>
+            <w:r/>
+            <w:r>
+              <w:rPr>
+                <w:rFonts w:ascii="Times New Roman" w:hAnsi="Times New Roman"/>
+                <w:b w:val="0"/>
+                <w:i w:val="0"/>
+                <w:color w:val="000000"/>
+                <w:sz w:val="20"/>
+                <w:rFonts w:ascii="Times New Roman" w:hAnsi="Times New Roman" w:cs="Times New Roman" w:eastAsia="Times New Roman"/>
+              </w:rPr>
+              <w:t>«отлично»</w:t>
+            </w:r>
+          </w:p>
+        </w:tc>
+        <w:tc>
+          <w:tcPr>
+            <w:tcW w:type="dxa" w:w="4844"/>
+            <w:vAlign w:val="center"/>
+            <w:tcMar>
+              <w:top w:w="100" w:type="dxa"/>
+              <w:bottom w:w="100" w:type="dxa"/>
+              <w:left w:w="120" w:type="dxa"/>
+              <w:right w:w="120" w:type="dxa"/>
+            </w:tcMar>
+          </w:tcPr>
+          <w:p>
+            <w:pPr>
+              <w:spacing w:before="0" w:after="0" w:line="240" w:lineRule="auto"/>
+              <w:jc w:val="center"/>
+            </w:pPr>
+            <w:r/>
+            <w:r>
+              <w:rPr>
+                <w:rFonts w:ascii="Times New Roman" w:hAnsi="Times New Roman"/>
+                <w:b w:val="0"/>
+                <w:i w:val="0"/>
+                <w:color w:val="000000"/>
+                <w:sz w:val="20"/>
+                <w:rFonts w:ascii="Times New Roman" w:hAnsi="Times New Roman" w:cs="Times New Roman" w:eastAsia="Times New Roman"/>
+              </w:rPr>
+              <w:t>90-100</w:t>
+            </w:r>
+          </w:p>
+        </w:tc>
+      </w:tr>
+      <w:tr>
+        <w:trPr>
+          <w:cantSplit/>
+        </w:trPr>
+        <w:tc>
+          <w:tcPr>
+            <w:tcW w:type="dxa" w:w="4844"/>
+            <w:vAlign w:val="center"/>
+            <w:tcMar>
+              <w:top w:w="100" w:type="dxa"/>
+              <w:bottom w:w="100" w:type="dxa"/>
+              <w:left w:w="120" w:type="dxa"/>
+              <w:right w:w="120" w:type="dxa"/>
+            </w:tcMar>
+          </w:tcPr>
+          <w:p>
+            <w:pPr>
+              <w:spacing w:before="0" w:after="0" w:line="240" w:lineRule="auto"/>
+              <w:jc w:val="center"/>
+            </w:pPr>
+            <w:r/>
+            <w:r>
+              <w:rPr>
+                <w:rFonts w:ascii="Times New Roman" w:hAnsi="Times New Roman"/>
+                <w:b w:val="0"/>
+                <w:i w:val="0"/>
+                <w:color w:val="000000"/>
+                <w:sz w:val="20"/>
+                <w:rFonts w:ascii="Times New Roman" w:hAnsi="Times New Roman" w:cs="Times New Roman" w:eastAsia="Times New Roman"/>
+              </w:rPr>
+              <w:t>«хорошо»</w:t>
+            </w:r>
+          </w:p>
+        </w:tc>
+        <w:tc>
+          <w:tcPr>
+            <w:tcW w:type="dxa" w:w="4844"/>
+            <w:vAlign w:val="center"/>
+            <w:tcMar>
+              <w:top w:w="100" w:type="dxa"/>
+              <w:bottom w:w="100" w:type="dxa"/>
+              <w:left w:w="120" w:type="dxa"/>
+              <w:right w:w="120" w:type="dxa"/>
+            </w:tcMar>
+          </w:tcPr>
+          <w:p>
+            <w:pPr>
+              <w:spacing w:before="0" w:after="0" w:line="240" w:lineRule="auto"/>
+              <w:jc w:val="center"/>
+            </w:pPr>
+            <w:r/>
+            <w:r>
+              <w:rPr>
+                <w:rFonts w:ascii="Times New Roman" w:hAnsi="Times New Roman"/>
+                <w:b w:val="0"/>
+                <w:i w:val="0"/>
+                <w:color w:val="000000"/>
+                <w:sz w:val="20"/>
+                <w:rFonts w:ascii="Times New Roman" w:hAnsi="Times New Roman" w:cs="Times New Roman" w:eastAsia="Times New Roman"/>
+              </w:rPr>
+              <w:t>75-89</w:t>
+            </w:r>
+          </w:p>
+        </w:tc>
+      </w:tr>
+      <w:tr>
+        <w:trPr>
+          <w:cantSplit/>
+        </w:trPr>
+        <w:tc>
+          <w:tcPr>
+            <w:tcW w:type="dxa" w:w="4844"/>
+            <w:vAlign w:val="center"/>
+            <w:tcMar>
+              <w:top w:w="100" w:type="dxa"/>
+              <w:bottom w:w="100" w:type="dxa"/>
+              <w:left w:w="120" w:type="dxa"/>
+              <w:right w:w="120" w:type="dxa"/>
+            </w:tcMar>
+          </w:tcPr>
+          <w:p>
+            <w:pPr>
+              <w:spacing w:before="0" w:after="0" w:line="240" w:lineRule="auto"/>
+              <w:jc w:val="center"/>
+            </w:pPr>
+            <w:r/>
+            <w:r>
+              <w:rPr>
+                <w:rFonts w:ascii="Times New Roman" w:hAnsi="Times New Roman"/>
+                <w:b w:val="0"/>
+                <w:i w:val="0"/>
+                <w:color w:val="000000"/>
+                <w:sz w:val="20"/>
+                <w:rFonts w:ascii="Times New Roman" w:hAnsi="Times New Roman" w:cs="Times New Roman" w:eastAsia="Times New Roman"/>
+              </w:rPr>
+              <w:t>«удовлетворительно»</w:t>
+            </w:r>
+          </w:p>
+        </w:tc>
+        <w:tc>
+          <w:tcPr>
+            <w:tcW w:type="dxa" w:w="4844"/>
+            <w:vAlign w:val="center"/>
+            <w:tcMar>
+              <w:top w:w="100" w:type="dxa"/>
+              <w:bottom w:w="100" w:type="dxa"/>
+              <w:left w:w="120" w:type="dxa"/>
+              <w:right w:w="120" w:type="dxa"/>
+            </w:tcMar>
+          </w:tcPr>
+          <w:p>
+            <w:pPr>
+              <w:spacing w:before="0" w:after="0" w:line="240" w:lineRule="auto"/>
+              <w:jc w:val="center"/>
+            </w:pPr>
+            <w:r/>
+            <w:r>
+              <w:rPr>
+                <w:rFonts w:ascii="Times New Roman" w:hAnsi="Times New Roman"/>
+                <w:b w:val="0"/>
+                <w:i w:val="0"/>
+                <w:color w:val="000000"/>
+                <w:sz w:val="20"/>
+                <w:rFonts w:ascii="Times New Roman" w:hAnsi="Times New Roman" w:cs="Times New Roman" w:eastAsia="Times New Roman"/>
+              </w:rPr>
+              <w:t>50-74</w:t>
+            </w:r>
+          </w:p>
+        </w:tc>
+      </w:tr>
+      <w:tr>
+        <w:trPr>
+          <w:cantSplit/>
+        </w:trPr>
+        <w:tc>
+          <w:tcPr>
+            <w:tcW w:type="dxa" w:w="4844"/>
+            <w:vAlign w:val="center"/>
+            <w:tcMar>
+              <w:top w:w="100" w:type="dxa"/>
+              <w:bottom w:w="100" w:type="dxa"/>
+              <w:left w:w="120" w:type="dxa"/>
+              <w:right w:w="120" w:type="dxa"/>
+            </w:tcMar>
+          </w:tcPr>
+          <w:p>
+            <w:pPr>
+              <w:spacing w:before="0" w:after="0" w:line="240" w:lineRule="auto"/>
+              <w:jc w:val="center"/>
+            </w:pPr>
+            <w:r/>
+            <w:r>
+              <w:rPr>
+                <w:rFonts w:ascii="Times New Roman" w:hAnsi="Times New Roman"/>
+                <w:b w:val="0"/>
+                <w:i w:val="0"/>
+                <w:color w:val="000000"/>
+                <w:sz w:val="20"/>
+                <w:rFonts w:ascii="Times New Roman" w:hAnsi="Times New Roman" w:cs="Times New Roman" w:eastAsia="Times New Roman"/>
+              </w:rPr>
+              <w:t>«неудовлетворительно»</w:t>
+            </w:r>
+          </w:p>
+        </w:tc>
+        <w:tc>
+          <w:tcPr>
+            <w:tcW w:type="dxa" w:w="4844"/>
+            <w:vAlign w:val="center"/>
+            <w:tcMar>
+              <w:top w:w="100" w:type="dxa"/>
+              <w:bottom w:w="100" w:type="dxa"/>
+              <w:left w:w="120" w:type="dxa"/>
+              <w:right w:w="120" w:type="dxa"/>
+            </w:tcMar>
+          </w:tcPr>
+          <w:p>
+            <w:pPr>
+              <w:spacing w:before="0" w:after="0" w:line="240" w:lineRule="auto"/>
+              <w:jc w:val="center"/>
+            </w:pPr>
+            <w:r/>
+            <w:r>
+              <w:rPr>
+                <w:rFonts w:ascii="Times New Roman" w:hAnsi="Times New Roman"/>
+                <w:b w:val="0"/>
+                <w:i w:val="0"/>
+                <w:color w:val="000000"/>
+                <w:sz w:val="20"/>
+                <w:rFonts w:ascii="Times New Roman" w:hAnsi="Times New Roman" w:cs="Times New Roman" w:eastAsia="Times New Roman"/>
+              </w:rPr>
+              <w:t>0-49</w:t>
+            </w:r>
+          </w:p>
+        </w:tc>
+      </w:tr>
+    </w:tbl>
+    <w:p>
+      <w:pPr>
+        <w:spacing w:before="240" w:after="120" w:line="240" w:lineRule="auto"/>
+        <w:jc w:val="both"/>
+      </w:pPr>
+    </w:p>
+    <w:p>
+      <w:pPr>
+        <w:spacing w:before="0" w:after="120" w:line="240" w:lineRule="auto"/>
+        <w:jc w:val="both"/>
+      </w:pPr>
+      <w:r>
+        <w:rPr>
+          <w:rFonts w:ascii="Times New Roman" w:hAnsi="Times New Roman"/>
+          <w:b w:val="0"/>
+          <w:i w:val="0"/>
+          <w:color w:val="000000"/>
+          <w:sz w:val="28"/>
+          <w:rFonts w:ascii="Times New Roman" w:hAnsi="Times New Roman" w:cs="Times New Roman" w:eastAsia="Times New Roman"/>
+        </w:rPr>
+        <w:t>Если сумма набранных баллов менее 50 – обучающийся не допускается до промежуточной аттестации.</w:t>
+      </w:r>
+    </w:p>
+    <w:p>
+      <w:pPr>
+        <w:spacing w:before="0" w:after="120" w:line="240" w:lineRule="auto"/>
+        <w:jc w:val="both"/>
+      </w:pPr>
+      <w:r>
+        <w:rPr>
+          <w:rFonts w:ascii="Times New Roman" w:hAnsi="Times New Roman"/>
+          <w:b w:val="0"/>
+          <w:i w:val="0"/>
+          <w:color w:val="000000"/>
+          <w:sz w:val="28"/>
+          <w:rFonts w:ascii="Times New Roman" w:hAnsi="Times New Roman" w:cs="Times New Roman" w:eastAsia="Times New Roman"/>
+        </w:rPr>
+        <w:t>Если сумма баллов составляет от 50 до 100 баллов, обучающийся допускается до промежуточной аттестации.</w:t>
+      </w:r>
+    </w:p>
+    <w:p>
+      <w:pPr>
+        <w:spacing w:before="0" w:after="120" w:line="240" w:lineRule="auto"/>
+        <w:jc w:val="both"/>
+      </w:pPr>
+      <w:r>
+        <w:rPr>
+          <w:rFonts w:ascii="Times New Roman" w:hAnsi="Times New Roman"/>
+          <w:b w:val="0"/>
+          <w:i w:val="0"/>
+          <w:color w:val="000000"/>
+          <w:sz w:val="28"/>
+          <w:rFonts w:ascii="Times New Roman" w:hAnsi="Times New Roman" w:cs="Times New Roman" w:eastAsia="Times New Roman"/>
+        </w:rPr>
+        <w:t>Билет к зачету с оценкой включает 1 теоретический и 2 практических задания. Промежуточная аттестация проводится в письменной форме. Время на подготовку: 60-90 минут. При оценивании результатов обучения по дисциплине в ходе промежуточной аттестации используются следующие критерии и шкала оценки:</w:t>
+      </w:r>
+    </w:p>
+    <w:tbl>
+      <w:tblPr>
+        <w:tblStyle w:val="TableGrid"/>
+        <w:tblW w:type="auto" w:w="0"/>
+        <w:jc w:val="center"/>
+        <w:tblLook w:firstColumn="1" w:firstRow="1" w:lastColumn="0" w:lastRow="0" w:noHBand="0" w:noVBand="1" w:val="04A0"/>
+      </w:tblPr>
+      <w:tblGrid>
+        <w:gridCol w:w="4844"/>
+        <w:gridCol w:w="4844"/>
+      </w:tblGrid>
+      <w:tr>
+        <w:tc>
+          <w:tcPr>
+            <w:tcW w:type="dxa" w:w="2268"/>
+            <w:vAlign w:val="center"/>
+            <w:tcMar>
+              <w:top w:w="100" w:type="dxa"/>
+              <w:bottom w:w="100" w:type="dxa"/>
+              <w:left w:w="120" w:type="dxa"/>
+              <w:right w:w="120" w:type="dxa"/>
+            </w:tcMar>
+            <w:shd w:val="clear" w:color="auto" w:fill="F2F2F2"/>
+          </w:tcPr>
+          <w:p>
+            <w:pPr>
+              <w:spacing w:before="0" w:after="0" w:line="240" w:lineRule="auto"/>
+              <w:jc w:val="center"/>
+            </w:pPr>
+            <w:r/>
+            <w:r>
+              <w:rPr>
+                <w:rFonts w:ascii="Times New Roman" w:hAnsi="Times New Roman"/>
+                <w:b/>
+                <w:i w:val="0"/>
+                <w:color w:val="000000"/>
+                <w:sz w:val="20"/>
+                <w:rFonts w:ascii="Times New Roman" w:hAnsi="Times New Roman" w:cs="Times New Roman" w:eastAsia="Times New Roman"/>
+              </w:rPr>
+              <w:t>Оценка</w:t>
+            </w:r>
+          </w:p>
+        </w:tc>
+        <w:tc>
+          <w:tcPr>
+            <w:tcW w:type="dxa" w:w="6803"/>
+            <w:vAlign w:val="center"/>
+            <w:tcMar>
+              <w:top w:w="100" w:type="dxa"/>
+              <w:bottom w:w="100" w:type="dxa"/>
+              <w:left w:w="120" w:type="dxa"/>
+              <w:right w:w="120" w:type="dxa"/>
+            </w:tcMar>
+            <w:shd w:val="clear" w:color="auto" w:fill="F2F2F2"/>
+          </w:tcPr>
+          <w:p>
+            <w:pPr>
+              <w:spacing w:before="0" w:after="0" w:line="240" w:lineRule="auto"/>
+              <w:jc w:val="center"/>
+            </w:pPr>
+            <w:r/>
+            <w:r>
+              <w:rPr>
+                <w:rFonts w:ascii="Times New Roman" w:hAnsi="Times New Roman"/>
+                <w:b/>
+                <w:i w:val="0"/>
+                <w:color w:val="000000"/>
+                <w:sz w:val="20"/>
+                <w:rFonts w:ascii="Times New Roman" w:hAnsi="Times New Roman" w:cs="Times New Roman" w:eastAsia="Times New Roman"/>
+              </w:rPr>
+              <w:t>Критерии оценки</w:t>
+            </w:r>
+          </w:p>
+        </w:tc>
+      </w:tr>
+      <w:tr>
+        <w:trPr>
+          <w:cantSplit/>
+        </w:trPr>
+        <w:tc>
+          <w:tcPr>
+            <w:tcW w:type="dxa" w:w="2268"/>
+            <w:vAlign w:val="center"/>
+            <w:tcMar>
+              <w:top w:w="100" w:type="dxa"/>
+              <w:bottom w:w="100" w:type="dxa"/>
+              <w:left w:w="120" w:type="dxa"/>
+              <w:right w:w="120" w:type="dxa"/>
+            </w:tcMar>
+          </w:tcPr>
+          <w:p>
+            <w:pPr>
+              <w:spacing w:before="0" w:after="0" w:line="240" w:lineRule="auto"/>
+              <w:jc w:val="center"/>
+            </w:pPr>
+            <w:r/>
+            <w:r>
+              <w:rPr>
+                <w:rFonts w:ascii="Times New Roman" w:hAnsi="Times New Roman"/>
+                <w:b w:val="0"/>
+                <w:i w:val="0"/>
+                <w:color w:val="000000"/>
+                <w:sz w:val="20"/>
+                <w:rFonts w:ascii="Times New Roman" w:hAnsi="Times New Roman" w:cs="Times New Roman" w:eastAsia="Times New Roman"/>
+              </w:rPr>
+              <w:t>«отлично»</w:t>
+            </w:r>
+          </w:p>
+        </w:tc>
+        <w:tc>
+          <w:tcPr>
+            <w:tcW w:type="dxa" w:w="6803"/>
+            <w:vAlign w:val="center"/>
+            <w:tcMar>
+              <w:top w:w="100" w:type="dxa"/>
+              <w:bottom w:w="100" w:type="dxa"/>
+              <w:left w:w="120" w:type="dxa"/>
+              <w:right w:w="120" w:type="dxa"/>
+            </w:tcMar>
+          </w:tcPr>
+          <w:p>
+            <w:pPr>
+              <w:spacing w:before="0" w:after="0" w:line="240" w:lineRule="auto"/>
+              <w:jc w:val="both"/>
+            </w:pPr>
+            <w:r/>
+            <w:r>
+              <w:rPr>
+                <w:rFonts w:ascii="Times New Roman" w:hAnsi="Times New Roman"/>
+                <w:b w:val="0"/>
+                <w:i w:val="0"/>
+                <w:color w:val="000000"/>
+                <w:sz w:val="20"/>
+                <w:rFonts w:ascii="Times New Roman" w:hAnsi="Times New Roman" w:cs="Times New Roman" w:eastAsia="Times New Roman"/>
+              </w:rPr>
+              <w:t>Обучающийся показал всестороннее, систематическое и глубокое знание учебного материала, предусмотренного программой, умение уверенно применять на их практике при решении задач (выполнении заданий), способность полно, правильно и аргументировано отвечать на вопросы и делать необходимые выводы. Свободно использует основную литературу и знаком с дополнительной литературой, рекомендованной программой.</w:t>
+            </w:r>
+          </w:p>
+        </w:tc>
+      </w:tr>
+      <w:tr>
+        <w:trPr>
+          <w:cantSplit/>
+        </w:trPr>
+        <w:tc>
+          <w:tcPr>
+            <w:tcW w:type="dxa" w:w="2268"/>
+            <w:vAlign w:val="center"/>
+            <w:tcMar>
+              <w:top w:w="100" w:type="dxa"/>
+              <w:bottom w:w="100" w:type="dxa"/>
+              <w:left w:w="120" w:type="dxa"/>
+              <w:right w:w="120" w:type="dxa"/>
+            </w:tcMar>
+          </w:tcPr>
+          <w:p>
+            <w:pPr>
+              <w:spacing w:before="0" w:after="0" w:line="240" w:lineRule="auto"/>
+              <w:jc w:val="center"/>
+            </w:pPr>
+            <w:r/>
+            <w:r>
+              <w:rPr>
+                <w:rFonts w:ascii="Times New Roman" w:hAnsi="Times New Roman"/>
+                <w:b w:val="0"/>
+                <w:i w:val="0"/>
+                <w:color w:val="000000"/>
+                <w:sz w:val="20"/>
+                <w:rFonts w:ascii="Times New Roman" w:hAnsi="Times New Roman" w:cs="Times New Roman" w:eastAsia="Times New Roman"/>
+              </w:rPr>
+              <w:t>«хорошо»</w:t>
+            </w:r>
+          </w:p>
+        </w:tc>
+        <w:tc>
+          <w:tcPr>
+            <w:tcW w:type="dxa" w:w="6803"/>
+            <w:vAlign w:val="center"/>
+            <w:tcMar>
+              <w:top w:w="100" w:type="dxa"/>
+              <w:bottom w:w="100" w:type="dxa"/>
+              <w:left w:w="120" w:type="dxa"/>
+              <w:right w:w="120" w:type="dxa"/>
+            </w:tcMar>
+          </w:tcPr>
+          <w:p>
+            <w:pPr>
+              <w:spacing w:before="0" w:after="0" w:line="240" w:lineRule="auto"/>
+              <w:jc w:val="both"/>
+            </w:pPr>
+            <w:r/>
+            <w:r>
+              <w:rPr>
+                <w:rFonts w:ascii="Times New Roman" w:hAnsi="Times New Roman"/>
+                <w:b w:val="0"/>
+                <w:i w:val="0"/>
+                <w:color w:val="000000"/>
+                <w:sz w:val="20"/>
+                <w:rFonts w:ascii="Times New Roman" w:hAnsi="Times New Roman" w:cs="Times New Roman" w:eastAsia="Times New Roman"/>
+              </w:rPr>
+              <w:t>Обучающийся показал полное знание теоретического материала, владение основной литературой, рекомендованной в программе, умение самостоятельно решать задачи (выполнять задания), способность аргументировано отвечать на вопросы и делать необходимые выводы, допускает единичные ошибки, исправляемые после замечания преподавателя. Способен к самостоятельному пополнению и обновлению знаний в ходе дальнейшей учебной работы и профессиональной деятельности.</w:t>
+            </w:r>
+          </w:p>
+        </w:tc>
+      </w:tr>
+      <w:tr>
+        <w:trPr>
+          <w:cantSplit/>
+        </w:trPr>
+        <w:tc>
+          <w:tcPr>
+            <w:tcW w:type="dxa" w:w="2268"/>
+            <w:vAlign w:val="center"/>
+            <w:tcMar>
+              <w:top w:w="100" w:type="dxa"/>
+              <w:bottom w:w="100" w:type="dxa"/>
+              <w:left w:w="120" w:type="dxa"/>
+              <w:right w:w="120" w:type="dxa"/>
+            </w:tcMar>
+          </w:tcPr>
+          <w:p>
+            <w:pPr>
+              <w:spacing w:before="0" w:after="0" w:line="240" w:lineRule="auto"/>
+              <w:jc w:val="center"/>
+            </w:pPr>
+            <w:r/>
+            <w:r>
+              <w:rPr>
+                <w:rFonts w:ascii="Times New Roman" w:hAnsi="Times New Roman"/>
+                <w:b w:val="0"/>
+                <w:i w:val="0"/>
+                <w:color w:val="000000"/>
+                <w:sz w:val="20"/>
+                <w:rFonts w:ascii="Times New Roman" w:hAnsi="Times New Roman" w:cs="Times New Roman" w:eastAsia="Times New Roman"/>
+              </w:rPr>
+              <w:t>«удовлетворительно»</w:t>
+            </w:r>
+          </w:p>
+        </w:tc>
+        <w:tc>
+          <w:tcPr>
+            <w:tcW w:type="dxa" w:w="6803"/>
+            <w:vAlign w:val="center"/>
+            <w:tcMar>
+              <w:top w:w="100" w:type="dxa"/>
+              <w:bottom w:w="100" w:type="dxa"/>
+              <w:left w:w="120" w:type="dxa"/>
+              <w:right w:w="120" w:type="dxa"/>
+            </w:tcMar>
+          </w:tcPr>
+          <w:p>
+            <w:pPr>
+              <w:spacing w:before="0" w:after="0" w:line="240" w:lineRule="auto"/>
+              <w:jc w:val="both"/>
+            </w:pPr>
+            <w:r/>
+            <w:r>
+              <w:rPr>
+                <w:rFonts w:ascii="Times New Roman" w:hAnsi="Times New Roman"/>
+                <w:b w:val="0"/>
+                <w:i w:val="0"/>
+                <w:color w:val="000000"/>
+                <w:sz w:val="20"/>
+                <w:rFonts w:ascii="Times New Roman" w:hAnsi="Times New Roman" w:cs="Times New Roman" w:eastAsia="Times New Roman"/>
+              </w:rPr>
+              <w:t>Обучающийся демонстрирует неполное или фрагментарное знание основного учебного материала, допускает существенные ошибки в его изложении, испытывает затруднения и допускает ошибки при выполнении заданий (решении задач), выполняет задание при подсказке преподавателя, затрудняется в формулировке выводов. Владеет знанием основных разделов, необходимых для дальнейшего обучения, знаком с основной и дополнительной литературой, рекомендованной программой.</w:t>
+            </w:r>
+          </w:p>
+        </w:tc>
+      </w:tr>
+      <w:tr>
+        <w:trPr>
+          <w:cantSplit/>
+        </w:trPr>
+        <w:tc>
+          <w:tcPr>
+            <w:tcW w:type="dxa" w:w="2268"/>
+            <w:vAlign w:val="center"/>
+            <w:tcMar>
+              <w:top w:w="100" w:type="dxa"/>
+              <w:bottom w:w="100" w:type="dxa"/>
+              <w:left w:w="120" w:type="dxa"/>
+              <w:right w:w="120" w:type="dxa"/>
+            </w:tcMar>
+          </w:tcPr>
+          <w:p>
+            <w:pPr>
+              <w:spacing w:before="0" w:after="0" w:line="240" w:lineRule="auto"/>
+              <w:jc w:val="center"/>
+            </w:pPr>
+            <w:r/>
+            <w:r>
+              <w:rPr>
+                <w:rFonts w:ascii="Times New Roman" w:hAnsi="Times New Roman"/>
+                <w:b w:val="0"/>
+                <w:i w:val="0"/>
+                <w:color w:val="000000"/>
+                <w:sz w:val="20"/>
+                <w:rFonts w:ascii="Times New Roman" w:hAnsi="Times New Roman" w:cs="Times New Roman" w:eastAsia="Times New Roman"/>
+              </w:rPr>
+              <w:t>«неудовлетворительно»</w:t>
+            </w:r>
+          </w:p>
+        </w:tc>
+        <w:tc>
+          <w:tcPr>
+            <w:tcW w:type="dxa" w:w="6803"/>
+            <w:vAlign w:val="center"/>
+            <w:tcMar>
+              <w:top w:w="100" w:type="dxa"/>
+              <w:bottom w:w="100" w:type="dxa"/>
+              <w:left w:w="120" w:type="dxa"/>
+              <w:right w:w="120" w:type="dxa"/>
+            </w:tcMar>
+          </w:tcPr>
+          <w:p>
+            <w:pPr>
+              <w:spacing w:before="0" w:after="0" w:line="240" w:lineRule="auto"/>
+              <w:jc w:val="both"/>
+            </w:pPr>
+            <w:r/>
+            <w:r>
+              <w:rPr>
+                <w:rFonts w:ascii="Times New Roman" w:hAnsi="Times New Roman"/>
+                <w:b w:val="0"/>
+                <w:i w:val="0"/>
+                <w:color w:val="000000"/>
+                <w:sz w:val="20"/>
+                <w:rFonts w:ascii="Times New Roman" w:hAnsi="Times New Roman" w:cs="Times New Roman" w:eastAsia="Times New Roman"/>
+              </w:rPr>
+              <w:t>Обучающийся при ответе демонстрирует существенные пробелы в знаниях основного учебного материала, допускает грубые ошибки в формулировании основных понятий и при решении типовых задач (при выполнении типовых заданий), не способен ответить на наводящие вопросы преподавателя. Оценка ставится обучающимся, которые не могут продолжить обучение или приступить к профессиональной деятельности по окончании образовательного учреждения без дополнительных занятий по рассматриваемой дисциплине.</w:t>
             </w:r>
           </w:p>
         </w:tc>
